--- a/press-pack/Red_Row_Estate_Press_Pack.docx
+++ b/press-pack/Red_Row_Estate_Press_Pack.docx
@@ -33,7 +33,7 @@
                     </pic:cNvPicPr>
                   </pic:nvPicPr>
                   <pic:blipFill>
-                    <a:blip r:embed="rId28" cstate="none"/>
+                    <a:blip r:embed="rId29" cstate="none"/>
                     <a:srcRect/>
                     <a:stretch>
                       <a:fillRect/>
@@ -422,7 +422,7 @@
           <w:sz w:val="21"/>
           <w:szCs w:val="21"/>
         </w:rPr>
-        <w:t xml:space="preserve">This pack is written to be lifted from. Every section stands alone, every figure is one the estate is willing to be quoted on, and every image plate marks a photograph the estate can supply at print resolution, or arrange to have taken. Where a claim rests on family memory rather than a document, we say so, and the verification notes at the back set out what is still being checked.</w:t>
+        <w:t xml:space="preserve">This pack is written to be lifted from. Every section stands alone, every figure not flagged for checking is one the estate is willing to be quoted on, and every image plate marks a photograph the estate can supply at print resolution, or arrange to have taken. Where a claim rests on family memory rather than a document, we say so, and the verification notes at the back set out what is still being checked.</w:t>
       </w:r>
     </w:p>
     <w:p>
@@ -546,7 +546,7 @@
                 <w:sz w:val="19"/>
                 <w:szCs w:val="19"/>
               </w:rPr>
-              <w:t xml:space="preserve">   Bobby Shafto's cottage, restored</w:t>
+              <w:t xml:space="preserve">   A 1690s cottage, restored</w:t>
             </w:r>
           </w:p>
           <w:p>
@@ -572,7 +572,7 @@
                 <w:sz w:val="19"/>
                 <w:szCs w:val="19"/>
               </w:rPr>
-              <w:t xml:space="preserve">   1690 to 2026 on one page</w:t>
+              <w:t xml:space="preserve">   1690 to 2026</w:t>
             </w:r>
           </w:p>
           <w:p>
@@ -650,7 +650,7 @@
                 <w:sz w:val="19"/>
                 <w:szCs w:val="19"/>
               </w:rPr>
-              <w:t xml:space="preserve">   Aston Workshop, Car Barn, The Hill</w:t>
+              <w:t xml:space="preserve">   Aston Workshop and Car Barn</w:t>
             </w:r>
           </w:p>
           <w:p>
@@ -775,7 +775,7 @@
                 <w:sz w:val="19"/>
                 <w:szCs w:val="19"/>
               </w:rPr>
-              <w:t xml:space="preserve">   Farmer, restorer, publican, host</w:t>
+              <w:t xml:space="preserve">   Farmer, restorer, publican</w:t>
             </w:r>
           </w:p>
           <w:p>
@@ -827,7 +827,7 @@
                 <w:sz w:val="19"/>
                 <w:szCs w:val="19"/>
               </w:rPr>
-              <w:t xml:space="preserve">   Numbers, descriptions, contacts</w:t>
+              <w:t xml:space="preserve">   Numbers and contacts</w:t>
             </w:r>
           </w:p>
           <w:p>
@@ -853,7 +853,7 @@
                 <w:sz w:val="19"/>
                 <w:szCs w:val="19"/>
               </w:rPr>
-              <w:t xml:space="preserve">   Plates, briefs, existing sources</w:t>
+              <w:t xml:space="preserve">   Plates and shot briefs</w:t>
             </w:r>
           </w:p>
           <w:p>
@@ -870,7 +870,7 @@
                 <w:sz w:val="19"/>
                 <w:szCs w:val="19"/>
               </w:rPr>
-              <w:t xml:space="preserve">13  Editor's notes</w:t>
+              <w:t xml:space="preserve">13  Notes and checks</w:t>
             </w:r>
             <w:r>
               <w:rPr>
@@ -879,7 +879,7 @@
                 <w:sz w:val="19"/>
                 <w:szCs w:val="19"/>
               </w:rPr>
-              <w:t xml:space="preserve">   Verified, family account, checking</w:t>
+              <w:t xml:space="preserve">   What is still being checked</w:t>
             </w:r>
           </w:p>
         </w:tc>
@@ -1009,7 +1009,7 @@
                           </pic:cNvPicPr>
                         </pic:nvPicPr>
                         <pic:blipFill>
-                          <a:blip r:embed="rId29" cstate="none"/>
+                          <a:blip r:embed="rId30" cstate="none"/>
                           <a:srcRect/>
                           <a:stretch>
                             <a:fillRect/>
@@ -1096,7 +1096,7 @@
                 <w:sz w:val="21"/>
                 <w:szCs w:val="21"/>
               </w:rPr>
-              <w:t xml:space="preserve">ed Row Estate sits high on the side of the Beamish conservation valley in County Durham, a mile from Beamish Museum, the most visited attraction in the North East, and within a stroll of Causey Arch, the oldest surviving single-arch railway bridge in the world. Tanfield Railway, the oldest railway in the world still running, is the next valley over.</w:t>
+              <w:t xml:space="preserve">ed Row Estate sits high on the side of the Beamish conservation valley in County Durham, a mile from Beamish Museum, one of the North East's most visited attractions, and within a stroll of Causey Arch, the oldest surviving single-arch railway bridge in the world. Tanfield Railway, which bills itself as the world's oldest railway, is the next valley over.</w:t>
             </w:r>
           </w:p>
           <w:p>
@@ -1134,7 +1134,7 @@
           <w:sz w:val="21"/>
           <w:szCs w:val="21"/>
         </w:rPr>
-        <w:t xml:space="preserve">What began around 1690 as a row of quarrymen's and colliers' cottages is now home to a 300-year-old inn and restaurant, more than twenty bedrooms across three very different places to stay, two licensed wedding venues, an internationally known Aston Martin specialist, a sports and classic car showroom that is an official Caterham retailer, and free overnight stopovers for motorhomes and campervans. Everything on the estate is owned and run by one family, the Fountains, who have lived on Red Row for forty-five years.</w:t>
+        <w:t xml:space="preserve">What began around 1690 as a row of quarrymen's and colliers' cottages is now home to a 300-year-old inn and restaurant, eighteen bedrooms across three very different places to stay, two licensed wedding venues, an internationally known Aston Martin specialist, a sports and classic car showroom that is an official Caterham retailer, and free overnight stopovers for motorhomes and campervans. Everything on the estate is owned and run by one family, the Fountains, who have lived on Red Row for forty-five years.</w:t>
       </w:r>
     </w:p>
     <w:tbl>
@@ -1442,7 +1442,7 @@
                 <w:sz w:val="21"/>
                 <w:szCs w:val="21"/>
               </w:rPr>
-              <w:t xml:space="preserve">Lavender field, woodland, orchards and ten acres of kitchen garden</w:t>
+              <w:t xml:space="preserve">Lavender field, woodland and ten acres of vegetable gardens and orchards</w:t>
             </w:r>
           </w:p>
           <w:p>
@@ -1469,7 +1469,7 @@
     </w:tbl>
     <w:p>
       <w:pPr>
-        <w:spacing w:after="0" w:before="160"/>
+        <w:spacing w:after="20" w:before="160"/>
         <w:jc w:val="center"/>
       </w:pPr>
       <w:r>
@@ -1482,6 +1482,22 @@
           <w:szCs w:val="26"/>
         </w:rPr>
         <w:t xml:space="preserve">“A glorious thirty-seven-acre sprawl with lavender field and woodland, riddled with wildlife and farmyard antiques.”</w:t>
+      </w:r>
+    </w:p>
+    <w:p>
+      <w:pPr>
+        <w:spacing w:after="0" w:before="0"/>
+        <w:jc w:val="center"/>
+      </w:pPr>
+      <w:r>
+        <w:rPr>
+          <w:rFonts w:ascii="Cinzel" w:cs="Cinzel" w:eastAsia="Cinzel" w:hAnsi="Cinzel"/>
+          <w:color w:val="6B6B6B"/>
+          <w:spacing w:val="50"/>
+          <w:sz w:val="12"/>
+          <w:szCs w:val="12"/>
+        </w:rPr>
+        <w:t xml:space="preserve">FROM THE ESTATE'S OWN DESCRIPTION OF RED ROW</w:t>
       </w:r>
     </w:p>
     <w:p>
@@ -1545,7 +1561,7 @@
           <w:sz w:val="27"/>
           <w:szCs w:val="27"/>
         </w:rPr>
-        <w:t xml:space="preserve">  Bobby Shafto's cottage, twenty-eight souls, one long restoration  </w:t>
+        <w:t xml:space="preserve">  A Shafto estate cottage, twenty-eight souls, one long restoration  </w:t>
       </w:r>
     </w:p>
     <w:p>
@@ -1557,276 +1573,9 @@
       <w:r>
         <w:drawing>
           <wp:inline distT="0" distB="0" distL="0" distR="0">
-            <wp:extent cx="5972175" cy="3733800"/>
+            <wp:extent cx="5372100" cy="3362325"/>
             <wp:effectExtent t="0" r="0" b="0" l="0"/>
             <wp:docPr id="3" name="" descr="" title=""/>
-            <wp:cNvGraphicFramePr>
-              <a:graphicFrameLocks xmlns:a="http://schemas.openxmlformats.org/drawingml/2006/main" noChangeAspect="1"/>
-            </wp:cNvGraphicFramePr>
-            <a:graphic xmlns:a="http://schemas.openxmlformats.org/drawingml/2006/main">
-              <a:graphicData uri="http://schemas.openxmlformats.org/drawingml/2006/picture">
-                <pic:pic xmlns:pic="http://schemas.openxmlformats.org/drawingml/2006/picture">
-                  <pic:nvPicPr>
-                    <pic:cNvPr id="0" name="" descr=""/>
-                    <pic:cNvPicPr>
-                      <a:picLocks noChangeAspect="1" noChangeArrowheads="1"/>
-                    </pic:cNvPicPr>
-                  </pic:nvPicPr>
-                  <pic:blipFill>
-                    <a:blip r:embed="rId30" cstate="none"/>
-                    <a:srcRect/>
-                    <a:stretch>
-                      <a:fillRect/>
-                    </a:stretch>
-                  </pic:blipFill>
-                  <pic:spPr bwMode="auto">
-                    <a:xfrm>
-                      <a:off x="0" y="0"/>
-                      <a:ext cx="5972175" cy="3733800"/>
-                    </a:xfrm>
-                    <a:prstGeom prst="rect">
-                      <a:avLst/>
-                    </a:prstGeom>
-                  </pic:spPr>
-                </pic:pic>
-              </a:graphicData>
-            </a:graphic>
-          </wp:inline>
-        </w:drawing>
-      </w:r>
-    </w:p>
-    <w:p>
-      <w:pPr>
-        <w:spacing w:after="220" w:before="0"/>
-        <w:jc w:val="center"/>
-      </w:pPr>
-      <w:r>
-        <w:rPr>
-          <w:rFonts w:ascii="Lato Light" w:cs="Lato Light" w:eastAsia="Lato Light" w:hAnsi="Lato Light"/>
-          <w:i/>
-          <w:iCs/>
-          <w:color w:val="6B6B6B"/>
-          <w:sz w:val="16"/>
-          <w:szCs w:val="16"/>
-        </w:rPr>
-        <w:t xml:space="preserve">Plate 02 · The Black Horse at dusk, lights in the windows, the row of cottages behind.</w:t>
-      </w:r>
-    </w:p>
-    <w:p>
-      <w:pPr>
-        <w:sectPr>
-          <w:footerReference w:type="default" r:id="rId9"/>
-          <w:type w:val="continuous"/>
-          <w:pgSz w:w="11906" w:h="16838" w:orient="portrait"/>
-          <w:pgMar w:top="1250" w:right="1250" w:bottom="1150" w:left="1250" w:header="500" w:footer="560" w:gutter="0"/>
-          <w:pgNumType/>
-          <w:docGrid w:linePitch="360"/>
-        </w:sectPr>
-      </w:pPr>
-    </w:p>
-    <w:p>
-      <w:pPr>
-        <w:keepNext/>
-        <w:spacing w:after="40" w:before="180"/>
-      </w:pPr>
-      <w:r>
-        <w:rPr>
-          <w:rFonts w:ascii="Cinzel" w:cs="Cinzel" w:eastAsia="Cinzel" w:hAnsi="Cinzel"/>
-          <w:color w:val="7A2E2B"/>
-          <w:spacing w:val="40"/>
-          <w:sz w:val="16"/>
-          <w:szCs w:val="16"/>
-        </w:rPr>
-        <w:t xml:space="preserve">Bobby Shafto's cottages</w:t>
-      </w:r>
-    </w:p>
-    <w:p>
-      <w:pPr>
-        <w:spacing w:after="140" w:before="0" w:line="288" w:lineRule="auto"/>
-      </w:pPr>
-      <w:r>
-        <w:rPr>
-          <w:rFonts w:ascii="Cormorant Garamond SemiBold" w:cs="Cormorant Garamond SemiBold" w:eastAsia="Cormorant Garamond SemiBold" w:hAnsi="Cormorant Garamond SemiBold"/>
-          <w:color w:val="7A2E2B"/>
-          <w:sz w:val="52"/>
-          <w:szCs w:val="52"/>
-        </w:rPr>
-        <w:t xml:space="preserve">T</w:t>
-      </w:r>
-      <w:r>
-        <w:rPr>
-          <w:rFonts w:ascii="Lato" w:cs="Lato" w:eastAsia="Lato" w:hAnsi="Lato"/>
-          <w:color w:val="1F1F1F"/>
-          <w:sz w:val="21"/>
-          <w:szCs w:val="21"/>
-        </w:rPr>
-        <w:t xml:space="preserve">he building that is now the Black Horse was put up around 1690 as the first and largest of ten cottages on Red Row, on the Beamish estate of Bobby Shafto, MP for County Durham and the subject of the song every child in the North East can still sing. The leases came with a condition: each cottage had to provide one able-bodied man for the quarry or the pit.</w:t>
-      </w:r>
-    </w:p>
-    <w:p>
-      <w:pPr>
-        <w:spacing w:after="140" w:before="0" w:line="288" w:lineRule="auto"/>
-        <w:jc w:val="left"/>
-      </w:pPr>
-      <w:r>
-        <w:rPr>
-          <w:rFonts w:ascii="Lato" w:cs="Lato" w:eastAsia="Lato" w:hAnsi="Lato"/>
-          <w:color w:val="1F1F1F"/>
-          <w:sz w:val="21"/>
-          <w:szCs w:val="21"/>
-        </w:rPr>
-        <w:t xml:space="preserve">A lease survives in the Shafto (Beamish) Papers at Durham University for a dwelling house at Beamish Red Row dated 1740, and it refers to an earlier lease still. The row was never grand. It was where the men who cut Beamish stone and Beamish coal came home to.</w:t>
-      </w:r>
-    </w:p>
-    <w:p>
-      <w:pPr>
-        <w:keepNext/>
-        <w:spacing w:after="40" w:before="180"/>
-      </w:pPr>
-      <w:r>
-        <w:rPr>
-          <w:rFonts w:ascii="Cinzel" w:cs="Cinzel" w:eastAsia="Cinzel" w:hAnsi="Cinzel"/>
-          <w:color w:val="7A2E2B"/>
-          <w:spacing w:val="40"/>
-          <w:sz w:val="16"/>
-          <w:szCs w:val="16"/>
-        </w:rPr>
-        <w:t xml:space="preserve">Twenty-eight under one roof</w:t>
-      </w:r>
-    </w:p>
-    <w:p>
-      <w:pPr>
-        <w:spacing w:after="140" w:before="0" w:line="288" w:lineRule="auto"/>
-        <w:jc w:val="left"/>
-      </w:pPr>
-      <w:r>
-        <w:rPr>
-          <w:rFonts w:ascii="Lato" w:cs="Lato" w:eastAsia="Lato" w:hAnsi="Lato"/>
-          <w:color w:val="1F1F1F"/>
-          <w:sz w:val="21"/>
-          <w:szCs w:val="21"/>
-        </w:rPr>
-        <w:t xml:space="preserve">By the 1851 census, twenty-eight people were living at the Black Horse: colliery workers and their children, domestic servants and, the census notes, scholars. The house had become a licensed public house by about 1850, and it has been one ever since.</w:t>
-      </w:r>
-    </w:p>
-    <w:p>
-      <w:pPr>
-        <w:keepNext/>
-        <w:spacing w:after="40" w:before="180"/>
-      </w:pPr>
-      <w:r>
-        <w:rPr>
-          <w:rFonts w:ascii="Cinzel" w:cs="Cinzel" w:eastAsia="Cinzel" w:hAnsi="Cinzel"/>
-          <w:color w:val="7A2E2B"/>
-          <w:spacing w:val="40"/>
-          <w:sz w:val="16"/>
-          <w:szCs w:val="16"/>
-        </w:rPr>
-        <w:t xml:space="preserve">The matchbox bar</w:t>
-      </w:r>
-    </w:p>
-    <w:p>
-      <w:pPr>
-        <w:spacing w:after="140" w:before="0" w:line="288" w:lineRule="auto"/>
-        <w:jc w:val="left"/>
-      </w:pPr>
-      <w:r>
-        <w:rPr>
-          <w:rFonts w:ascii="Lato" w:cs="Lato" w:eastAsia="Lato" w:hAnsi="Lato"/>
-          <w:color w:val="1F1F1F"/>
-          <w:sz w:val="21"/>
-          <w:szCs w:val="21"/>
-        </w:rPr>
-        <w:t xml:space="preserve">Earlier landlords brought matchboxes back from every journey they made and pinned them up around the bar. The collection grew into a tradition, and the tradition became part of the character of the room. It is the sort of detail that photographs beautifully and that regulars still talk about.</w:t>
-      </w:r>
-    </w:p>
-    <w:p>
-      <w:pPr>
-        <w:keepNext/>
-        <w:spacing w:after="40" w:before="180"/>
-      </w:pPr>
-      <w:r>
-        <w:rPr>
-          <w:rFonts w:ascii="Cinzel" w:cs="Cinzel" w:eastAsia="Cinzel" w:hAnsi="Cinzel"/>
-          <w:color w:val="7A2E2B"/>
-          <w:spacing w:val="40"/>
-          <w:sz w:val="16"/>
-          <w:szCs w:val="16"/>
-        </w:rPr>
-        <w:t xml:space="preserve">Four years, one pub</w:t>
-      </w:r>
-    </w:p>
-    <w:p>
-      <w:pPr>
-        <w:spacing w:after="140" w:before="0" w:line="288" w:lineRule="auto"/>
-        <w:jc w:val="left"/>
-      </w:pPr>
-      <w:r>
-        <w:rPr>
-          <w:rFonts w:ascii="Lato" w:cs="Lato" w:eastAsia="Lato" w:hAnsi="Lato"/>
-          <w:color w:val="1F1F1F"/>
-          <w:sz w:val="21"/>
-          <w:szCs w:val="21"/>
-        </w:rPr>
-        <w:t xml:space="preserve">Bob Fountain, whose Aston Martin workshop already sat next door, bought the Black Horse in 2006. He had first drunk in it more than three decades earlier. The restoration took four years and the pub reopened in 2010 with its flagstone floors, its open fires and, in the words of CAMRA's Durham branch listing, all of its 300-year-old charm and atmosphere intact. Within a decade it had become one of the best-known gastro pubs in the region and a wedding and events venue in its own right.</w:t>
-      </w:r>
-    </w:p>
-    <w:p>
-      <w:pPr>
-        <w:keepNext/>
-        <w:spacing w:after="40" w:before="180"/>
-      </w:pPr>
-      <w:r>
-        <w:rPr>
-          <w:rFonts w:ascii="Cinzel" w:cs="Cinzel" w:eastAsia="Cinzel" w:hAnsi="Cinzel"/>
-          <w:color w:val="7A2E2B"/>
-          <w:spacing w:val="40"/>
-          <w:sz w:val="16"/>
-          <w:szCs w:val="16"/>
-        </w:rPr>
-        <w:t xml:space="preserve">Today</w:t>
-      </w:r>
-    </w:p>
-    <w:p>
-      <w:pPr>
-        <w:spacing w:after="140" w:before="0" w:line="288" w:lineRule="auto"/>
-        <w:jc w:val="left"/>
-      </w:pPr>
-      <w:r>
-        <w:rPr>
-          <w:rFonts w:ascii="Lato" w:cs="Lato" w:eastAsia="Lato" w:hAnsi="Lato"/>
-          <w:color w:val="1F1F1F"/>
-          <w:sz w:val="21"/>
-          <w:szCs w:val="21"/>
-        </w:rPr>
-        <w:t xml:space="preserve">The Black Horse serves breakfast every day, dines all day Monday to Saturday, and gives Sunday over entirely to a lunch menu that changes every week. Afternoon tea comes classic, with Prosecco, as a Gentleman's version with hearty bites, or in a children's size. The bar keeps two changing cask ales, with Theakston and Timothy Taylor regulars. Dogs are welcome in the bar and the courtyard, there is a play park for children, and ten acres of the estate's own vegetable gardens and orchards stand behind the phrase field to plate.</w:t>
-      </w:r>
-    </w:p>
-    <w:p>
-      <w:pPr>
-        <w:sectPr>
-          <w:footerReference w:type="default" r:id="rId10"/>
-          <w:type w:val="continuous"/>
-          <w:pgSz w:w="11906" w:h="16838" w:orient="portrait"/>
-          <w:pgMar w:top="1250" w:right="1250" w:bottom="1150" w:left="1250" w:header="500" w:footer="560" w:gutter="0"/>
-          <w:pgNumType/>
-          <w:cols w:space="520" w:num="2" w:sep="false"/>
-          <w:docGrid w:linePitch="360"/>
-        </w:sectPr>
-      </w:pPr>
-    </w:p>
-    <w:p>
-      <w:pPr>
-        <w:keepNext/>
-        <w:spacing w:after="40" w:before="120"/>
-        <w:jc w:val="center"/>
-      </w:pPr>
-      <w:r>
-        <w:drawing>
-          <wp:inline distT="0" distB="0" distL="0" distR="0">
-            <wp:extent cx="5972175" cy="3733800"/>
-            <wp:effectExtent t="0" r="0" b="0" l="0"/>
-            <wp:docPr id="4" name="" descr="" title=""/>
             <wp:cNvGraphicFramePr>
               <a:graphicFrameLocks xmlns:a="http://schemas.openxmlformats.org/drawingml/2006/main" noChangeAspect="1"/>
             </wp:cNvGraphicFramePr>
@@ -1849,7 +1598,7 @@
                   <pic:spPr bwMode="auto">
                     <a:xfrm>
                       <a:off x="0" y="0"/>
-                      <a:ext cx="5972175" cy="3733800"/>
+                      <a:ext cx="5372100" cy="3362325"/>
                     </a:xfrm>
                     <a:prstGeom prst="rect">
                       <a:avLst/>
@@ -1876,8 +1625,407 @@
           <w:sz w:val="16"/>
           <w:szCs w:val="16"/>
         </w:rPr>
-        <w:t xml:space="preserve">Plate 03 · Firelight and flagstones: the bar, the fire and the matchbox collection.</w:t>
-      </w:r>
+        <w:t xml:space="preserve">Plate 02 · The Black Horse at dusk, lights in the windows, the row of cottages behind.</w:t>
+      </w:r>
+    </w:p>
+    <w:p>
+      <w:pPr>
+        <w:sectPr>
+          <w:footerReference w:type="default" r:id="rId9"/>
+          <w:type w:val="continuous"/>
+          <w:pgSz w:w="11906" w:h="16838" w:orient="portrait"/>
+          <w:pgMar w:top="1250" w:right="1250" w:bottom="1150" w:left="1250" w:header="500" w:footer="560" w:gutter="0"/>
+          <w:pgNumType/>
+          <w:docGrid w:linePitch="360"/>
+        </w:sectPr>
+      </w:pPr>
+    </w:p>
+    <w:p>
+      <w:pPr>
+        <w:keepNext/>
+        <w:spacing w:after="40" w:before="180"/>
+      </w:pPr>
+      <w:r>
+        <w:rPr>
+          <w:rFonts w:ascii="Cinzel" w:cs="Cinzel" w:eastAsia="Cinzel" w:hAnsi="Cinzel"/>
+          <w:color w:val="7A2E2B"/>
+          <w:spacing w:val="40"/>
+          <w:sz w:val="16"/>
+          <w:szCs w:val="16"/>
+        </w:rPr>
+        <w:t xml:space="preserve">The Shafto estate cottages</w:t>
+      </w:r>
+    </w:p>
+    <w:p>
+      <w:pPr>
+        <w:spacing w:after="140" w:before="0" w:line="288" w:lineRule="auto"/>
+      </w:pPr>
+      <w:r>
+        <w:rPr>
+          <w:rFonts w:ascii="Cormorant Garamond SemiBold" w:cs="Cormorant Garamond SemiBold" w:eastAsia="Cormorant Garamond SemiBold" w:hAnsi="Cormorant Garamond SemiBold"/>
+          <w:color w:val="7A2E2B"/>
+          <w:sz w:val="52"/>
+          <w:szCs w:val="52"/>
+        </w:rPr>
+        <w:t xml:space="preserve">T</w:t>
+      </w:r>
+      <w:r>
+        <w:rPr>
+          <w:rFonts w:ascii="Lato" w:cs="Lato" w:eastAsia="Lato" w:hAnsi="Lato"/>
+          <w:color w:val="1F1F1F"/>
+          <w:sz w:val="21"/>
+          <w:szCs w:val="21"/>
+        </w:rPr>
+        <w:t xml:space="preserve">he building that is now the Black Horse was put up around 1690 as the first and largest of ten cottages on Red Row, on the Shafto family's Beamish estate. This is the family of Bobby Shafto, MP for County Durham and the subject of the song every child in the North East can still sing. The leases came with a condition: each cottage had to provide one able-bodied man for the quarry or the pit.</w:t>
+      </w:r>
+    </w:p>
+    <w:p>
+      <w:pPr>
+        <w:spacing w:after="140" w:before="0" w:line="288" w:lineRule="auto"/>
+        <w:jc w:val="left"/>
+      </w:pPr>
+      <w:r>
+        <w:rPr>
+          <w:rFonts w:ascii="Lato" w:cs="Lato" w:eastAsia="Lato" w:hAnsi="Lato"/>
+          <w:color w:val="1F1F1F"/>
+          <w:sz w:val="21"/>
+          <w:szCs w:val="21"/>
+        </w:rPr>
+        <w:t xml:space="preserve">A lease survives in the Shafto (Beamish) Papers at Durham University for a dwelling house at Beamish Red Row dated 1740, and it refers to an earlier lease still. The row was never grand. It was where the men who cut Beamish stone and Beamish coal came home to.</w:t>
+      </w:r>
+    </w:p>
+    <w:p>
+      <w:pPr>
+        <w:keepNext/>
+        <w:spacing w:after="40" w:before="180"/>
+      </w:pPr>
+      <w:r>
+        <w:rPr>
+          <w:rFonts w:ascii="Cinzel" w:cs="Cinzel" w:eastAsia="Cinzel" w:hAnsi="Cinzel"/>
+          <w:color w:val="7A2E2B"/>
+          <w:spacing w:val="40"/>
+          <w:sz w:val="16"/>
+          <w:szCs w:val="16"/>
+        </w:rPr>
+        <w:t xml:space="preserve">Twenty-eight under one roof</w:t>
+      </w:r>
+    </w:p>
+    <w:p>
+      <w:pPr>
+        <w:spacing w:after="140" w:before="0" w:line="288" w:lineRule="auto"/>
+        <w:jc w:val="left"/>
+      </w:pPr>
+      <w:r>
+        <w:rPr>
+          <w:rFonts w:ascii="Lato" w:cs="Lato" w:eastAsia="Lato" w:hAnsi="Lato"/>
+          <w:color w:val="1F1F1F"/>
+          <w:sz w:val="21"/>
+          <w:szCs w:val="21"/>
+        </w:rPr>
+        <w:t xml:space="preserve">By the 1851 census, twenty-eight people were living at the Black Horse: colliery workers and their children, domestic servants and, the census notes, scholars. The house had become a licensed public house by about 1850, and it has been one ever since.</w:t>
+      </w:r>
+    </w:p>
+    <w:p>
+      <w:pPr>
+        <w:keepNext/>
+        <w:spacing w:after="40" w:before="180"/>
+      </w:pPr>
+      <w:r>
+        <w:rPr>
+          <w:rFonts w:ascii="Cinzel" w:cs="Cinzel" w:eastAsia="Cinzel" w:hAnsi="Cinzel"/>
+          <w:color w:val="7A2E2B"/>
+          <w:spacing w:val="40"/>
+          <w:sz w:val="16"/>
+          <w:szCs w:val="16"/>
+        </w:rPr>
+        <w:t xml:space="preserve">The matchbox bar</w:t>
+      </w:r>
+    </w:p>
+    <w:p>
+      <w:pPr>
+        <w:spacing w:after="140" w:before="0" w:line="288" w:lineRule="auto"/>
+        <w:jc w:val="left"/>
+      </w:pPr>
+      <w:r>
+        <w:rPr>
+          <w:rFonts w:ascii="Lato" w:cs="Lato" w:eastAsia="Lato" w:hAnsi="Lato"/>
+          <w:color w:val="1F1F1F"/>
+          <w:sz w:val="21"/>
+          <w:szCs w:val="21"/>
+        </w:rPr>
+        <w:t xml:space="preserve">Earlier landlords brought matchboxes back from every journey they made and pinned them up around the bar. The collection grew into a tradition, and the tradition became part of the character of the room. It is the sort of detail that photographs beautifully and that regulars still talk about.</w:t>
+      </w:r>
+    </w:p>
+    <w:p>
+      <w:pPr>
+        <w:keepNext/>
+        <w:spacing w:after="40" w:before="180"/>
+      </w:pPr>
+      <w:r>
+        <w:rPr>
+          <w:rFonts w:ascii="Cinzel" w:cs="Cinzel" w:eastAsia="Cinzel" w:hAnsi="Cinzel"/>
+          <w:color w:val="7A2E2B"/>
+          <w:spacing w:val="40"/>
+          <w:sz w:val="16"/>
+          <w:szCs w:val="16"/>
+        </w:rPr>
+        <w:t xml:space="preserve">Four years, one pub</w:t>
+      </w:r>
+    </w:p>
+    <w:p>
+      <w:pPr>
+        <w:spacing w:after="140" w:before="0" w:line="288" w:lineRule="auto"/>
+        <w:jc w:val="left"/>
+      </w:pPr>
+      <w:r>
+        <w:rPr>
+          <w:rFonts w:ascii="Lato" w:cs="Lato" w:eastAsia="Lato" w:hAnsi="Lato"/>
+          <w:color w:val="1F1F1F"/>
+          <w:sz w:val="21"/>
+          <w:szCs w:val="21"/>
+        </w:rPr>
+        <w:t xml:space="preserve">Bob Fountain, whose Aston Martin workshop already sat next door, bought the Black Horse in 2006. He had first drunk in it more than three decades earlier. The restoration took four years and the pub reopened in 2010 with its flagstone floors, its open fires and three centuries of character intact; CAMRA's Durham branch lists it as a pub that kept its atmosphere. Within a decade it had become one of the best-known gastro pubs in the region and a wedding and events venue in its own right.</w:t>
+      </w:r>
+    </w:p>
+    <w:p>
+      <w:pPr>
+        <w:keepNext/>
+        <w:spacing w:after="40" w:before="180"/>
+      </w:pPr>
+      <w:r>
+        <w:rPr>
+          <w:rFonts w:ascii="Cinzel" w:cs="Cinzel" w:eastAsia="Cinzel" w:hAnsi="Cinzel"/>
+          <w:color w:val="7A2E2B"/>
+          <w:spacing w:val="40"/>
+          <w:sz w:val="16"/>
+          <w:szCs w:val="16"/>
+        </w:rPr>
+        <w:t xml:space="preserve">Today</w:t>
+      </w:r>
+    </w:p>
+    <w:p>
+      <w:pPr>
+        <w:spacing w:after="140" w:before="0" w:line="288" w:lineRule="auto"/>
+        <w:jc w:val="left"/>
+      </w:pPr>
+      <w:r>
+        <w:rPr>
+          <w:rFonts w:ascii="Lato" w:cs="Lato" w:eastAsia="Lato" w:hAnsi="Lato"/>
+          <w:color w:val="1F1F1F"/>
+          <w:sz w:val="21"/>
+          <w:szCs w:val="21"/>
+        </w:rPr>
+        <w:t xml:space="preserve">The Black Horse serves breakfast every day, dines all day Monday to Saturday, and gives Sunday over entirely to a lunch menu that changes every week. Afternoon tea comes in three versions: classic, with or without a glass of Prosecco; a Gentleman's tea with heartier bites; and a children's size. The bar keeps two changing cask ales, with Theakston and Timothy Taylor regulars. Dogs are welcome in the bar and the courtyard, there is a play park for children, and ten acres of the estate's own vegetable gardens and orchards stand behind the phrase ‘field to plate’.</w:t>
+      </w:r>
+    </w:p>
+    <w:p>
+      <w:pPr>
+        <w:sectPr>
+          <w:footerReference w:type="default" r:id="rId10"/>
+          <w:type w:val="continuous"/>
+          <w:pgSz w:w="11906" w:h="16838" w:orient="portrait"/>
+          <w:pgMar w:top="1250" w:right="1250" w:bottom="1150" w:left="1250" w:header="500" w:footer="560" w:gutter="0"/>
+          <w:pgNumType/>
+          <w:cols w:space="520" w:num="2" w:sep="false"/>
+          <w:docGrid w:linePitch="360"/>
+        </w:sectPr>
+      </w:pPr>
+    </w:p>
+    <w:tbl>
+      <w:tblPr>
+        <w:tblW w:type="dxa" w:w="9406"/>
+        <w:tblBorders>
+          <w:top w:val="none" w:color="FFFFFF" w:sz="0"/>
+          <w:left w:val="none" w:color="FFFFFF" w:sz="0"/>
+          <w:bottom w:val="none" w:color="FFFFFF" w:sz="0"/>
+          <w:right w:val="none" w:color="FFFFFF" w:sz="0"/>
+          <w:insideH w:val="none" w:color="FFFFFF" w:sz="0"/>
+          <w:insideV w:val="none" w:color="FFFFFF" w:sz="0"/>
+        </w:tblBorders>
+      </w:tblPr>
+      <w:tblGrid>
+        <w:gridCol w:w="4583"/>
+        <w:gridCol w:w="240"/>
+        <w:gridCol w:w="4583"/>
+      </w:tblGrid>
+      <w:tr>
+        <w:trPr>
+          <w:cantSplit/>
+        </w:trPr>
+        <w:tc>
+          <w:tcPr>
+            <w:tcW w:type="dxa" w:w="4583"/>
+            <w:tcBorders>
+              <w:top w:val="none" w:color="FFFFFF" w:sz="0"/>
+              <w:left w:val="none" w:color="FFFFFF" w:sz="0"/>
+              <w:bottom w:val="none" w:color="FFFFFF" w:sz="0"/>
+              <w:right w:val="none" w:color="FFFFFF" w:sz="0"/>
+            </w:tcBorders>
+            <w:tcMar>
+              <w:top w:type="dxa" w:w="0"/>
+              <w:left w:type="dxa" w:w="0"/>
+              <w:bottom w:type="dxa" w:w="0"/>
+              <w:right w:type="dxa" w:w="0"/>
+            </w:tcMar>
+          </w:tcPr>
+          <w:p>
+            <w:pPr>
+              <w:spacing w:after="40"/>
+            </w:pPr>
+            <w:r>
+              <w:drawing>
+                <wp:inline distT="0" distB="0" distL="0" distR="0">
+                  <wp:extent cx="2914650" cy="1819275"/>
+                  <wp:effectExtent t="0" r="0" b="0" l="0"/>
+                  <wp:docPr id="4" name="" descr="" title=""/>
+                  <wp:cNvGraphicFramePr>
+                    <a:graphicFrameLocks xmlns:a="http://schemas.openxmlformats.org/drawingml/2006/main" noChangeAspect="1"/>
+                  </wp:cNvGraphicFramePr>
+                  <a:graphic xmlns:a="http://schemas.openxmlformats.org/drawingml/2006/main">
+                    <a:graphicData uri="http://schemas.openxmlformats.org/drawingml/2006/picture">
+                      <pic:pic xmlns:pic="http://schemas.openxmlformats.org/drawingml/2006/picture">
+                        <pic:nvPicPr>
+                          <pic:cNvPr id="0" name="" descr=""/>
+                          <pic:cNvPicPr>
+                            <a:picLocks noChangeAspect="1" noChangeArrowheads="1"/>
+                          </pic:cNvPicPr>
+                        </pic:nvPicPr>
+                        <pic:blipFill>
+                          <a:blip r:embed="rId32" cstate="none"/>
+                          <a:srcRect/>
+                          <a:stretch>
+                            <a:fillRect/>
+                          </a:stretch>
+                        </pic:blipFill>
+                        <pic:spPr bwMode="auto">
+                          <a:xfrm>
+                            <a:off x="0" y="0"/>
+                            <a:ext cx="2914650" cy="1819275"/>
+                          </a:xfrm>
+                          <a:prstGeom prst="rect">
+                            <a:avLst/>
+                          </a:prstGeom>
+                        </pic:spPr>
+                      </pic:pic>
+                    </a:graphicData>
+                  </a:graphic>
+                </wp:inline>
+              </w:drawing>
+            </w:r>
+          </w:p>
+          <w:p>
+            <w:pPr>
+              <w:spacing w:after="0"/>
+            </w:pPr>
+            <w:r>
+              <w:rPr>
+                <w:rFonts w:ascii="Lato Light" w:cs="Lato Light" w:eastAsia="Lato Light" w:hAnsi="Lato Light"/>
+                <w:i/>
+                <w:iCs/>
+                <w:color w:val="6B6B6B"/>
+                <w:sz w:val="16"/>
+                <w:szCs w:val="16"/>
+              </w:rPr>
+              <w:t xml:space="preserve">Plate 03 · Firelight and flagstones: the bar, the fire and the matchbox collection.</w:t>
+            </w:r>
+          </w:p>
+        </w:tc>
+        <w:tc>
+          <w:tcPr>
+            <w:tcW w:type="dxa" w:w="240"/>
+            <w:tcBorders>
+              <w:top w:val="none" w:color="FFFFFF" w:sz="0"/>
+              <w:left w:val="none" w:color="FFFFFF" w:sz="0"/>
+              <w:bottom w:val="none" w:color="FFFFFF" w:sz="0"/>
+              <w:right w:val="none" w:color="FFFFFF" w:sz="0"/>
+            </w:tcBorders>
+          </w:tcPr>
+          <w:p/>
+        </w:tc>
+        <w:tc>
+          <w:tcPr>
+            <w:tcW w:type="dxa" w:w="4583"/>
+            <w:tcBorders>
+              <w:top w:val="none" w:color="FFFFFF" w:sz="0"/>
+              <w:left w:val="none" w:color="FFFFFF" w:sz="0"/>
+              <w:bottom w:val="none" w:color="FFFFFF" w:sz="0"/>
+              <w:right w:val="none" w:color="FFFFFF" w:sz="0"/>
+            </w:tcBorders>
+            <w:tcMar>
+              <w:top w:type="dxa" w:w="0"/>
+              <w:left w:type="dxa" w:w="0"/>
+              <w:bottom w:type="dxa" w:w="0"/>
+              <w:right w:type="dxa" w:w="0"/>
+            </w:tcMar>
+          </w:tcPr>
+          <w:p>
+            <w:pPr>
+              <w:spacing w:after="40"/>
+            </w:pPr>
+            <w:r>
+              <w:drawing>
+                <wp:inline distT="0" distB="0" distL="0" distR="0">
+                  <wp:extent cx="2914650" cy="1819275"/>
+                  <wp:effectExtent t="0" r="0" b="0" l="0"/>
+                  <wp:docPr id="5" name="" descr="" title=""/>
+                  <wp:cNvGraphicFramePr>
+                    <a:graphicFrameLocks xmlns:a="http://schemas.openxmlformats.org/drawingml/2006/main" noChangeAspect="1"/>
+                  </wp:cNvGraphicFramePr>
+                  <a:graphic xmlns:a="http://schemas.openxmlformats.org/drawingml/2006/main">
+                    <a:graphicData uri="http://schemas.openxmlformats.org/drawingml/2006/picture">
+                      <pic:pic xmlns:pic="http://schemas.openxmlformats.org/drawingml/2006/picture">
+                        <pic:nvPicPr>
+                          <pic:cNvPr id="0" name="" descr=""/>
+                          <pic:cNvPicPr>
+                            <a:picLocks noChangeAspect="1" noChangeArrowheads="1"/>
+                          </pic:cNvPicPr>
+                        </pic:nvPicPr>
+                        <pic:blipFill>
+                          <a:blip r:embed="rId33" cstate="none"/>
+                          <a:srcRect/>
+                          <a:stretch>
+                            <a:fillRect/>
+                          </a:stretch>
+                        </pic:blipFill>
+                        <pic:spPr bwMode="auto">
+                          <a:xfrm>
+                            <a:off x="0" y="0"/>
+                            <a:ext cx="2914650" cy="1819275"/>
+                          </a:xfrm>
+                          <a:prstGeom prst="rect">
+                            <a:avLst/>
+                          </a:prstGeom>
+                        </pic:spPr>
+                      </pic:pic>
+                    </a:graphicData>
+                  </a:graphic>
+                </wp:inline>
+              </w:drawing>
+            </w:r>
+          </w:p>
+          <w:p>
+            <w:pPr>
+              <w:spacing w:after="0"/>
+            </w:pPr>
+            <w:r>
+              <w:rPr>
+                <w:rFonts w:ascii="Lato Light" w:cs="Lato Light" w:eastAsia="Lato Light" w:hAnsi="Lato Light"/>
+                <w:i/>
+                <w:iCs/>
+                <w:color w:val="6B6B6B"/>
+                <w:sz w:val="16"/>
+                <w:szCs w:val="16"/>
+              </w:rPr>
+              <w:t xml:space="preserve">Plate 04 · Sunday lunch at the pass, or afternoon tea by the fire.</w:t>
+            </w:r>
+          </w:p>
+        </w:tc>
+      </w:tr>
+    </w:tbl>
+    <w:p>
+      <w:pPr>
+        <w:spacing w:after="0" w:before="160"/>
+      </w:pPr>
     </w:p>
     <w:tbl>
       <w:tblPr>
@@ -2483,7 +2631,7 @@
                 <w:sz w:val="21"/>
                 <w:szCs w:val="21"/>
               </w:rPr>
-              <w:t xml:space="preserve">Ten cottages are built on Red Row on the Beamish estate of Bobby Shafto, MP for County Durham. The first and largest becomes the Black Horse.</w:t>
+              <w:t xml:space="preserve">Ten cottages are built on Red Row on the Shafto family's Beamish estate; the family's Bobby Shafto, MP for County Durham, is the one in the song. The first and largest cottage becomes the Black Horse.</w:t>
             </w:r>
           </w:p>
         </w:tc>
@@ -2520,7 +2668,7 @@
                 <w:sz w:val="32"/>
                 <w:szCs w:val="32"/>
               </w:rPr>
-              <w:t xml:space="preserve">1725</w:t>
+              <w:t xml:space="preserve">1740</w:t>
             </w:r>
           </w:p>
         </w:tc>
@@ -2551,7 +2699,7 @@
                 <w:sz w:val="21"/>
                 <w:szCs w:val="21"/>
               </w:rPr>
-              <w:t xml:space="preserve">Causey Arch is built a short walk away: the oldest surviving single-arch railway bridge in the world.</w:t>
+              <w:t xml:space="preserve">A lease for a dwelling house at Beamish Red Row is recorded in the Shafto (Beamish) Papers, now at Durham University, referring to an earlier lease.</w:t>
             </w:r>
           </w:p>
         </w:tc>
@@ -2584,11 +2732,11 @@
             <w:r>
               <w:rPr>
                 <w:rFonts w:ascii="Cormorant Garamond SemiBold" w:cs="Cormorant Garamond SemiBold" w:eastAsia="Cormorant Garamond SemiBold" w:hAnsi="Cormorant Garamond SemiBold"/>
-                <w:color w:val="6B6B6B"/>
+                <w:color w:val="7A2E2B"/>
                 <w:sz w:val="32"/>
                 <w:szCs w:val="32"/>
               </w:rPr>
-              <w:t xml:space="preserve">1740</w:t>
+              <w:t xml:space="preserve">c.1850</w:t>
             </w:r>
           </w:p>
         </w:tc>
@@ -2619,7 +2767,143 @@
                 <w:sz w:val="21"/>
                 <w:szCs w:val="21"/>
               </w:rPr>
-              <w:t xml:space="preserve">A lease for a dwelling house at Beamish Red Row is recorded in the Shafto (Beamish) Papers, now at Durham University, referring to an earlier lease.</w:t>
+              <w:t xml:space="preserve">The cottage is licensed as a public house.</w:t>
+            </w:r>
+          </w:p>
+        </w:tc>
+      </w:tr>
+      <w:tr>
+        <w:trPr>
+          <w:cantSplit/>
+        </w:trPr>
+        <w:tc>
+          <w:tcPr>
+            <w:tcW w:type="dxa" w:w="1700"/>
+            <w:tcBorders>
+              <w:top w:val="none" w:color="FFFFFF" w:sz="0"/>
+              <w:left w:val="none" w:color="FFFFFF" w:sz="0"/>
+              <w:bottom w:val="none" w:color="FFFFFF" w:sz="0"/>
+              <w:right w:val="single" w:color="B08D57" w:sz="8"/>
+            </w:tcBorders>
+            <w:tcMar>
+              <w:top w:type="dxa" w:w="50"/>
+              <w:left w:type="dxa" w:w="60"/>
+              <w:bottom w:type="dxa" w:w="70"/>
+              <w:right w:type="dxa" w:w="200"/>
+            </w:tcMar>
+          </w:tcPr>
+          <w:p>
+            <w:pPr>
+              <w:spacing w:after="0"/>
+              <w:jc w:val="right"/>
+            </w:pPr>
+            <w:r>
+              <w:rPr>
+                <w:rFonts w:ascii="Cormorant Garamond SemiBold" w:cs="Cormorant Garamond SemiBold" w:eastAsia="Cormorant Garamond SemiBold" w:hAnsi="Cormorant Garamond SemiBold"/>
+                <w:color w:val="7A2E2B"/>
+                <w:sz w:val="32"/>
+                <w:szCs w:val="32"/>
+              </w:rPr>
+              <w:t xml:space="preserve">1851</w:t>
+            </w:r>
+          </w:p>
+        </w:tc>
+        <w:tc>
+          <w:tcPr>
+            <w:tcW w:type="dxa" w:w="7706"/>
+            <w:tcBorders>
+              <w:top w:val="none" w:color="FFFFFF" w:sz="0"/>
+              <w:left w:val="none" w:color="FFFFFF" w:sz="0"/>
+              <w:bottom w:val="none" w:color="FFFFFF" w:sz="0"/>
+              <w:right w:val="none" w:color="FFFFFF" w:sz="0"/>
+            </w:tcBorders>
+            <w:tcMar>
+              <w:top w:type="dxa" w:w="80"/>
+              <w:left w:type="dxa" w:w="240"/>
+              <w:bottom w:type="dxa" w:w="70"/>
+              <w:right w:type="dxa" w:w="60"/>
+            </w:tcMar>
+          </w:tcPr>
+          <w:p>
+            <w:pPr>
+              <w:spacing w:after="0" w:line="264" w:lineRule="auto"/>
+            </w:pPr>
+            <w:r>
+              <w:rPr>
+                <w:rFonts w:ascii="Lato" w:cs="Lato" w:eastAsia="Lato" w:hAnsi="Lato"/>
+                <w:color w:val="1F1F1F"/>
+                <w:sz w:val="21"/>
+                <w:szCs w:val="21"/>
+              </w:rPr>
+              <w:t xml:space="preserve">The census records twenty-eight people living at the Black Horse: colliery workers and their children, servants and scholars.</w:t>
+            </w:r>
+          </w:p>
+        </w:tc>
+      </w:tr>
+      <w:tr>
+        <w:trPr>
+          <w:cantSplit/>
+        </w:trPr>
+        <w:tc>
+          <w:tcPr>
+            <w:tcW w:type="dxa" w:w="1700"/>
+            <w:tcBorders>
+              <w:top w:val="none" w:color="FFFFFF" w:sz="0"/>
+              <w:left w:val="none" w:color="FFFFFF" w:sz="0"/>
+              <w:bottom w:val="none" w:color="FFFFFF" w:sz="0"/>
+              <w:right w:val="single" w:color="B08D57" w:sz="8"/>
+            </w:tcBorders>
+            <w:tcMar>
+              <w:top w:type="dxa" w:w="50"/>
+              <w:left w:type="dxa" w:w="60"/>
+              <w:bottom w:type="dxa" w:w="70"/>
+              <w:right w:type="dxa" w:w="200"/>
+            </w:tcMar>
+          </w:tcPr>
+          <w:p>
+            <w:pPr>
+              <w:spacing w:after="0"/>
+              <w:jc w:val="right"/>
+            </w:pPr>
+            <w:r>
+              <w:rPr>
+                <w:rFonts w:ascii="Cormorant Garamond SemiBold" w:cs="Cormorant Garamond SemiBold" w:eastAsia="Cormorant Garamond SemiBold" w:hAnsi="Cormorant Garamond SemiBold"/>
+                <w:color w:val="6B6B6B"/>
+                <w:sz w:val="32"/>
+                <w:szCs w:val="32"/>
+              </w:rPr>
+              <w:t xml:space="preserve">1926</w:t>
+            </w:r>
+          </w:p>
+        </w:tc>
+        <w:tc>
+          <w:tcPr>
+            <w:tcW w:type="dxa" w:w="7706"/>
+            <w:tcBorders>
+              <w:top w:val="none" w:color="FFFFFF" w:sz="0"/>
+              <w:left w:val="none" w:color="FFFFFF" w:sz="0"/>
+              <w:bottom w:val="none" w:color="FFFFFF" w:sz="0"/>
+              <w:right w:val="none" w:color="FFFFFF" w:sz="0"/>
+            </w:tcBorders>
+            <w:tcMar>
+              <w:top w:type="dxa" w:w="80"/>
+              <w:left w:type="dxa" w:w="240"/>
+              <w:bottom w:type="dxa" w:w="70"/>
+              <w:right w:type="dxa" w:w="60"/>
+            </w:tcMar>
+          </w:tcPr>
+          <w:p>
+            <w:pPr>
+              <w:spacing w:after="0" w:line="264" w:lineRule="auto"/>
+            </w:pPr>
+            <w:r>
+              <w:rPr>
+                <w:rFonts w:ascii="Lato" w:cs="Lato" w:eastAsia="Lato" w:hAnsi="Lato"/>
+                <w:color w:val="1F1F1F"/>
+                <w:sz w:val="21"/>
+                <w:szCs w:val="21"/>
+              </w:rPr>
+              <w:t xml:space="preserve">Vaux Breweries of Sunderland acquires the Black Horse, said within the family to be the oldest pub in the Vaux estate. Brewery visitors are said to have arrived by Vaux dray.</w:t>
             </w:r>
             <w:r>
               <w:rPr>
@@ -2630,7 +2914,7 @@
                 <w:sz w:val="17"/>
                 <w:szCs w:val="17"/>
               </w:rPr>
-              <w:t xml:space="preserve">  Archive reference to be cited.</w:t>
+              <w:t xml:space="preserve">  Family account; being checked against Vaux records.</w:t>
             </w:r>
           </w:p>
         </w:tc>
@@ -2667,7 +2951,7 @@
                 <w:sz w:val="32"/>
                 <w:szCs w:val="32"/>
               </w:rPr>
-              <w:t xml:space="preserve">c.1850</w:t>
+              <w:t xml:space="preserve">Early 1970s</w:t>
             </w:r>
           </w:p>
         </w:tc>
@@ -2698,7 +2982,7 @@
                 <w:sz w:val="21"/>
                 <w:szCs w:val="21"/>
               </w:rPr>
-              <w:t xml:space="preserve">The cottage is licensed as a public house.</w:t>
+              <w:t xml:space="preserve">A young Bob Fountain first drinks at the Black Horse. He has been a customer for fifty-five years.</w:t>
             </w:r>
           </w:p>
         </w:tc>
@@ -2735,7 +3019,7 @@
                 <w:sz w:val="32"/>
                 <w:szCs w:val="32"/>
               </w:rPr>
-              <w:t xml:space="preserve">1851</w:t>
+              <w:t xml:space="preserve">c.1981</w:t>
             </w:r>
           </w:p>
         </w:tc>
@@ -2766,7 +3050,7 @@
                 <w:sz w:val="21"/>
                 <w:szCs w:val="21"/>
               </w:rPr>
-              <w:t xml:space="preserve">The census records twenty-eight people living at the Black Horse: colliery workers and their children, servants and scholars.</w:t>
+              <w:t xml:space="preserve">Bob makes Red Row his home: a cottage from the 1690s, two acres and a flock of sheep.</w:t>
             </w:r>
           </w:p>
         </w:tc>
@@ -2799,11 +3083,11 @@
             <w:r>
               <w:rPr>
                 <w:rFonts w:ascii="Cormorant Garamond SemiBold" w:cs="Cormorant Garamond SemiBold" w:eastAsia="Cormorant Garamond SemiBold" w:hAnsi="Cormorant Garamond SemiBold"/>
-                <w:color w:val="6B6B6B"/>
+                <w:color w:val="7A2E2B"/>
                 <w:sz w:val="32"/>
                 <w:szCs w:val="32"/>
               </w:rPr>
-              <w:t xml:space="preserve">1926</w:t>
+              <w:t xml:space="preserve">1988</w:t>
             </w:r>
           </w:p>
         </w:tc>
@@ -2834,18 +3118,7 @@
                 <w:sz w:val="21"/>
                 <w:szCs w:val="21"/>
               </w:rPr>
-              <w:t xml:space="preserve">Vaux Breweries of Sunderland acquires the Black Horse, said within the family to be the oldest pub in the Vaux estate. Brewery visitors are said to have arrived by Vaux dray.</w:t>
-            </w:r>
-            <w:r>
-              <w:rPr>
-                <w:rFonts w:ascii="Lato Light" w:cs="Lato Light" w:eastAsia="Lato Light" w:hAnsi="Lato Light"/>
-                <w:i/>
-                <w:iCs/>
-                <w:color w:val="6B6B6B"/>
-                <w:sz w:val="17"/>
-                <w:szCs w:val="17"/>
-              </w:rPr>
-              <w:t xml:space="preserve">  Family account; being checked against Vaux records.</w:t>
+              <w:t xml:space="preserve">A friend arrives up the drive in a DB5. Bob restores one in the sheep shed, sells it, and founds Aston Workshop with the proceeds.</w:t>
             </w:r>
           </w:p>
         </w:tc>
@@ -2882,7 +3155,7 @@
                 <w:sz w:val="32"/>
                 <w:szCs w:val="32"/>
               </w:rPr>
-              <w:t xml:space="preserve">1970s</w:t>
+              <w:t xml:space="preserve">2006</w:t>
             </w:r>
           </w:p>
         </w:tc>
@@ -2913,7 +3186,7 @@
                 <w:sz w:val="21"/>
                 <w:szCs w:val="21"/>
               </w:rPr>
-              <w:t xml:space="preserve">A young Bob Fountain first drinks at the Black Horse. He has been a customer for fifty-five years.</w:t>
+              <w:t xml:space="preserve">Bob buys the Black Horse. A four-year restoration begins.</w:t>
             </w:r>
           </w:p>
         </w:tc>
@@ -2950,7 +3223,7 @@
                 <w:sz w:val="32"/>
                 <w:szCs w:val="32"/>
               </w:rPr>
-              <w:t xml:space="preserve">c.1981</w:t>
+              <w:t xml:space="preserve">2010</w:t>
             </w:r>
           </w:p>
         </w:tc>
@@ -2981,7 +3254,7 @@
                 <w:sz w:val="21"/>
                 <w:szCs w:val="21"/>
               </w:rPr>
-              <w:t xml:space="preserve">Bob makes Red Row his home: a 300-year-old cottage, two acres and a flock of sheep.</w:t>
+              <w:t xml:space="preserve">The Black Horse reopens: flagstones, open fires, eclectic furniture, matchboxes.</w:t>
             </w:r>
           </w:p>
         </w:tc>
@@ -3018,7 +3291,7 @@
                 <w:sz w:val="32"/>
                 <w:szCs w:val="32"/>
               </w:rPr>
-              <w:t xml:space="preserve">1988</w:t>
+              <w:t xml:space="preserve">2022</w:t>
             </w:r>
           </w:p>
         </w:tc>
@@ -3049,143 +3322,7 @@
                 <w:sz w:val="21"/>
                 <w:szCs w:val="21"/>
               </w:rPr>
-              <w:t xml:space="preserve">A friend arrives up the drive in a DB5. Bob restores one in the sheep shed, sells it, and founds Aston Workshop with the proceeds.</w:t>
-            </w:r>
-          </w:p>
-        </w:tc>
-      </w:tr>
-      <w:tr>
-        <w:trPr>
-          <w:cantSplit/>
-        </w:trPr>
-        <w:tc>
-          <w:tcPr>
-            <w:tcW w:type="dxa" w:w="1700"/>
-            <w:tcBorders>
-              <w:top w:val="none" w:color="FFFFFF" w:sz="0"/>
-              <w:left w:val="none" w:color="FFFFFF" w:sz="0"/>
-              <w:bottom w:val="none" w:color="FFFFFF" w:sz="0"/>
-              <w:right w:val="single" w:color="B08D57" w:sz="8"/>
-            </w:tcBorders>
-            <w:tcMar>
-              <w:top w:type="dxa" w:w="50"/>
-              <w:left w:type="dxa" w:w="60"/>
-              <w:bottom w:type="dxa" w:w="70"/>
-              <w:right w:type="dxa" w:w="200"/>
-            </w:tcMar>
-          </w:tcPr>
-          <w:p>
-            <w:pPr>
-              <w:spacing w:after="0"/>
-              <w:jc w:val="right"/>
-            </w:pPr>
-            <w:r>
-              <w:rPr>
-                <w:rFonts w:ascii="Cormorant Garamond SemiBold" w:cs="Cormorant Garamond SemiBold" w:eastAsia="Cormorant Garamond SemiBold" w:hAnsi="Cormorant Garamond SemiBold"/>
-                <w:color w:val="7A2E2B"/>
-                <w:sz w:val="32"/>
-                <w:szCs w:val="32"/>
-              </w:rPr>
-              <w:t xml:space="preserve">2006</w:t>
-            </w:r>
-          </w:p>
-        </w:tc>
-        <w:tc>
-          <w:tcPr>
-            <w:tcW w:type="dxa" w:w="7706"/>
-            <w:tcBorders>
-              <w:top w:val="none" w:color="FFFFFF" w:sz="0"/>
-              <w:left w:val="none" w:color="FFFFFF" w:sz="0"/>
-              <w:bottom w:val="none" w:color="FFFFFF" w:sz="0"/>
-              <w:right w:val="none" w:color="FFFFFF" w:sz="0"/>
-            </w:tcBorders>
-            <w:tcMar>
-              <w:top w:type="dxa" w:w="80"/>
-              <w:left w:type="dxa" w:w="240"/>
-              <w:bottom w:type="dxa" w:w="70"/>
-              <w:right w:type="dxa" w:w="60"/>
-            </w:tcMar>
-          </w:tcPr>
-          <w:p>
-            <w:pPr>
-              <w:spacing w:after="0" w:line="264" w:lineRule="auto"/>
-            </w:pPr>
-            <w:r>
-              <w:rPr>
-                <w:rFonts w:ascii="Lato" w:cs="Lato" w:eastAsia="Lato" w:hAnsi="Lato"/>
-                <w:color w:val="1F1F1F"/>
-                <w:sz w:val="21"/>
-                <w:szCs w:val="21"/>
-              </w:rPr>
-              <w:t xml:space="preserve">Bob buys the Black Horse. A four-year restoration begins.</w:t>
-            </w:r>
-          </w:p>
-        </w:tc>
-      </w:tr>
-      <w:tr>
-        <w:trPr>
-          <w:cantSplit/>
-        </w:trPr>
-        <w:tc>
-          <w:tcPr>
-            <w:tcW w:type="dxa" w:w="1700"/>
-            <w:tcBorders>
-              <w:top w:val="none" w:color="FFFFFF" w:sz="0"/>
-              <w:left w:val="none" w:color="FFFFFF" w:sz="0"/>
-              <w:bottom w:val="none" w:color="FFFFFF" w:sz="0"/>
-              <w:right w:val="single" w:color="B08D57" w:sz="8"/>
-            </w:tcBorders>
-            <w:tcMar>
-              <w:top w:type="dxa" w:w="50"/>
-              <w:left w:type="dxa" w:w="60"/>
-              <w:bottom w:type="dxa" w:w="70"/>
-              <w:right w:type="dxa" w:w="200"/>
-            </w:tcMar>
-          </w:tcPr>
-          <w:p>
-            <w:pPr>
-              <w:spacing w:after="0"/>
-              <w:jc w:val="right"/>
-            </w:pPr>
-            <w:r>
-              <w:rPr>
-                <w:rFonts w:ascii="Cormorant Garamond SemiBold" w:cs="Cormorant Garamond SemiBold" w:eastAsia="Cormorant Garamond SemiBold" w:hAnsi="Cormorant Garamond SemiBold"/>
-                <w:color w:val="7A2E2B"/>
-                <w:sz w:val="32"/>
-                <w:szCs w:val="32"/>
-              </w:rPr>
-              <w:t xml:space="preserve">2010</w:t>
-            </w:r>
-          </w:p>
-        </w:tc>
-        <w:tc>
-          <w:tcPr>
-            <w:tcW w:type="dxa" w:w="7706"/>
-            <w:tcBorders>
-              <w:top w:val="none" w:color="FFFFFF" w:sz="0"/>
-              <w:left w:val="none" w:color="FFFFFF" w:sz="0"/>
-              <w:bottom w:val="none" w:color="FFFFFF" w:sz="0"/>
-              <w:right w:val="none" w:color="FFFFFF" w:sz="0"/>
-            </w:tcBorders>
-            <w:tcMar>
-              <w:top w:type="dxa" w:w="80"/>
-              <w:left w:type="dxa" w:w="240"/>
-              <w:bottom w:type="dxa" w:w="70"/>
-              <w:right w:type="dxa" w:w="60"/>
-            </w:tcMar>
-          </w:tcPr>
-          <w:p>
-            <w:pPr>
-              <w:spacing w:after="0" w:line="264" w:lineRule="auto"/>
-            </w:pPr>
-            <w:r>
-              <w:rPr>
-                <w:rFonts w:ascii="Lato" w:cs="Lato" w:eastAsia="Lato" w:hAnsi="Lato"/>
-                <w:color w:val="1F1F1F"/>
-                <w:sz w:val="21"/>
-                <w:szCs w:val="21"/>
-              </w:rPr>
-              <w:t xml:space="preserve">The Black Horse reopens: flagstones, open fires, eclectic furniture, matchboxes.</w:t>
+              <w:t xml:space="preserve">The Great North Classic Car Show returns to the Red Row field after the pandemic years.</w:t>
             </w:r>
           </w:p>
         </w:tc>
@@ -3378,404 +3515,7 @@
                 <wp:inline distT="0" distB="0" distL="0" distR="0">
                   <wp:extent cx="2028825" cy="1266825"/>
                   <wp:effectExtent t="0" r="0" b="0" l="0"/>
-                  <wp:docPr id="5" name="" descr="" title=""/>
-                  <wp:cNvGraphicFramePr>
-                    <a:graphicFrameLocks xmlns:a="http://schemas.openxmlformats.org/drawingml/2006/main" noChangeAspect="1"/>
-                  </wp:cNvGraphicFramePr>
-                  <a:graphic xmlns:a="http://schemas.openxmlformats.org/drawingml/2006/main">
-                    <a:graphicData uri="http://schemas.openxmlformats.org/drawingml/2006/picture">
-                      <pic:pic xmlns:pic="http://schemas.openxmlformats.org/drawingml/2006/picture">
-                        <pic:nvPicPr>
-                          <pic:cNvPr id="0" name="" descr=""/>
-                          <pic:cNvPicPr>
-                            <a:picLocks noChangeAspect="1" noChangeArrowheads="1"/>
-                          </pic:cNvPicPr>
-                        </pic:nvPicPr>
-                        <pic:blipFill>
-                          <a:blip r:embed="rId32" cstate="none"/>
-                          <a:srcRect/>
-                          <a:stretch>
-                            <a:fillRect/>
-                          </a:stretch>
-                        </pic:blipFill>
-                        <pic:spPr bwMode="auto">
-                          <a:xfrm>
-                            <a:off x="0" y="0"/>
-                            <a:ext cx="2028825" cy="1266825"/>
-                          </a:xfrm>
-                          <a:prstGeom prst="rect">
-                            <a:avLst/>
-                          </a:prstGeom>
-                        </pic:spPr>
-                      </pic:pic>
-                    </a:graphicData>
-                  </a:graphic>
-                </wp:inline>
-              </w:drawing>
-            </w:r>
-          </w:p>
-          <w:p>
-            <w:pPr>
-              <w:spacing w:after="0"/>
-            </w:pPr>
-            <w:r>
-              <w:rPr>
-                <w:rFonts w:ascii="Lato Light" w:cs="Lato Light" w:eastAsia="Lato Light" w:hAnsi="Lato Light"/>
-                <w:i/>
-                <w:iCs/>
-                <w:color w:val="6B6B6B"/>
-                <w:sz w:val="16"/>
-                <w:szCs w:val="16"/>
-              </w:rPr>
-              <w:t xml:space="preserve">Plate 04 · Red Row in the archive.</w:t>
-            </w:r>
-          </w:p>
-        </w:tc>
-        <w:tc>
-          <w:tcPr>
-            <w:tcW w:type="dxa" w:w="300"/>
-            <w:tcBorders>
-              <w:top w:val="none" w:color="FFFFFF" w:sz="0"/>
-              <w:left w:val="none" w:color="FFFFFF" w:sz="0"/>
-              <w:bottom w:val="none" w:color="FFFFFF" w:sz="0"/>
-              <w:right w:val="none" w:color="FFFFFF" w:sz="0"/>
-            </w:tcBorders>
-          </w:tcPr>
-          <w:p/>
-        </w:tc>
-        <w:tc>
-          <w:tcPr>
-            <w:tcW w:type="dxa" w:w="5908"/>
-            <w:tcBorders>
-              <w:top w:val="none" w:color="FFFFFF" w:sz="0"/>
-              <w:left w:val="none" w:color="FFFFFF" w:sz="0"/>
-              <w:bottom w:val="none" w:color="FFFFFF" w:sz="0"/>
-              <w:right w:val="none" w:color="FFFFFF" w:sz="0"/>
-            </w:tcBorders>
-            <w:tcMar>
-              <w:top w:type="dxa" w:w="0"/>
-              <w:left w:type="dxa" w:w="0"/>
-              <w:bottom w:type="dxa" w:w="0"/>
-              <w:right w:type="dxa" w:w="0"/>
-            </w:tcMar>
-          </w:tcPr>
-          <w:p>
-            <w:pPr>
-              <w:keepNext/>
-              <w:spacing w:after="60" w:before="0"/>
-              <w:jc w:val="left"/>
-            </w:pPr>
-            <w:r>
-              <w:rPr>
-                <w:rFonts w:ascii="Cinzel" w:cs="Cinzel" w:eastAsia="Cinzel" w:hAnsi="Cinzel"/>
-                <w:color w:val="B08D57"/>
-                <w:spacing w:val="60"/>
-                <w:sz w:val="15"/>
-                <w:szCs w:val="15"/>
-              </w:rPr>
-              <w:t xml:space="preserve">IN THE ARCHIVE</w:t>
-            </w:r>
-          </w:p>
-          <w:p>
-            <w:pPr>
-              <w:spacing w:after="0" w:before="0" w:line="288" w:lineRule="auto"/>
-              <w:jc w:val="left"/>
-            </w:pPr>
-            <w:r>
-              <w:rPr>
-                <w:rFonts w:ascii="Lato" w:cs="Lato" w:eastAsia="Lato" w:hAnsi="Lato"/>
-                <w:color w:val="1F1F1F"/>
-                <w:sz w:val="17"/>
-                <w:szCs w:val="17"/>
-              </w:rPr>
-              <w:t xml:space="preserve">The Shafto (Beamish) Papers at Durham University Archives and Special Collections document the Beamish estate, its families and its properties, including Red Row, from the eighteenth century. For a feature, the most powerful image is the oldest photograph of the Black Horse or the cottages placed beside the same view today.</w:t>
-            </w:r>
-          </w:p>
-        </w:tc>
-      </w:tr>
-    </w:tbl>
-    <w:p>
-      <w:pPr>
-        <w:sectPr>
-          <w:footerReference w:type="default" r:id="rId12"/>
-          <w:type w:val="continuous"/>
-          <w:pgSz w:w="11906" w:h="16838" w:orient="portrait"/>
-          <w:pgMar w:top="1250" w:right="1250" w:bottom="1150" w:left="1250" w:header="500" w:footer="560" w:gutter="0"/>
-          <w:pgNumType/>
-          <w:docGrid w:linePitch="360"/>
-        </w:sectPr>
-      </w:pPr>
-    </w:p>
-    <w:p>
-      <w:pPr>
-        <w:keepNext/>
-        <w:pageBreakBefore/>
-        <w:shd w:fill="16352A" w:color="auto" w:val="clear"/>
-        <w:spacing w:after="0" w:before="0"/>
-      </w:pPr>
-      <w:r>
-        <w:rPr>
-          <w:rFonts w:ascii="Cinzel" w:cs="Cinzel" w:eastAsia="Cinzel" w:hAnsi="Cinzel"/>
-          <w:color w:val="B08D57"/>
-          <w:spacing w:val="60"/>
-          <w:sz w:val="15"/>
-          <w:szCs w:val="15"/>
-        </w:rPr>
-        <w:t xml:space="preserve">  SECTION 04</w:t>
-      </w:r>
-    </w:p>
-    <w:p>
-      <w:pPr>
-        <w:keepNext/>
-        <w:shd w:fill="16352A" w:color="auto" w:val="clear"/>
-        <w:spacing w:after="0" w:before="0" w:line="240" w:lineRule="auto"/>
-      </w:pPr>
-      <w:r>
-        <w:rPr>
-          <w:rFonts w:ascii="Cormorant Garamond SemiBold" w:cs="Cormorant Garamond SemiBold" w:eastAsia="Cormorant Garamond SemiBold" w:hAnsi="Cormorant Garamond SemiBold"/>
-          <w:color w:val="F3EEE4"/>
-          <w:sz w:val="60"/>
-          <w:szCs w:val="60"/>
-        </w:rPr>
-        <w:t xml:space="preserve">  Stay</w:t>
-      </w:r>
-    </w:p>
-    <w:p>
-      <w:pPr>
-        <w:keepNext/>
-        <w:shd w:fill="16352A" w:color="auto" w:val="clear"/>
-        <w:spacing w:after="360" w:before="0"/>
-      </w:pPr>
-      <w:r>
-        <w:rPr>
-          <w:rFonts w:ascii="Cormorant Garamond" w:cs="Cormorant Garamond" w:eastAsia="Cormorant Garamond" w:hAnsi="Cormorant Garamond"/>
-          <w:i/>
-          <w:iCs/>
-          <w:color w:val="F3EEE4"/>
-          <w:sz w:val="27"/>
-          <w:szCs w:val="27"/>
-        </w:rPr>
-        <w:t xml:space="preserve">  Twenty bedrooms, three very different ways to sleep on the estate  </w:t>
-      </w:r>
-    </w:p>
-    <w:p>
-      <w:pPr>
-        <w:spacing w:after="220" w:before="60" w:line="300" w:lineRule="auto"/>
-        <w:jc w:val="left"/>
-      </w:pPr>
-      <w:r>
-        <w:rPr>
-          <w:rFonts w:ascii="Cormorant Garamond Medium" w:cs="Cormorant Garamond Medium" w:eastAsia="Cormorant Garamond Medium" w:hAnsi="Cormorant Garamond Medium"/>
-          <w:i/>
-          <w:iCs/>
-          <w:color w:val="16352A"/>
-          <w:sz w:val="30"/>
-          <w:szCs w:val="30"/>
-        </w:rPr>
-        <w:t xml:space="preserve">Everything on Red Row is a two-minute walk from everything else. Guests can eat at the Black Horse, sleep above the valley, and be at Beamish Museum before the trams start running.</w:t>
-      </w:r>
-    </w:p>
-    <w:p>
-      <w:pPr>
-        <w:keepNext/>
-        <w:spacing w:after="40" w:before="120"/>
-        <w:jc w:val="center"/>
-      </w:pPr>
-      <w:r>
-        <w:drawing>
-          <wp:inline distT="0" distB="0" distL="0" distR="0">
-            <wp:extent cx="5972175" cy="3733800"/>
-            <wp:effectExtent t="0" r="0" b="0" l="0"/>
-            <wp:docPr id="6" name="" descr="" title=""/>
-            <wp:cNvGraphicFramePr>
-              <a:graphicFrameLocks xmlns:a="http://schemas.openxmlformats.org/drawingml/2006/main" noChangeAspect="1"/>
-            </wp:cNvGraphicFramePr>
-            <a:graphic xmlns:a="http://schemas.openxmlformats.org/drawingml/2006/main">
-              <a:graphicData uri="http://schemas.openxmlformats.org/drawingml/2006/picture">
-                <pic:pic xmlns:pic="http://schemas.openxmlformats.org/drawingml/2006/picture">
-                  <pic:nvPicPr>
-                    <pic:cNvPr id="0" name="" descr=""/>
-                    <pic:cNvPicPr>
-                      <a:picLocks noChangeAspect="1" noChangeArrowheads="1"/>
-                    </pic:cNvPicPr>
-                  </pic:nvPicPr>
-                  <pic:blipFill>
-                    <a:blip r:embed="rId33" cstate="none"/>
-                    <a:srcRect/>
-                    <a:stretch>
-                      <a:fillRect/>
-                    </a:stretch>
-                  </pic:blipFill>
-                  <pic:spPr bwMode="auto">
-                    <a:xfrm>
-                      <a:off x="0" y="0"/>
-                      <a:ext cx="5972175" cy="3733800"/>
-                    </a:xfrm>
-                    <a:prstGeom prst="rect">
-                      <a:avLst/>
-                    </a:prstGeom>
-                  </pic:spPr>
-                </pic:pic>
-              </a:graphicData>
-            </a:graphic>
-          </wp:inline>
-        </w:drawing>
-      </w:r>
-    </w:p>
-    <w:p>
-      <w:pPr>
-        <w:spacing w:after="220" w:before="0"/>
-        <w:jc w:val="center"/>
-      </w:pPr>
-      <w:r>
-        <w:rPr>
-          <w:rFonts w:ascii="Lato Light" w:cs="Lato Light" w:eastAsia="Lato Light" w:hAnsi="Lato Light"/>
-          <w:i/>
-          <w:iCs/>
-          <w:color w:val="6B6B6B"/>
-          <w:sz w:val="16"/>
-          <w:szCs w:val="16"/>
-        </w:rPr>
-        <w:t xml:space="preserve">Plate 05 · An Old Red Row bedroom: handmade bed, oak, copper roll-top tub.</w:t>
-      </w:r>
-    </w:p>
-    <w:p>
-      <w:pPr>
-        <w:keepNext/>
-        <w:spacing w:after="80" w:before="260"/>
-      </w:pPr>
-      <w:r>
-        <w:rPr>
-          <w:rFonts w:ascii="Cormorant Garamond SemiBold" w:cs="Cormorant Garamond SemiBold" w:eastAsia="Cormorant Garamond SemiBold" w:hAnsi="Cormorant Garamond SemiBold"/>
-          <w:color w:val="16352A"/>
-          <w:sz w:val="34"/>
-          <w:szCs w:val="34"/>
-        </w:rPr>
-        <w:t xml:space="preserve">Old Red Row Rooms</w:t>
-      </w:r>
-    </w:p>
-    <w:p>
-      <w:pPr>
-        <w:spacing w:after="140" w:before="0" w:line="288" w:lineRule="auto"/>
-        <w:jc w:val="left"/>
-      </w:pPr>
-      <w:r>
-        <w:rPr>
-          <w:rFonts w:ascii="Lato" w:cs="Lato" w:eastAsia="Lato" w:hAnsi="Lato"/>
-          <w:color w:val="1F1F1F"/>
-          <w:sz w:val="21"/>
-          <w:szCs w:val="21"/>
-        </w:rPr>
-        <w:t xml:space="preserve">Twelve bedrooms in the historic Red Row accommodation, six on the lower ground floor and six above, each fitted in bespoke oak and named after English horticulture. The beds are large and handmade; the bathrooms carry roll-top copper tubs, walk-in power showers and proper toiletries. The lower ground floor rooms are dog-friendly. Guests on TripAdvisor describe them as being like having your own suite, and note that the furniture looks as if it was made locally, with care. It was.</w:t>
-      </w:r>
-    </w:p>
-    <w:p>
-      <w:pPr>
-        <w:keepNext/>
-        <w:spacing w:after="80" w:before="260"/>
-      </w:pPr>
-      <w:r>
-        <w:rPr>
-          <w:rFonts w:ascii="Cormorant Garamond SemiBold" w:cs="Cormorant Garamond SemiBold" w:eastAsia="Cormorant Garamond SemiBold" w:hAnsi="Cormorant Garamond SemiBold"/>
-          <w:color w:val="16352A"/>
-          <w:sz w:val="34"/>
-          <w:szCs w:val="34"/>
-        </w:rPr>
-        <w:t xml:space="preserve">Red Row Retreat</w:t>
-      </w:r>
-    </w:p>
-    <w:p>
-      <w:pPr>
-        <w:spacing w:after="140" w:before="0" w:line="288" w:lineRule="auto"/>
-        <w:jc w:val="left"/>
-      </w:pPr>
-      <w:r>
-        <w:rPr>
-          <w:rFonts w:ascii="Lato" w:cs="Lato" w:eastAsia="Lato" w:hAnsi="Lato"/>
-          <w:color w:val="1F1F1F"/>
-          <w:sz w:val="21"/>
-          <w:szCs w:val="21"/>
-        </w:rPr>
-        <w:t xml:space="preserve">Tucked into a secluded corner of the estate, looking across the Beamish Burn valley. Two self-catering suites, Rosemary and Lovage, each have a private outdoor terrace; two stylish doubles, Sage and Thyme, are en suite. Book them separately, or interconnect the lot into one home-from-home that sleeps ten, with its own living space, dining table, fully equipped kitchen, sitting area and writing desk. A new hot tub on the terrace turns it into a romantic countryside getaway. Dogs are welcome for a small nightly charge.</w:t>
-      </w:r>
-    </w:p>
-    <w:p>
-      <w:pPr>
-        <w:keepNext/>
-        <w:spacing w:after="80" w:before="260"/>
-      </w:pPr>
-      <w:r>
-        <w:rPr>
-          <w:rFonts w:ascii="Cormorant Garamond SemiBold" w:cs="Cormorant Garamond SemiBold" w:eastAsia="Cormorant Garamond SemiBold" w:hAnsi="Cormorant Garamond SemiBold"/>
-          <w:color w:val="16352A"/>
-          <w:sz w:val="34"/>
-          <w:szCs w:val="34"/>
-        </w:rPr>
-        <w:t xml:space="preserve">Huckleberry Cottage</w:t>
-      </w:r>
-    </w:p>
-    <w:p>
-      <w:pPr>
-        <w:spacing w:after="140" w:before="0" w:line="288" w:lineRule="auto"/>
-        <w:jc w:val="left"/>
-      </w:pPr>
-      <w:r>
-        <w:rPr>
-          <w:rFonts w:ascii="Lato" w:cs="Lato" w:eastAsia="Lato" w:hAnsi="Lato"/>
-          <w:color w:val="1F1F1F"/>
-          <w:sz w:val="21"/>
-          <w:szCs w:val="21"/>
-        </w:rPr>
-        <w:t xml:space="preserve">A standalone two-bedroom cottage in the peaceful Beamish conservation valley, two or three minutes' stroll from the Black Horse and minutes from Beamish Museum and Tanfield Railway. For guests who want the estate around them and nobody else.</w:t>
-      </w:r>
-    </w:p>
-    <w:tbl>
-      <w:tblPr>
-        <w:tblW w:type="dxa" w:w="9406"/>
-        <w:tblBorders>
-          <w:top w:val="none" w:color="FFFFFF" w:sz="0"/>
-          <w:left w:val="none" w:color="FFFFFF" w:sz="0"/>
-          <w:bottom w:val="none" w:color="FFFFFF" w:sz="0"/>
-          <w:right w:val="none" w:color="FFFFFF" w:sz="0"/>
-          <w:insideH w:val="none" w:color="FFFFFF" w:sz="0"/>
-          <w:insideV w:val="none" w:color="FFFFFF" w:sz="0"/>
-        </w:tblBorders>
-      </w:tblPr>
-      <w:tblGrid>
-        <w:gridCol w:w="4583"/>
-        <w:gridCol w:w="240"/>
-        <w:gridCol w:w="4583"/>
-      </w:tblGrid>
-      <w:tr>
-        <w:trPr>
-          <w:cantSplit/>
-        </w:trPr>
-        <w:tc>
-          <w:tcPr>
-            <w:tcW w:type="dxa" w:w="4583"/>
-            <w:tcBorders>
-              <w:top w:val="none" w:color="FFFFFF" w:sz="0"/>
-              <w:left w:val="none" w:color="FFFFFF" w:sz="0"/>
-              <w:bottom w:val="none" w:color="FFFFFF" w:sz="0"/>
-              <w:right w:val="none" w:color="FFFFFF" w:sz="0"/>
-            </w:tcBorders>
-            <w:tcMar>
-              <w:top w:type="dxa" w:w="0"/>
-              <w:left w:type="dxa" w:w="0"/>
-              <w:bottom w:type="dxa" w:w="0"/>
-              <w:right w:type="dxa" w:w="0"/>
-            </w:tcMar>
-          </w:tcPr>
-          <w:p>
-            <w:pPr>
-              <w:spacing w:after="40"/>
-            </w:pPr>
-            <w:r>
-              <w:drawing>
-                <wp:inline distT="0" distB="0" distL="0" distR="0">
-                  <wp:extent cx="2914650" cy="1819275"/>
-                  <wp:effectExtent t="0" r="0" b="0" l="0"/>
-                  <wp:docPr id="7" name="" descr="" title=""/>
+                  <wp:docPr id="6" name="" descr="" title=""/>
                   <wp:cNvGraphicFramePr>
                     <a:graphicFrameLocks xmlns:a="http://schemas.openxmlformats.org/drawingml/2006/main" noChangeAspect="1"/>
                   </wp:cNvGraphicFramePr>
@@ -3798,7 +3538,7 @@
                         <pic:spPr bwMode="auto">
                           <a:xfrm>
                             <a:off x="0" y="0"/>
-                            <a:ext cx="2914650" cy="1819275"/>
+                            <a:ext cx="2028825" cy="1266825"/>
                           </a:xfrm>
                           <a:prstGeom prst="rect">
                             <a:avLst/>
@@ -3824,13 +3564,13 @@
                 <w:sz w:val="16"/>
                 <w:szCs w:val="16"/>
               </w:rPr>
-              <w:t xml:space="preserve">Plate 06 · The Retreat terrace over the Beamish Burn valley.</w:t>
-            </w:r>
-          </w:p>
-        </w:tc>
-        <w:tc>
-          <w:tcPr>
-            <w:tcW w:type="dxa" w:w="240"/>
+              <w:t xml:space="preserve">Plate 05 · Red Row in the archive.</w:t>
+            </w:r>
+          </w:p>
+        </w:tc>
+        <w:tc>
+          <w:tcPr>
+            <w:tcW w:type="dxa" w:w="300"/>
             <w:tcBorders>
               <w:top w:val="none" w:color="FFFFFF" w:sz="0"/>
               <w:left w:val="none" w:color="FFFFFF" w:sz="0"/>
@@ -3840,6 +3580,321 @@
           </w:tcPr>
           <w:p/>
         </w:tc>
+        <w:tc>
+          <w:tcPr>
+            <w:tcW w:type="dxa" w:w="5908"/>
+            <w:tcBorders>
+              <w:top w:val="none" w:color="FFFFFF" w:sz="0"/>
+              <w:left w:val="none" w:color="FFFFFF" w:sz="0"/>
+              <w:bottom w:val="none" w:color="FFFFFF" w:sz="0"/>
+              <w:right w:val="none" w:color="FFFFFF" w:sz="0"/>
+            </w:tcBorders>
+            <w:tcMar>
+              <w:top w:type="dxa" w:w="0"/>
+              <w:left w:type="dxa" w:w="0"/>
+              <w:bottom w:type="dxa" w:w="0"/>
+              <w:right w:type="dxa" w:w="0"/>
+            </w:tcMar>
+          </w:tcPr>
+          <w:p>
+            <w:pPr>
+              <w:keepNext/>
+              <w:spacing w:after="60" w:before="0"/>
+              <w:jc w:val="left"/>
+            </w:pPr>
+            <w:r>
+              <w:rPr>
+                <w:rFonts w:ascii="Cinzel" w:cs="Cinzel" w:eastAsia="Cinzel" w:hAnsi="Cinzel"/>
+                <w:color w:val="B08D57"/>
+                <w:spacing w:val="60"/>
+                <w:sz w:val="15"/>
+                <w:szCs w:val="15"/>
+              </w:rPr>
+              <w:t xml:space="preserve">IN THE ARCHIVE</w:t>
+            </w:r>
+          </w:p>
+          <w:p>
+            <w:pPr>
+              <w:spacing w:after="0" w:before="0" w:line="288" w:lineRule="auto"/>
+              <w:jc w:val="left"/>
+            </w:pPr>
+            <w:r>
+              <w:rPr>
+                <w:rFonts w:ascii="Lato" w:cs="Lato" w:eastAsia="Lato" w:hAnsi="Lato"/>
+                <w:color w:val="1F1F1F"/>
+                <w:sz w:val="17"/>
+                <w:szCs w:val="17"/>
+              </w:rPr>
+              <w:t xml:space="preserve">The Shafto (Beamish) Papers at Durham University Archives and Special Collections document the Beamish estate, its families and its properties, including Red Row, from the eighteenth century. For a feature, the most powerful image is the oldest photograph of the Black Horse or the cottages placed beside the same view today, with the 1740 lease itself requested from Special Collections.</w:t>
+            </w:r>
+          </w:p>
+        </w:tc>
+      </w:tr>
+    </w:tbl>
+    <w:p>
+      <w:pPr>
+        <w:sectPr>
+          <w:footerReference w:type="default" r:id="rId12"/>
+          <w:type w:val="continuous"/>
+          <w:pgSz w:w="11906" w:h="16838" w:orient="portrait"/>
+          <w:pgMar w:top="1250" w:right="1250" w:bottom="1150" w:left="1250" w:header="500" w:footer="560" w:gutter="0"/>
+          <w:pgNumType/>
+          <w:docGrid w:linePitch="360"/>
+        </w:sectPr>
+      </w:pPr>
+    </w:p>
+    <w:p>
+      <w:pPr>
+        <w:keepNext/>
+        <w:pageBreakBefore/>
+        <w:shd w:fill="16352A" w:color="auto" w:val="clear"/>
+        <w:spacing w:after="0" w:before="0"/>
+      </w:pPr>
+      <w:r>
+        <w:rPr>
+          <w:rFonts w:ascii="Cinzel" w:cs="Cinzel" w:eastAsia="Cinzel" w:hAnsi="Cinzel"/>
+          <w:color w:val="B08D57"/>
+          <w:spacing w:val="60"/>
+          <w:sz w:val="15"/>
+          <w:szCs w:val="15"/>
+        </w:rPr>
+        <w:t xml:space="preserve">  SECTION 04</w:t>
+      </w:r>
+    </w:p>
+    <w:p>
+      <w:pPr>
+        <w:keepNext/>
+        <w:shd w:fill="16352A" w:color="auto" w:val="clear"/>
+        <w:spacing w:after="0" w:before="0" w:line="240" w:lineRule="auto"/>
+      </w:pPr>
+      <w:r>
+        <w:rPr>
+          <w:rFonts w:ascii="Cormorant Garamond SemiBold" w:cs="Cormorant Garamond SemiBold" w:eastAsia="Cormorant Garamond SemiBold" w:hAnsi="Cormorant Garamond SemiBold"/>
+          <w:color w:val="F3EEE4"/>
+          <w:sz w:val="60"/>
+          <w:szCs w:val="60"/>
+        </w:rPr>
+        <w:t xml:space="preserve">  Stay</w:t>
+      </w:r>
+    </w:p>
+    <w:p>
+      <w:pPr>
+        <w:keepNext/>
+        <w:shd w:fill="16352A" w:color="auto" w:val="clear"/>
+        <w:spacing w:after="360" w:before="0"/>
+      </w:pPr>
+      <w:r>
+        <w:rPr>
+          <w:rFonts w:ascii="Cormorant Garamond" w:cs="Cormorant Garamond" w:eastAsia="Cormorant Garamond" w:hAnsi="Cormorant Garamond"/>
+          <w:i/>
+          <w:iCs/>
+          <w:color w:val="F3EEE4"/>
+          <w:sz w:val="27"/>
+          <w:szCs w:val="27"/>
+        </w:rPr>
+        <w:t xml:space="preserve">  Eighteen bedrooms, three very different ways to sleep on the estate  </w:t>
+      </w:r>
+    </w:p>
+    <w:p>
+      <w:pPr>
+        <w:spacing w:after="220" w:before="60" w:line="300" w:lineRule="auto"/>
+        <w:jc w:val="left"/>
+      </w:pPr>
+      <w:r>
+        <w:rPr>
+          <w:rFonts w:ascii="Cormorant Garamond Medium" w:cs="Cormorant Garamond Medium" w:eastAsia="Cormorant Garamond Medium" w:hAnsi="Cormorant Garamond Medium"/>
+          <w:i/>
+          <w:iCs/>
+          <w:color w:val="16352A"/>
+          <w:sz w:val="30"/>
+          <w:szCs w:val="30"/>
+        </w:rPr>
+        <w:t xml:space="preserve">Everything on Red Row is a two-minute walk from everything else. Guests can eat at the Black Horse, sleep above the valley, and be at Beamish Museum before the trams start running.</w:t>
+      </w:r>
+    </w:p>
+    <w:p>
+      <w:pPr>
+        <w:keepNext/>
+        <w:spacing w:after="40" w:before="120"/>
+        <w:jc w:val="center"/>
+      </w:pPr>
+      <w:r>
+        <w:drawing>
+          <wp:inline distT="0" distB="0" distL="0" distR="0">
+            <wp:extent cx="5372100" cy="3362325"/>
+            <wp:effectExtent t="0" r="0" b="0" l="0"/>
+            <wp:docPr id="7" name="" descr="" title=""/>
+            <wp:cNvGraphicFramePr>
+              <a:graphicFrameLocks xmlns:a="http://schemas.openxmlformats.org/drawingml/2006/main" noChangeAspect="1"/>
+            </wp:cNvGraphicFramePr>
+            <a:graphic xmlns:a="http://schemas.openxmlformats.org/drawingml/2006/main">
+              <a:graphicData uri="http://schemas.openxmlformats.org/drawingml/2006/picture">
+                <pic:pic xmlns:pic="http://schemas.openxmlformats.org/drawingml/2006/picture">
+                  <pic:nvPicPr>
+                    <pic:cNvPr id="0" name="" descr=""/>
+                    <pic:cNvPicPr>
+                      <a:picLocks noChangeAspect="1" noChangeArrowheads="1"/>
+                    </pic:cNvPicPr>
+                  </pic:nvPicPr>
+                  <pic:blipFill>
+                    <a:blip r:embed="rId35" cstate="none"/>
+                    <a:srcRect/>
+                    <a:stretch>
+                      <a:fillRect/>
+                    </a:stretch>
+                  </pic:blipFill>
+                  <pic:spPr bwMode="auto">
+                    <a:xfrm>
+                      <a:off x="0" y="0"/>
+                      <a:ext cx="5372100" cy="3362325"/>
+                    </a:xfrm>
+                    <a:prstGeom prst="rect">
+                      <a:avLst/>
+                    </a:prstGeom>
+                  </pic:spPr>
+                </pic:pic>
+              </a:graphicData>
+            </a:graphic>
+          </wp:inline>
+        </w:drawing>
+      </w:r>
+    </w:p>
+    <w:p>
+      <w:pPr>
+        <w:spacing w:after="220" w:before="0"/>
+        <w:jc w:val="center"/>
+      </w:pPr>
+      <w:r>
+        <w:rPr>
+          <w:rFonts w:ascii="Lato Light" w:cs="Lato Light" w:eastAsia="Lato Light" w:hAnsi="Lato Light"/>
+          <w:i/>
+          <w:iCs/>
+          <w:color w:val="6B6B6B"/>
+          <w:sz w:val="16"/>
+          <w:szCs w:val="16"/>
+        </w:rPr>
+        <w:t xml:space="preserve">Plate 06 · An Old Red Row bedroom: handmade bed, oak, copper roll-top tub.</w:t>
+      </w:r>
+    </w:p>
+    <w:p>
+      <w:pPr>
+        <w:keepNext/>
+        <w:spacing w:after="80" w:before="260"/>
+      </w:pPr>
+      <w:r>
+        <w:rPr>
+          <w:rFonts w:ascii="Cormorant Garamond SemiBold" w:cs="Cormorant Garamond SemiBold" w:eastAsia="Cormorant Garamond SemiBold" w:hAnsi="Cormorant Garamond SemiBold"/>
+          <w:color w:val="16352A"/>
+          <w:sz w:val="34"/>
+          <w:szCs w:val="34"/>
+        </w:rPr>
+        <w:t xml:space="preserve">Old Red Row Rooms</w:t>
+      </w:r>
+    </w:p>
+    <w:p>
+      <w:pPr>
+        <w:spacing w:after="140" w:before="0" w:line="288" w:lineRule="auto"/>
+      </w:pPr>
+      <w:r>
+        <w:rPr>
+          <w:rFonts w:ascii="Cormorant Garamond SemiBold" w:cs="Cormorant Garamond SemiBold" w:eastAsia="Cormorant Garamond SemiBold" w:hAnsi="Cormorant Garamond SemiBold"/>
+          <w:color w:val="7A2E2B"/>
+          <w:sz w:val="52"/>
+          <w:szCs w:val="52"/>
+        </w:rPr>
+        <w:t xml:space="preserve">T</w:t>
+      </w:r>
+      <w:r>
+        <w:rPr>
+          <w:rFonts w:ascii="Lato" w:cs="Lato" w:eastAsia="Lato" w:hAnsi="Lato"/>
+          <w:color w:val="1F1F1F"/>
+          <w:sz w:val="21"/>
+          <w:szCs w:val="21"/>
+        </w:rPr>
+        <w:t xml:space="preserve">welve bedrooms in the historic Red Row accommodation, six on the lower ground floor and six above, each fitted in bespoke oak and named after English garden plants. The beds are large and handmade; the bathrooms carry roll-top copper tubs, walk-in rainforest showers and proper toiletries. The lower ground floor rooms are dog-friendly. Guests on TripAdvisor describe them as being like having your own suite, and note that the furniture looks as if it was made locally, with care. It was.</w:t>
+      </w:r>
+    </w:p>
+    <w:p>
+      <w:pPr>
+        <w:keepNext/>
+        <w:spacing w:after="80" w:before="260"/>
+      </w:pPr>
+      <w:r>
+        <w:rPr>
+          <w:rFonts w:ascii="Cormorant Garamond SemiBold" w:cs="Cormorant Garamond SemiBold" w:eastAsia="Cormorant Garamond SemiBold" w:hAnsi="Cormorant Garamond SemiBold"/>
+          <w:color w:val="16352A"/>
+          <w:sz w:val="34"/>
+          <w:szCs w:val="34"/>
+        </w:rPr>
+        <w:t xml:space="preserve">Red Row Retreat</w:t>
+      </w:r>
+    </w:p>
+    <w:p>
+      <w:pPr>
+        <w:spacing w:after="140" w:before="0" w:line="288" w:lineRule="auto"/>
+        <w:jc w:val="left"/>
+      </w:pPr>
+      <w:r>
+        <w:rPr>
+          <w:rFonts w:ascii="Lato" w:cs="Lato" w:eastAsia="Lato" w:hAnsi="Lato"/>
+          <w:color w:val="1F1F1F"/>
+          <w:sz w:val="21"/>
+          <w:szCs w:val="21"/>
+        </w:rPr>
+        <w:t xml:space="preserve">Tucked into a secluded corner of the estate, looking across the Beamish Burn valley. Two self-catering suites, Rosemary and Lovage, each has a private outdoor terrace; two stylish doubles, Sage and Thyme, are en suite. Book them separately, or interconnect the lot into one home-from-home that sleeps ten, with its own living space, dining table, fully equipped kitchen, sitting area and writing desk. A new hot tub on the terrace turns it into a romantic countryside getaway. Dogs are welcome for a small nightly charge.</w:t>
+      </w:r>
+    </w:p>
+    <w:p>
+      <w:pPr>
+        <w:keepNext/>
+        <w:spacing w:after="80" w:before="260"/>
+      </w:pPr>
+      <w:r>
+        <w:rPr>
+          <w:rFonts w:ascii="Cormorant Garamond SemiBold" w:cs="Cormorant Garamond SemiBold" w:eastAsia="Cormorant Garamond SemiBold" w:hAnsi="Cormorant Garamond SemiBold"/>
+          <w:color w:val="16352A"/>
+          <w:sz w:val="34"/>
+          <w:szCs w:val="34"/>
+        </w:rPr>
+        <w:t xml:space="preserve">Huckleberry Cottage</w:t>
+      </w:r>
+    </w:p>
+    <w:p>
+      <w:pPr>
+        <w:spacing w:after="140" w:before="0" w:line="288" w:lineRule="auto"/>
+        <w:jc w:val="left"/>
+      </w:pPr>
+      <w:r>
+        <w:rPr>
+          <w:rFonts w:ascii="Lato" w:cs="Lato" w:eastAsia="Lato" w:hAnsi="Lato"/>
+          <w:color w:val="1F1F1F"/>
+          <w:sz w:val="21"/>
+          <w:szCs w:val="21"/>
+        </w:rPr>
+        <w:t xml:space="preserve">A standalone two-bedroom cottage in the peaceful Beamish conservation valley, two or three minutes' stroll from the Black Horse and minutes from Beamish Museum and Tanfield Railway. For guests who want the estate around them and nobody else.</w:t>
+      </w:r>
+    </w:p>
+    <w:tbl>
+      <w:tblPr>
+        <w:tblW w:type="dxa" w:w="9406"/>
+        <w:tblBorders>
+          <w:top w:val="none" w:color="FFFFFF" w:sz="0"/>
+          <w:left w:val="none" w:color="FFFFFF" w:sz="0"/>
+          <w:bottom w:val="none" w:color="FFFFFF" w:sz="0"/>
+          <w:right w:val="none" w:color="FFFFFF" w:sz="0"/>
+          <w:insideH w:val="none" w:color="FFFFFF" w:sz="0"/>
+          <w:insideV w:val="none" w:color="FFFFFF" w:sz="0"/>
+        </w:tblBorders>
+      </w:tblPr>
+      <w:tblGrid>
+        <w:gridCol w:w="4583"/>
+        <w:gridCol w:w="240"/>
+        <w:gridCol w:w="4583"/>
+      </w:tblGrid>
+      <w:tr>
+        <w:trPr>
+          <w:cantSplit/>
+        </w:trPr>
         <w:tc>
           <w:tcPr>
             <w:tcW w:type="dxa" w:w="4583"/>
@@ -3879,7 +3934,7 @@
                           </pic:cNvPicPr>
                         </pic:nvPicPr>
                         <pic:blipFill>
-                          <a:blip r:embed="rId35" cstate="none"/>
+                          <a:blip r:embed="rId36" cstate="none"/>
                           <a:srcRect/>
                           <a:stretch>
                             <a:fillRect/>
@@ -3914,7 +3969,97 @@
                 <w:sz w:val="16"/>
                 <w:szCs w:val="16"/>
               </w:rPr>
-              <w:t xml:space="preserve">Plate 07 · Huckleberry Cottage in the conservation valley.</w:t>
+              <w:t xml:space="preserve">Plate 07 · The Retreat terrace over the Beamish Burn valley.</w:t>
+            </w:r>
+          </w:p>
+        </w:tc>
+        <w:tc>
+          <w:tcPr>
+            <w:tcW w:type="dxa" w:w="240"/>
+            <w:tcBorders>
+              <w:top w:val="none" w:color="FFFFFF" w:sz="0"/>
+              <w:left w:val="none" w:color="FFFFFF" w:sz="0"/>
+              <w:bottom w:val="none" w:color="FFFFFF" w:sz="0"/>
+              <w:right w:val="none" w:color="FFFFFF" w:sz="0"/>
+            </w:tcBorders>
+          </w:tcPr>
+          <w:p/>
+        </w:tc>
+        <w:tc>
+          <w:tcPr>
+            <w:tcW w:type="dxa" w:w="4583"/>
+            <w:tcBorders>
+              <w:top w:val="none" w:color="FFFFFF" w:sz="0"/>
+              <w:left w:val="none" w:color="FFFFFF" w:sz="0"/>
+              <w:bottom w:val="none" w:color="FFFFFF" w:sz="0"/>
+              <w:right w:val="none" w:color="FFFFFF" w:sz="0"/>
+            </w:tcBorders>
+            <w:tcMar>
+              <w:top w:type="dxa" w:w="0"/>
+              <w:left w:type="dxa" w:w="0"/>
+              <w:bottom w:type="dxa" w:w="0"/>
+              <w:right w:type="dxa" w:w="0"/>
+            </w:tcMar>
+          </w:tcPr>
+          <w:p>
+            <w:pPr>
+              <w:spacing w:after="40"/>
+            </w:pPr>
+            <w:r>
+              <w:drawing>
+                <wp:inline distT="0" distB="0" distL="0" distR="0">
+                  <wp:extent cx="2914650" cy="1819275"/>
+                  <wp:effectExtent t="0" r="0" b="0" l="0"/>
+                  <wp:docPr id="9" name="" descr="" title=""/>
+                  <wp:cNvGraphicFramePr>
+                    <a:graphicFrameLocks xmlns:a="http://schemas.openxmlformats.org/drawingml/2006/main" noChangeAspect="1"/>
+                  </wp:cNvGraphicFramePr>
+                  <a:graphic xmlns:a="http://schemas.openxmlformats.org/drawingml/2006/main">
+                    <a:graphicData uri="http://schemas.openxmlformats.org/drawingml/2006/picture">
+                      <pic:pic xmlns:pic="http://schemas.openxmlformats.org/drawingml/2006/picture">
+                        <pic:nvPicPr>
+                          <pic:cNvPr id="0" name="" descr=""/>
+                          <pic:cNvPicPr>
+                            <a:picLocks noChangeAspect="1" noChangeArrowheads="1"/>
+                          </pic:cNvPicPr>
+                        </pic:nvPicPr>
+                        <pic:blipFill>
+                          <a:blip r:embed="rId37" cstate="none"/>
+                          <a:srcRect/>
+                          <a:stretch>
+                            <a:fillRect/>
+                          </a:stretch>
+                        </pic:blipFill>
+                        <pic:spPr bwMode="auto">
+                          <a:xfrm>
+                            <a:off x="0" y="0"/>
+                            <a:ext cx="2914650" cy="1819275"/>
+                          </a:xfrm>
+                          <a:prstGeom prst="rect">
+                            <a:avLst/>
+                          </a:prstGeom>
+                        </pic:spPr>
+                      </pic:pic>
+                    </a:graphicData>
+                  </a:graphic>
+                </wp:inline>
+              </w:drawing>
+            </w:r>
+          </w:p>
+          <w:p>
+            <w:pPr>
+              <w:spacing w:after="0"/>
+            </w:pPr>
+            <w:r>
+              <w:rPr>
+                <w:rFonts w:ascii="Lato Light" w:cs="Lato Light" w:eastAsia="Lato Light" w:hAnsi="Lato Light"/>
+                <w:i/>
+                <w:iCs/>
+                <w:color w:val="6B6B6B"/>
+                <w:sz w:val="16"/>
+                <w:szCs w:val="16"/>
+              </w:rPr>
+              <w:t xml:space="preserve">Plate 08 · Huckleberry Cottage in the conservation valley.</w:t>
             </w:r>
           </w:p>
         </w:tc>
@@ -4278,72 +4423,204 @@
           <w:sz w:val="27"/>
           <w:szCs w:val="27"/>
         </w:rPr>
-        <w:t xml:space="preserve">  Weddings under canvas for 349, or by the fire for fifty  </w:t>
-      </w:r>
-    </w:p>
-    <w:p>
-      <w:pPr>
-        <w:keepNext/>
-        <w:spacing w:after="40" w:before="120"/>
-        <w:jc w:val="center"/>
-      </w:pPr>
-      <w:r>
-        <w:drawing>
-          <wp:inline distT="0" distB="0" distL="0" distR="0">
-            <wp:extent cx="5972175" cy="3733800"/>
-            <wp:effectExtent t="0" r="0" b="0" l="0"/>
-            <wp:docPr id="9" name="" descr="" title=""/>
-            <wp:cNvGraphicFramePr>
-              <a:graphicFrameLocks xmlns:a="http://schemas.openxmlformats.org/drawingml/2006/main" noChangeAspect="1"/>
-            </wp:cNvGraphicFramePr>
-            <a:graphic xmlns:a="http://schemas.openxmlformats.org/drawingml/2006/main">
-              <a:graphicData uri="http://schemas.openxmlformats.org/drawingml/2006/picture">
-                <pic:pic xmlns:pic="http://schemas.openxmlformats.org/drawingml/2006/picture">
-                  <pic:nvPicPr>
-                    <pic:cNvPr id="0" name="" descr=""/>
-                    <pic:cNvPicPr>
-                      <a:picLocks noChangeAspect="1" noChangeArrowheads="1"/>
-                    </pic:cNvPicPr>
-                  </pic:nvPicPr>
-                  <pic:blipFill>
-                    <a:blip r:embed="rId36" cstate="none"/>
-                    <a:srcRect/>
-                    <a:stretch>
-                      <a:fillRect/>
-                    </a:stretch>
-                  </pic:blipFill>
-                  <pic:spPr bwMode="auto">
-                    <a:xfrm>
-                      <a:off x="0" y="0"/>
-                      <a:ext cx="5972175" cy="3733800"/>
-                    </a:xfrm>
-                    <a:prstGeom prst="rect">
-                      <a:avLst/>
-                    </a:prstGeom>
-                  </pic:spPr>
-                </pic:pic>
-              </a:graphicData>
-            </a:graphic>
-          </wp:inline>
-        </w:drawing>
-      </w:r>
-    </w:p>
-    <w:p>
-      <w:pPr>
-        <w:spacing w:after="220" w:before="0"/>
-        <w:jc w:val="center"/>
-      </w:pPr>
-      <w:r>
-        <w:rPr>
-          <w:rFonts w:ascii="Lato Light" w:cs="Lato Light" w:eastAsia="Lato Light" w:hAnsi="Lato Light"/>
-          <w:i/>
-          <w:iCs/>
-          <w:color w:val="6B6B6B"/>
-          <w:sz w:val="16"/>
-          <w:szCs w:val="16"/>
-        </w:rPr>
-        <w:t xml:space="preserve">Plate 08 · A Red Row wedding: the couple on the estate, the marquee dressed for the breakfast.</w:t>
-      </w:r>
+        <w:t xml:space="preserve">  Weddings under canvas for 349, or by the fire for forty-five  </w:t>
+      </w:r>
+    </w:p>
+    <w:tbl>
+      <w:tblPr>
+        <w:tblW w:type="dxa" w:w="9406"/>
+        <w:tblBorders>
+          <w:top w:val="none" w:color="FFFFFF" w:sz="0"/>
+          <w:left w:val="none" w:color="FFFFFF" w:sz="0"/>
+          <w:bottom w:val="none" w:color="FFFFFF" w:sz="0"/>
+          <w:right w:val="none" w:color="FFFFFF" w:sz="0"/>
+          <w:insideH w:val="none" w:color="FFFFFF" w:sz="0"/>
+          <w:insideV w:val="none" w:color="FFFFFF" w:sz="0"/>
+        </w:tblBorders>
+      </w:tblPr>
+      <w:tblGrid>
+        <w:gridCol w:w="4583"/>
+        <w:gridCol w:w="240"/>
+        <w:gridCol w:w="4583"/>
+      </w:tblGrid>
+      <w:tr>
+        <w:trPr>
+          <w:cantSplit/>
+        </w:trPr>
+        <w:tc>
+          <w:tcPr>
+            <w:tcW w:type="dxa" w:w="4583"/>
+            <w:tcBorders>
+              <w:top w:val="none" w:color="FFFFFF" w:sz="0"/>
+              <w:left w:val="none" w:color="FFFFFF" w:sz="0"/>
+              <w:bottom w:val="none" w:color="FFFFFF" w:sz="0"/>
+              <w:right w:val="none" w:color="FFFFFF" w:sz="0"/>
+            </w:tcBorders>
+            <w:tcMar>
+              <w:top w:type="dxa" w:w="0"/>
+              <w:left w:type="dxa" w:w="0"/>
+              <w:bottom w:type="dxa" w:w="0"/>
+              <w:right w:type="dxa" w:w="0"/>
+            </w:tcMar>
+          </w:tcPr>
+          <w:p>
+            <w:pPr>
+              <w:spacing w:after="40"/>
+            </w:pPr>
+            <w:r>
+              <w:drawing>
+                <wp:inline distT="0" distB="0" distL="0" distR="0">
+                  <wp:extent cx="2914650" cy="1819275"/>
+                  <wp:effectExtent t="0" r="0" b="0" l="0"/>
+                  <wp:docPr id="10" name="" descr="" title=""/>
+                  <wp:cNvGraphicFramePr>
+                    <a:graphicFrameLocks xmlns:a="http://schemas.openxmlformats.org/drawingml/2006/main" noChangeAspect="1"/>
+                  </wp:cNvGraphicFramePr>
+                  <a:graphic xmlns:a="http://schemas.openxmlformats.org/drawingml/2006/main">
+                    <a:graphicData uri="http://schemas.openxmlformats.org/drawingml/2006/picture">
+                      <pic:pic xmlns:pic="http://schemas.openxmlformats.org/drawingml/2006/picture">
+                        <pic:nvPicPr>
+                          <pic:cNvPr id="0" name="" descr=""/>
+                          <pic:cNvPicPr>
+                            <a:picLocks noChangeAspect="1" noChangeArrowheads="1"/>
+                          </pic:cNvPicPr>
+                        </pic:nvPicPr>
+                        <pic:blipFill>
+                          <a:blip r:embed="rId38" cstate="none"/>
+                          <a:srcRect/>
+                          <a:stretch>
+                            <a:fillRect/>
+                          </a:stretch>
+                        </pic:blipFill>
+                        <pic:spPr bwMode="auto">
+                          <a:xfrm>
+                            <a:off x="0" y="0"/>
+                            <a:ext cx="2914650" cy="1819275"/>
+                          </a:xfrm>
+                          <a:prstGeom prst="rect">
+                            <a:avLst/>
+                          </a:prstGeom>
+                        </pic:spPr>
+                      </pic:pic>
+                    </a:graphicData>
+                  </a:graphic>
+                </wp:inline>
+              </w:drawing>
+            </w:r>
+          </w:p>
+          <w:p>
+            <w:pPr>
+              <w:spacing w:after="0"/>
+            </w:pPr>
+            <w:r>
+              <w:rPr>
+                <w:rFonts w:ascii="Lato Light" w:cs="Lato Light" w:eastAsia="Lato Light" w:hAnsi="Lato Light"/>
+                <w:i/>
+                <w:iCs/>
+                <w:color w:val="6B6B6B"/>
+                <w:sz w:val="16"/>
+                <w:szCs w:val="16"/>
+              </w:rPr>
+              <w:t xml:space="preserve">Plate 09 · A Red Row wedding: the couple in the lavender rows; the marquee dressed for 349.</w:t>
+            </w:r>
+          </w:p>
+        </w:tc>
+        <w:tc>
+          <w:tcPr>
+            <w:tcW w:type="dxa" w:w="240"/>
+            <w:tcBorders>
+              <w:top w:val="none" w:color="FFFFFF" w:sz="0"/>
+              <w:left w:val="none" w:color="FFFFFF" w:sz="0"/>
+              <w:bottom w:val="none" w:color="FFFFFF" w:sz="0"/>
+              <w:right w:val="none" w:color="FFFFFF" w:sz="0"/>
+            </w:tcBorders>
+          </w:tcPr>
+          <w:p/>
+        </w:tc>
+        <w:tc>
+          <w:tcPr>
+            <w:tcW w:type="dxa" w:w="4583"/>
+            <w:tcBorders>
+              <w:top w:val="none" w:color="FFFFFF" w:sz="0"/>
+              <w:left w:val="none" w:color="FFFFFF" w:sz="0"/>
+              <w:bottom w:val="none" w:color="FFFFFF" w:sz="0"/>
+              <w:right w:val="none" w:color="FFFFFF" w:sz="0"/>
+            </w:tcBorders>
+            <w:tcMar>
+              <w:top w:type="dxa" w:w="0"/>
+              <w:left w:type="dxa" w:w="0"/>
+              <w:bottom w:type="dxa" w:w="0"/>
+              <w:right w:type="dxa" w:w="0"/>
+            </w:tcMar>
+          </w:tcPr>
+          <w:p>
+            <w:pPr>
+              <w:spacing w:after="40"/>
+            </w:pPr>
+            <w:r>
+              <w:drawing>
+                <wp:inline distT="0" distB="0" distL="0" distR="0">
+                  <wp:extent cx="2914650" cy="1819275"/>
+                  <wp:effectExtent t="0" r="0" b="0" l="0"/>
+                  <wp:docPr id="11" name="" descr="" title=""/>
+                  <wp:cNvGraphicFramePr>
+                    <a:graphicFrameLocks xmlns:a="http://schemas.openxmlformats.org/drawingml/2006/main" noChangeAspect="1"/>
+                  </wp:cNvGraphicFramePr>
+                  <a:graphic xmlns:a="http://schemas.openxmlformats.org/drawingml/2006/main">
+                    <a:graphicData uri="http://schemas.openxmlformats.org/drawingml/2006/picture">
+                      <pic:pic xmlns:pic="http://schemas.openxmlformats.org/drawingml/2006/picture">
+                        <pic:nvPicPr>
+                          <pic:cNvPr id="0" name="" descr=""/>
+                          <pic:cNvPicPr>
+                            <a:picLocks noChangeAspect="1" noChangeArrowheads="1"/>
+                          </pic:cNvPicPr>
+                        </pic:nvPicPr>
+                        <pic:blipFill>
+                          <a:blip r:embed="rId39" cstate="none"/>
+                          <a:srcRect/>
+                          <a:stretch>
+                            <a:fillRect/>
+                          </a:stretch>
+                        </pic:blipFill>
+                        <pic:spPr bwMode="auto">
+                          <a:xfrm>
+                            <a:off x="0" y="0"/>
+                            <a:ext cx="2914650" cy="1819275"/>
+                          </a:xfrm>
+                          <a:prstGeom prst="rect">
+                            <a:avLst/>
+                          </a:prstGeom>
+                        </pic:spPr>
+                      </pic:pic>
+                    </a:graphicData>
+                  </a:graphic>
+                </wp:inline>
+              </w:drawing>
+            </w:r>
+          </w:p>
+          <w:p>
+            <w:pPr>
+              <w:spacing w:after="0"/>
+            </w:pPr>
+            <w:r>
+              <w:rPr>
+                <w:rFonts w:ascii="Lato Light" w:cs="Lato Light" w:eastAsia="Lato Light" w:hAnsi="Lato Light"/>
+                <w:i/>
+                <w:iCs/>
+                <w:color w:val="6B6B6B"/>
+                <w:sz w:val="16"/>
+                <w:szCs w:val="16"/>
+              </w:rPr>
+              <w:t xml:space="preserve">Plate 10 · The George Ridley Suite dressed for a ceremony by the fire.</w:t>
+            </w:r>
+          </w:p>
+        </w:tc>
+      </w:tr>
+    </w:tbl>
+    <w:p>
+      <w:pPr>
+        <w:spacing w:after="0" w:before="160"/>
+      </w:pPr>
     </w:p>
     <w:p>
       <w:pPr>
@@ -4365,7 +4642,7 @@
           <w:sz w:val="21"/>
           <w:szCs w:val="21"/>
         </w:rPr>
-        <w:t xml:space="preserve">wo very different rooms, both licensed for civil ceremonies. The Orchard Marquee seats up to 349 for a wedding breakfast and opens onto the estate, which makes it one of the largest country wedding spaces in County Durham. The George Ridley Suite, with its stone walls and fireplace, takes 54 for a ceremony, 45 for the breakfast and 80 for the evening, and suits a wedding that wants the pub at its heart.</w:t>
+        <w:t xml:space="preserve">wo very different rooms, both licensed for civil ceremonies. The Orchard Marquee seats up to 349 for a wedding breakfast and opens onto the estate, which puts it among the largest marquee venues in the county. The George Ridley Suite, with its stone walls and fireplace, takes 54 for a ceremony, 45 for the breakfast and 80 for the evening, and suits a wedding that wants the pub at its heart.</w:t>
       </w:r>
     </w:p>
     <w:p>
@@ -4380,7 +4657,7 @@
           <w:sz w:val="21"/>
           <w:szCs w:val="21"/>
         </w:rPr>
-        <w:t xml:space="preserve">Around them sit twenty bedrooms, a 300-year-old bar for the night before, a Sunday lunch for the morning after, and a family that has been hosting on this hillside for years. The estate is as comfortable with a short-notice winter wedding as with a summer festival celebration, and its private dining, business retreat and Christmas offers use the same rooms all year round.</w:t>
+        <w:t xml:space="preserve">Around them sit eighteen bedrooms, a 300-year-old bar for the night before, a Sunday lunch for the morning after, and a family that has been hosting on this hillside since 2006. The estate is as comfortable with a short-notice winter wedding as with a summer festival celebration, and its private dining, business retreat and Christmas offers use the same rooms all year round.</w:t>
       </w:r>
     </w:p>
     <w:tbl>
@@ -4581,7 +4858,7 @@
                 <w:sz w:val="52"/>
                 <w:szCs w:val="52"/>
               </w:rPr>
-              <w:t xml:space="preserve">20+</w:t>
+              <w:t xml:space="preserve">18</w:t>
             </w:r>
           </w:p>
           <w:p>
@@ -4635,7 +4912,7 @@
           <w:sz w:val="21"/>
           <w:szCs w:val="21"/>
         </w:rPr>
-        <w:t xml:space="preserve">Beyond the marquee, the estate's open ground hosts events at a scale few country venues can match. The Great North Classic Car Show, staged with Aston Workshop, Car Barn and Beamish Morgan, has brought more than 450 classic and exotic cars to Red Row, with room for 550 exhibits, a concours d'elegance, an outdoor bar and barbecue, and catering inside the marquee. The same ground and infrastructure are available for supercar and motorcycle gatherings, food and drink festivals, corporate family days, product launches, rural shows, markets, charity events and large private celebrations.</w:t>
+        <w:t xml:space="preserve">Beyond the marquee, the estate's open ground hosts events at a scale few country venues can match. At its recent editions the Great North Classic Car Show, staged with Aston Workshop, Car Barn and the Beamish Morgan dealership, filled the field with more than 450 classic and exotic cars; there is room for 550 exhibits, a concours d'elegance, an outdoor bar and barbecue, and catering inside the marquee. The same ground and infrastructure are available for supercar and motorcycle gatherings, food and drink festivals, corporate family days, product launches, rural shows, markets, charity events and large private celebrations.</w:t>
       </w:r>
     </w:p>
     <w:p>
@@ -4647,9 +4924,9 @@
       <w:r>
         <w:drawing>
           <wp:inline distT="0" distB="0" distL="0" distR="0">
-            <wp:extent cx="5972175" cy="3733800"/>
+            <wp:extent cx="5372100" cy="3362325"/>
             <wp:effectExtent t="0" r="0" b="0" l="0"/>
-            <wp:docPr id="10" name="" descr="" title=""/>
+            <wp:docPr id="12" name="" descr="" title=""/>
             <wp:cNvGraphicFramePr>
               <a:graphicFrameLocks xmlns:a="http://schemas.openxmlformats.org/drawingml/2006/main" noChangeAspect="1"/>
             </wp:cNvGraphicFramePr>
@@ -4663,7 +4940,7 @@
                     </pic:cNvPicPr>
                   </pic:nvPicPr>
                   <pic:blipFill>
-                    <a:blip r:embed="rId37" cstate="none"/>
+                    <a:blip r:embed="rId40" cstate="none"/>
                     <a:srcRect/>
                     <a:stretch>
                       <a:fillRect/>
@@ -4672,7 +4949,7 @@
                   <pic:spPr bwMode="auto">
                     <a:xfrm>
                       <a:off x="0" y="0"/>
-                      <a:ext cx="5972175" cy="3733800"/>
+                      <a:ext cx="5372100" cy="3362325"/>
                     </a:xfrm>
                     <a:prstGeom prst="rect">
                       <a:avLst/>
@@ -4699,7 +4976,7 @@
           <w:sz w:val="16"/>
           <w:szCs w:val="16"/>
         </w:rPr>
-        <w:t xml:space="preserve">Plate 09 · The Orchard Marquee and grounds on a show day: scale, people, atmosphere.</w:t>
+        <w:t xml:space="preserve">Plate 11 · Show day on the big field: 450 cars, the marquee and the crowds from above.</w:t>
       </w:r>
     </w:p>
     <w:tbl>
@@ -4926,9 +5203,9 @@
       <w:r>
         <w:drawing>
           <wp:inline distT="0" distB="0" distL="0" distR="0">
-            <wp:extent cx="5972175" cy="3733800"/>
+            <wp:extent cx="5372100" cy="3362325"/>
             <wp:effectExtent t="0" r="0" b="0" l="0"/>
-            <wp:docPr id="11" name="" descr="" title=""/>
+            <wp:docPr id="13" name="" descr="" title=""/>
             <wp:cNvGraphicFramePr>
               <a:graphicFrameLocks xmlns:a="http://schemas.openxmlformats.org/drawingml/2006/main" noChangeAspect="1"/>
             </wp:cNvGraphicFramePr>
@@ -4942,7 +5219,7 @@
                     </pic:cNvPicPr>
                   </pic:nvPicPr>
                   <pic:blipFill>
-                    <a:blip r:embed="rId38" cstate="none"/>
+                    <a:blip r:embed="rId41" cstate="none"/>
                     <a:srcRect/>
                     <a:stretch>
                       <a:fillRect/>
@@ -4951,7 +5228,7 @@
                   <pic:spPr bwMode="auto">
                     <a:xfrm>
                       <a:off x="0" y="0"/>
-                      <a:ext cx="5972175" cy="3733800"/>
+                      <a:ext cx="5372100" cy="3362325"/>
                     </a:xfrm>
                     <a:prstGeom prst="rect">
                       <a:avLst/>
@@ -4978,7 +5255,7 @@
           <w:sz w:val="16"/>
           <w:szCs w:val="16"/>
         </w:rPr>
-        <w:t xml:space="preserve">Plate 10 · Aston Workshop: a DB on the lift, or the showroom line-up.</w:t>
+        <w:t xml:space="preserve">Plate 12 · Aston Workshop: a DB5 on the lift, and the eighty-car showroom line-up.</w:t>
       </w:r>
     </w:p>
     <w:p>
@@ -5029,7 +5306,7 @@
           <w:sz w:val="21"/>
           <w:szCs w:val="21"/>
         </w:rPr>
-        <w:t xml:space="preserve">n 1988 Bob Fountain gave up sheep farming. A friend had rolled up the drive at Red Row in an Aston Martin DB5; Bob converted the sheep shed into a garage, restored a DB5 of his own, sold it, and used the money to start a business. More than thirty-five years later, Aston Workshop is one of the best-known independent Aston Martin specialists in the world, and the tiny hamlet of Red Row is its home.</w:t>
+        <w:t xml:space="preserve">n 1988 Bob Fountain gave up sheep farming. A friend had rolled up the drive at Red Row in an Aston Martin DB5; Bob converted the sheep shed into a garage, restored a DB5 of his own, sold it, and used the money to start a business. More than three decades later, Aston Workshop is one of the best-known independent Aston Martin specialists in the world, and the tiny hamlet of Red Row is its home.</w:t>
       </w:r>
     </w:p>
     <w:p>
@@ -5121,69 +5398,201 @@
         </w:sectPr>
       </w:pPr>
     </w:p>
-    <w:p>
-      <w:pPr>
-        <w:keepNext/>
-        <w:spacing w:after="40" w:before="120"/>
-        <w:jc w:val="center"/>
-      </w:pPr>
-      <w:r>
-        <w:drawing>
-          <wp:inline distT="0" distB="0" distL="0" distR="0">
-            <wp:extent cx="5972175" cy="3733800"/>
-            <wp:effectExtent t="0" r="0" b="0" l="0"/>
-            <wp:docPr id="12" name="" descr="" title=""/>
-            <wp:cNvGraphicFramePr>
-              <a:graphicFrameLocks xmlns:a="http://schemas.openxmlformats.org/drawingml/2006/main" noChangeAspect="1"/>
-            </wp:cNvGraphicFramePr>
-            <a:graphic xmlns:a="http://schemas.openxmlformats.org/drawingml/2006/main">
-              <a:graphicData uri="http://schemas.openxmlformats.org/drawingml/2006/picture">
-                <pic:pic xmlns:pic="http://schemas.openxmlformats.org/drawingml/2006/picture">
-                  <pic:nvPicPr>
-                    <pic:cNvPr id="0" name="" descr=""/>
-                    <pic:cNvPicPr>
-                      <a:picLocks noChangeAspect="1" noChangeArrowheads="1"/>
-                    </pic:cNvPicPr>
-                  </pic:nvPicPr>
-                  <pic:blipFill>
-                    <a:blip r:embed="rId39" cstate="none"/>
-                    <a:srcRect/>
-                    <a:stretch>
-                      <a:fillRect/>
-                    </a:stretch>
-                  </pic:blipFill>
-                  <pic:spPr bwMode="auto">
-                    <a:xfrm>
-                      <a:off x="0" y="0"/>
-                      <a:ext cx="5972175" cy="3733800"/>
-                    </a:xfrm>
-                    <a:prstGeom prst="rect">
-                      <a:avLst/>
-                    </a:prstGeom>
-                  </pic:spPr>
-                </pic:pic>
-              </a:graphicData>
-            </a:graphic>
-          </wp:inline>
-        </w:drawing>
-      </w:r>
-    </w:p>
-    <w:p>
-      <w:pPr>
-        <w:spacing w:after="220" w:before="0"/>
-        <w:jc w:val="center"/>
-      </w:pPr>
-      <w:r>
-        <w:rPr>
-          <w:rFonts w:ascii="Lato Light" w:cs="Lato Light" w:eastAsia="Lato Light" w:hAnsi="Lato Light"/>
-          <w:i/>
-          <w:iCs/>
-          <w:color w:val="6B6B6B"/>
-          <w:sz w:val="16"/>
-          <w:szCs w:val="16"/>
-        </w:rPr>
-        <w:t xml:space="preserve">Plate 11 · Car Barn on meet day: Caterhams, classics and supercars filling the yard.</w:t>
-      </w:r>
+    <w:tbl>
+      <w:tblPr>
+        <w:tblW w:type="dxa" w:w="9406"/>
+        <w:tblBorders>
+          <w:top w:val="none" w:color="FFFFFF" w:sz="0"/>
+          <w:left w:val="none" w:color="FFFFFF" w:sz="0"/>
+          <w:bottom w:val="none" w:color="FFFFFF" w:sz="0"/>
+          <w:right w:val="none" w:color="FFFFFF" w:sz="0"/>
+          <w:insideH w:val="none" w:color="FFFFFF" w:sz="0"/>
+          <w:insideV w:val="none" w:color="FFFFFF" w:sz="0"/>
+        </w:tblBorders>
+      </w:tblPr>
+      <w:tblGrid>
+        <w:gridCol w:w="4583"/>
+        <w:gridCol w:w="240"/>
+        <w:gridCol w:w="4583"/>
+      </w:tblGrid>
+      <w:tr>
+        <w:trPr>
+          <w:cantSplit/>
+        </w:trPr>
+        <w:tc>
+          <w:tcPr>
+            <w:tcW w:type="dxa" w:w="4583"/>
+            <w:tcBorders>
+              <w:top w:val="none" w:color="FFFFFF" w:sz="0"/>
+              <w:left w:val="none" w:color="FFFFFF" w:sz="0"/>
+              <w:bottom w:val="none" w:color="FFFFFF" w:sz="0"/>
+              <w:right w:val="none" w:color="FFFFFF" w:sz="0"/>
+            </w:tcBorders>
+            <w:tcMar>
+              <w:top w:type="dxa" w:w="0"/>
+              <w:left w:type="dxa" w:w="0"/>
+              <w:bottom w:type="dxa" w:w="0"/>
+              <w:right w:type="dxa" w:w="0"/>
+            </w:tcMar>
+          </w:tcPr>
+          <w:p>
+            <w:pPr>
+              <w:spacing w:after="40"/>
+            </w:pPr>
+            <w:r>
+              <w:drawing>
+                <wp:inline distT="0" distB="0" distL="0" distR="0">
+                  <wp:extent cx="2914650" cy="1819275"/>
+                  <wp:effectExtent t="0" r="0" b="0" l="0"/>
+                  <wp:docPr id="14" name="" descr="" title=""/>
+                  <wp:cNvGraphicFramePr>
+                    <a:graphicFrameLocks xmlns:a="http://schemas.openxmlformats.org/drawingml/2006/main" noChangeAspect="1"/>
+                  </wp:cNvGraphicFramePr>
+                  <a:graphic xmlns:a="http://schemas.openxmlformats.org/drawingml/2006/main">
+                    <a:graphicData uri="http://schemas.openxmlformats.org/drawingml/2006/picture">
+                      <pic:pic xmlns:pic="http://schemas.openxmlformats.org/drawingml/2006/picture">
+                        <pic:nvPicPr>
+                          <pic:cNvPr id="0" name="" descr=""/>
+                          <pic:cNvPicPr>
+                            <a:picLocks noChangeAspect="1" noChangeArrowheads="1"/>
+                          </pic:cNvPicPr>
+                        </pic:nvPicPr>
+                        <pic:blipFill>
+                          <a:blip r:embed="rId42" cstate="none"/>
+                          <a:srcRect/>
+                          <a:stretch>
+                            <a:fillRect/>
+                          </a:stretch>
+                        </pic:blipFill>
+                        <pic:spPr bwMode="auto">
+                          <a:xfrm>
+                            <a:off x="0" y="0"/>
+                            <a:ext cx="2914650" cy="1819275"/>
+                          </a:xfrm>
+                          <a:prstGeom prst="rect">
+                            <a:avLst/>
+                          </a:prstGeom>
+                        </pic:spPr>
+                      </pic:pic>
+                    </a:graphicData>
+                  </a:graphic>
+                </wp:inline>
+              </w:drawing>
+            </w:r>
+          </w:p>
+          <w:p>
+            <w:pPr>
+              <w:spacing w:after="0"/>
+            </w:pPr>
+            <w:r>
+              <w:rPr>
+                <w:rFonts w:ascii="Lato Light" w:cs="Lato Light" w:eastAsia="Lato Light" w:hAnsi="Lato Light"/>
+                <w:i/>
+                <w:iCs/>
+                <w:color w:val="6B6B6B"/>
+                <w:sz w:val="16"/>
+                <w:szCs w:val="16"/>
+              </w:rPr>
+              <w:t xml:space="preserve">Plate 13 · Car Barn on meet day: Caterhams, classics and supercars filling the yard.</w:t>
+            </w:r>
+          </w:p>
+        </w:tc>
+        <w:tc>
+          <w:tcPr>
+            <w:tcW w:type="dxa" w:w="240"/>
+            <w:tcBorders>
+              <w:top w:val="none" w:color="FFFFFF" w:sz="0"/>
+              <w:left w:val="none" w:color="FFFFFF" w:sz="0"/>
+              <w:bottom w:val="none" w:color="FFFFFF" w:sz="0"/>
+              <w:right w:val="none" w:color="FFFFFF" w:sz="0"/>
+            </w:tcBorders>
+          </w:tcPr>
+          <w:p/>
+        </w:tc>
+        <w:tc>
+          <w:tcPr>
+            <w:tcW w:type="dxa" w:w="4583"/>
+            <w:tcBorders>
+              <w:top w:val="none" w:color="FFFFFF" w:sz="0"/>
+              <w:left w:val="none" w:color="FFFFFF" w:sz="0"/>
+              <w:bottom w:val="none" w:color="FFFFFF" w:sz="0"/>
+              <w:right w:val="none" w:color="FFFFFF" w:sz="0"/>
+            </w:tcBorders>
+            <w:tcMar>
+              <w:top w:type="dxa" w:w="0"/>
+              <w:left w:type="dxa" w:w="0"/>
+              <w:bottom w:type="dxa" w:w="0"/>
+              <w:right w:type="dxa" w:w="0"/>
+            </w:tcMar>
+          </w:tcPr>
+          <w:p>
+            <w:pPr>
+              <w:spacing w:after="40"/>
+            </w:pPr>
+            <w:r>
+              <w:drawing>
+                <wp:inline distT="0" distB="0" distL="0" distR="0">
+                  <wp:extent cx="2914650" cy="1819275"/>
+                  <wp:effectExtent t="0" r="0" b="0" l="0"/>
+                  <wp:docPr id="15" name="" descr="" title=""/>
+                  <wp:cNvGraphicFramePr>
+                    <a:graphicFrameLocks xmlns:a="http://schemas.openxmlformats.org/drawingml/2006/main" noChangeAspect="1"/>
+                  </wp:cNvGraphicFramePr>
+                  <a:graphic xmlns:a="http://schemas.openxmlformats.org/drawingml/2006/main">
+                    <a:graphicData uri="http://schemas.openxmlformats.org/drawingml/2006/picture">
+                      <pic:pic xmlns:pic="http://schemas.openxmlformats.org/drawingml/2006/picture">
+                        <pic:nvPicPr>
+                          <pic:cNvPr id="0" name="" descr=""/>
+                          <pic:cNvPicPr>
+                            <a:picLocks noChangeAspect="1" noChangeArrowheads="1"/>
+                          </pic:cNvPicPr>
+                        </pic:nvPicPr>
+                        <pic:blipFill>
+                          <a:blip r:embed="rId43" cstate="none"/>
+                          <a:srcRect/>
+                          <a:stretch>
+                            <a:fillRect/>
+                          </a:stretch>
+                        </pic:blipFill>
+                        <pic:spPr bwMode="auto">
+                          <a:xfrm>
+                            <a:off x="0" y="0"/>
+                            <a:ext cx="2914650" cy="1819275"/>
+                          </a:xfrm>
+                          <a:prstGeom prst="rect">
+                            <a:avLst/>
+                          </a:prstGeom>
+                        </pic:spPr>
+                      </pic:pic>
+                    </a:graphicData>
+                  </a:graphic>
+                </wp:inline>
+              </w:drawing>
+            </w:r>
+          </w:p>
+          <w:p>
+            <w:pPr>
+              <w:spacing w:after="0"/>
+            </w:pPr>
+            <w:r>
+              <w:rPr>
+                <w:rFonts w:ascii="Lato Light" w:cs="Lato Light" w:eastAsia="Lato Light" w:hAnsi="Lato Light"/>
+                <w:i/>
+                <w:iCs/>
+                <w:color w:val="6B6B6B"/>
+                <w:sz w:val="16"/>
+                <w:szCs w:val="16"/>
+              </w:rPr>
+              <w:t xml:space="preserve">Plate 14 · The Hill: the Aston Martin timeline lined up across the estate.</w:t>
+            </w:r>
+          </w:p>
+        </w:tc>
+      </w:tr>
+    </w:tbl>
+    <w:p>
+      <w:pPr>
+        <w:spacing w:after="0" w:before="100"/>
+      </w:pPr>
     </w:p>
     <w:p>
       <w:pPr>
@@ -5376,7 +5785,7 @@
                 <w:sz w:val="52"/>
                 <w:szCs w:val="52"/>
               </w:rPr>
-              <w:t xml:space="preserve">Tours</w:t>
+              <w:t xml:space="preserve">1st Fri</w:t>
             </w:r>
           </w:p>
           <w:p>
@@ -5392,7 +5801,7 @@
                 <w:sz w:val="12"/>
                 <w:szCs w:val="12"/>
               </w:rPr>
-              <w:t xml:space="preserve">FIRST FRIDAY, MONTHLY</w:t>
+              <w:t xml:space="preserve">WORKSHOP TOURS, MONTHLY</w:t>
             </w:r>
           </w:p>
         </w:tc>
@@ -5569,9 +5978,9 @@
       <w:r>
         <w:drawing>
           <wp:inline distT="0" distB="0" distL="0" distR="0">
-            <wp:extent cx="5019675" cy="3133725"/>
+            <wp:extent cx="5372100" cy="3362325"/>
             <wp:effectExtent t="0" r="0" b="0" l="0"/>
-            <wp:docPr id="13" name="" descr="" title=""/>
+            <wp:docPr id="16" name="" descr="" title=""/>
             <wp:cNvGraphicFramePr>
               <a:graphicFrameLocks xmlns:a="http://schemas.openxmlformats.org/drawingml/2006/main" noChangeAspect="1"/>
             </wp:cNvGraphicFramePr>
@@ -5585,7 +5994,7 @@
                     </pic:cNvPicPr>
                   </pic:nvPicPr>
                   <pic:blipFill>
-                    <a:blip r:embed="rId40" cstate="none"/>
+                    <a:blip r:embed="rId44" cstate="none"/>
                     <a:srcRect/>
                     <a:stretch>
                       <a:fillRect/>
@@ -5594,7 +6003,7 @@
                   <pic:spPr bwMode="auto">
                     <a:xfrm>
                       <a:off x="0" y="0"/>
-                      <a:ext cx="5019675" cy="3133725"/>
+                      <a:ext cx="5372100" cy="3362325"/>
                     </a:xfrm>
                     <a:prstGeom prst="rect">
                       <a:avLst/>
@@ -5621,7 +6030,7 @@
           <w:sz w:val="16"/>
           <w:szCs w:val="16"/>
         </w:rPr>
-        <w:t xml:space="preserve">Plate 12 · Stopover under big skies: a motorhome parked up, the valley behind, the pub a short walk away.</w:t>
+        <w:t xml:space="preserve">Plate 15 · Stopover under big skies: a motorhome parked up, the valley behind, the pub a short walk away.</w:t>
       </w:r>
     </w:p>
     <w:p>
@@ -5659,7 +6068,7 @@
           <w:sz w:val="21"/>
           <w:szCs w:val="21"/>
         </w:rPr>
-        <w:t xml:space="preserve">The stopover has found a loyal following among the motorhome clubs and the wild-camping forums, where the Black Horse is regularly named among the best pub stopovers in the country. For a travel desk it is the perfect anchor for a North East road trip: Beamish, Causey Arch, Tanfield Railway and Durham City within half an hour, and a 300-year-old pub at the end of the day.</w:t>
+        <w:t xml:space="preserve">The stopover has a loyal following among motorhome clubs: it is listed by the Motorhome Stopover Club and recommended on the stopover forums. For a travel desk it is the perfect anchor for a North East road trip: Beamish, Causey Arch, Tanfield Railway and Durham City within half an hour, and a 300-year-old pub at the end of the day.</w:t>
       </w:r>
     </w:p>
     <w:tbl>
@@ -5806,7 +6215,7 @@
                 <w:sz w:val="21"/>
                 <w:szCs w:val="21"/>
               </w:rPr>
-              <w:t xml:space="preserve">Questions: 01207 232569 or stay@blackhorsebeamish.co.uk</w:t>
+              <w:t xml:space="preserve">Enquiries through the Black Horse</w:t>
             </w:r>
           </w:p>
         </w:tc>
@@ -6015,7 +6424,7 @@
           <w:sz w:val="27"/>
           <w:szCs w:val="27"/>
         </w:rPr>
-        <w:t xml:space="preserve">  Lavender, orchards, kitchen gardens and a coffee roaster  </w:t>
+        <w:t xml:space="preserve">  Lavender, orchards, kitchen gardens and a coffee in the making  </w:t>
       </w:r>
     </w:p>
     <w:p>
@@ -6027,9 +6436,9 @@
       <w:r>
         <w:drawing>
           <wp:inline distT="0" distB="0" distL="0" distR="0">
-            <wp:extent cx="3943350" cy="2466975"/>
+            <wp:extent cx="4295775" cy="2686050"/>
             <wp:effectExtent t="0" r="0" b="0" l="0"/>
-            <wp:docPr id="14" name="" descr="" title=""/>
+            <wp:docPr id="17" name="" descr="" title=""/>
             <wp:cNvGraphicFramePr>
               <a:graphicFrameLocks xmlns:a="http://schemas.openxmlformats.org/drawingml/2006/main" noChangeAspect="1"/>
             </wp:cNvGraphicFramePr>
@@ -6043,7 +6452,7 @@
                     </pic:cNvPicPr>
                   </pic:nvPicPr>
                   <pic:blipFill>
-                    <a:blip r:embed="rId41" cstate="none"/>
+                    <a:blip r:embed="rId45" cstate="none"/>
                     <a:srcRect/>
                     <a:stretch>
                       <a:fillRect/>
@@ -6052,7 +6461,7 @@
                   <pic:spPr bwMode="auto">
                     <a:xfrm>
                       <a:off x="0" y="0"/>
-                      <a:ext cx="3943350" cy="2466975"/>
+                      <a:ext cx="4295775" cy="2686050"/>
                     </a:xfrm>
                     <a:prstGeom prst="rect">
                       <a:avLst/>
@@ -6079,7 +6488,7 @@
           <w:sz w:val="16"/>
           <w:szCs w:val="16"/>
         </w:rPr>
-        <w:t xml:space="preserve">Plate 13 · Lavender at Red Row in full bloom, the valley beyond.</w:t>
+        <w:t xml:space="preserve">Plate 16 · Lavender at Red Row in full bloom, the valley beyond.</w:t>
       </w:r>
     </w:p>
     <w:p>
@@ -6100,8 +6509,16 @@
     <w:p>
       <w:pPr>
         <w:spacing w:after="140" w:before="0" w:line="288" w:lineRule="auto"/>
-        <w:jc w:val="left"/>
-      </w:pPr>
+      </w:pPr>
+      <w:r>
+        <w:rPr>
+          <w:rFonts w:ascii="Cormorant Garamond SemiBold" w:cs="Cormorant Garamond SemiBold" w:eastAsia="Cormorant Garamond SemiBold" w:hAnsi="Cormorant Garamond SemiBold"/>
+          <w:color w:val="7A2E2B"/>
+          <w:sz w:val="52"/>
+          <w:szCs w:val="52"/>
+        </w:rPr>
+        <w:t xml:space="preserve">L</w:t>
+      </w:r>
       <w:r>
         <w:rPr>
           <w:rFonts w:ascii="Lato" w:cs="Lato" w:eastAsia="Lato" w:hAnsi="Lato"/>
@@ -6109,7 +6526,7 @@
           <w:sz w:val="21"/>
           <w:szCs w:val="21"/>
         </w:rPr>
-        <w:t xml:space="preserve">Lavender is not a crop the North East expects to grow, which is exactly why Red Row's field, set along the edge of the valley with panoramic views over Beamish, is one of the very few in the region. It flowers from late June and draws bees, photographers and wedding parties in roughly equal numbers. The estate is exploring what comes next: essential-oil production, lavender in the kitchen and the rooms, and a season of open days.</w:t>
+        <w:t xml:space="preserve">avender is not a crop the North East expects to grow, which is exactly why Red Row's field, set along the edge of the valley with panoramic views over Beamish, is one of the very few in the region. It flowers from late June and draws bees, photographers and wedding parties in roughly equal numbers. The estate is exploring what comes next: essential-oil production, lavender in the kitchen and the rooms, and a season of open days.</w:t>
       </w:r>
     </w:p>
     <w:p>
@@ -6139,7 +6556,7 @@
           <w:sz w:val="21"/>
           <w:szCs w:val="21"/>
         </w:rPr>
-        <w:t xml:space="preserve">Ten acres of the estate are given over to vegetable gardens and orchards that supply the Black Horse kitchen, so the phrase field to plate on the menu describes a walk of a few hundred yards rather than a marketing idea. The woodland is left largely to itself and to the wildlife that lives in it.</w:t>
+        <w:t xml:space="preserve">Ten acres of the estate are given over to vegetable gardens and orchards that supply the Black Horse kitchen, so the phrase ‘field to plate’ on the menu describes a walk of a few hundred yards rather than a marketing idea. The woodland is left largely to itself and to the wildlife that lives in it.</w:t>
       </w:r>
     </w:p>
     <w:p>
@@ -6203,7 +6620,7 @@
                 <wp:inline distT="0" distB="0" distL="0" distR="0">
                   <wp:extent cx="2028825" cy="1266825"/>
                   <wp:effectExtent t="0" r="0" b="0" l="0"/>
-                  <wp:docPr id="15" name="" descr="" title=""/>
+                  <wp:docPr id="18" name="" descr="" title=""/>
                   <wp:cNvGraphicFramePr>
                     <a:graphicFrameLocks xmlns:a="http://schemas.openxmlformats.org/drawingml/2006/main" noChangeAspect="1"/>
                   </wp:cNvGraphicFramePr>
@@ -6217,7 +6634,7 @@
                           </pic:cNvPicPr>
                         </pic:nvPicPr>
                         <pic:blipFill>
-                          <a:blip r:embed="rId42" cstate="none"/>
+                          <a:blip r:embed="rId46" cstate="none"/>
                           <a:srcRect/>
                           <a:stretch>
                             <a:fillRect/>
@@ -6252,7 +6669,7 @@
                 <w:sz w:val="16"/>
                 <w:szCs w:val="16"/>
               </w:rPr>
-              <w:t xml:space="preserve">Plate 14 · Red Row Estate Coffee.</w:t>
+              <w:t xml:space="preserve">Plate 17 · Red Row Estate Coffee.</w:t>
             </w:r>
           </w:p>
         </w:tc>
@@ -6296,7 +6713,7 @@
                 <w:sz w:val="21"/>
                 <w:szCs w:val="21"/>
               </w:rPr>
-              <w:t xml:space="preserve">The newest of the estate's projects: a coffee identity that links sourcing and small-batch roasting to the hospitality on the hill. The plan is for coffee roasted at Red Row to be served at the Black Horse, in the rooms and at the Car Barn meets, and to carry the estate's name beyond the valley.</w:t>
+              <w:t xml:space="preserve">The newest of the estate's projects, and still in the making: a plan to source green beans and roast them in small batches under the estate's own name. The aim is for coffee roasted at Red Row to be served at the Black Horse, in the rooms and at the Car Barn meets, and to carry the estate's name beyond the valley.</w:t>
             </w:r>
           </w:p>
         </w:tc>
@@ -6375,9 +6792,9 @@
       <w:r>
         <w:drawing>
           <wp:inline distT="0" distB="0" distL="0" distR="0">
-            <wp:extent cx="5019675" cy="3133725"/>
+            <wp:extent cx="4543425" cy="2838450"/>
             <wp:effectExtent t="0" r="0" b="0" l="0"/>
-            <wp:docPr id="16" name="" descr="" title=""/>
+            <wp:docPr id="19" name="" descr="" title=""/>
             <wp:cNvGraphicFramePr>
               <a:graphicFrameLocks xmlns:a="http://schemas.openxmlformats.org/drawingml/2006/main" noChangeAspect="1"/>
             </wp:cNvGraphicFramePr>
@@ -6391,7 +6808,7 @@
                     </pic:cNvPicPr>
                   </pic:nvPicPr>
                   <pic:blipFill>
-                    <a:blip r:embed="rId43" cstate="none"/>
+                    <a:blip r:embed="rId47" cstate="none"/>
                     <a:srcRect/>
                     <a:stretch>
                       <a:fillRect/>
@@ -6400,7 +6817,7 @@
                   <pic:spPr bwMode="auto">
                     <a:xfrm>
                       <a:off x="0" y="0"/>
-                      <a:ext cx="5019675" cy="3133725"/>
+                      <a:ext cx="4543425" cy="2838450"/>
                     </a:xfrm>
                     <a:prstGeom prst="rect">
                       <a:avLst/>
@@ -6427,7 +6844,7 @@
           <w:sz w:val="16"/>
           <w:szCs w:val="16"/>
         </w:rPr>
-        <w:t xml:space="preserve">Plate 15 · Bob and Fraser Fountain at the Black Horse, or on the estate.</w:t>
+        <w:t xml:space="preserve">Plate 18 · Bob beside a DB5 in the former sheep shed; Bob and Fraser at the bar.</w:t>
       </w:r>
     </w:p>
     <w:p>
@@ -6450,7 +6867,7 @@
           <w:sz w:val="21"/>
           <w:szCs w:val="21"/>
         </w:rPr>
-        <w:t xml:space="preserve">ob Fountain first walked into the Black Horse as a young customer fifty-five years ago. He has lived at Red Row for forty-five of them, first as a sheep farmer in a 300-year-old cottage with two acres, then as the man who turned the sheep shed into an Aston Martin workshop, and from 2006 as the owner of the pub he had been drinking in for three decades.</w:t>
+        <w:t xml:space="preserve">ob Fountain first walked into the Black Horse as a young customer fifty-five years ago. He has lived at Red Row for forty-five of them, first as a sheep farmer in a cottage from the 1690s with two acres, then as the man who turned the sheep shed into an Aston Martin workshop, and from 2006 as the owner of the pub he had been drinking in for three decades.</w:t>
       </w:r>
     </w:p>
     <w:p>
@@ -6465,7 +6882,7 @@
           <w:sz w:val="21"/>
           <w:szCs w:val="21"/>
         </w:rPr>
-        <w:t xml:space="preserve">That sequence, farmer to restorer to publican, is the whole estate in one life. Aston Workshop paid for the cottages; the cottages became the rooms; the pub became the venue; the field became the show ground; the lavender and the coffee are what the family is planting now. His son Fraser runs Car Barn and the Drivers' Club, which is how the next generation of the story is already on the estate.</w:t>
+        <w:t xml:space="preserve">That sequence, farmer to restorer to publican, is the whole estate in one life. Aston Workshop paid for the cottages; the cottages became the rooms; the pub became the venue; the field became the show ground; the lavender and the coffee are what the family is planting now. The estate has grown field by field from those two acres to thirty-seven. His son Fraser runs Car Barn and the Drivers' Club, so the next generation is already on the estate.</w:t>
       </w:r>
     </w:p>
     <w:p>
@@ -6711,7 +7128,7 @@
     <w:p>
       <w:pPr>
         <w:keepNext/>
-        <w:spacing w:after="30" w:before="160"/>
+        <w:spacing w:after="20" w:before="110"/>
       </w:pPr>
       <w:r>
         <w:rPr>
@@ -6720,12 +7137,13 @@
           <w:sz w:val="27"/>
           <w:szCs w:val="27"/>
         </w:rPr>
-        <w:t xml:space="preserve">The 300-year-old pub built for Bobby Shafto's miners</w:t>
-      </w:r>
-    </w:p>
-    <w:p>
-      <w:pPr>
-        <w:spacing w:after="30" w:before="0" w:line="288" w:lineRule="auto"/>
+        <w:t xml:space="preserve">The 300-year-old pub built for the Shafto estate's miners</w:t>
+      </w:r>
+    </w:p>
+    <w:p>
+      <w:pPr>
+        <w:keepNext/>
+        <w:spacing w:after="20" w:before="0" w:line="288" w:lineRule="auto"/>
         <w:jc w:val="left"/>
       </w:pPr>
       <w:r>
@@ -6740,16 +7158,16 @@
     </w:p>
     <w:p>
       <w:pPr>
-        <w:spacing w:after="100" w:before="0"/>
-      </w:pPr>
-      <w:r>
-        <w:rPr>
-          <w:rFonts w:ascii="Lato Light" w:cs="Lato Light" w:eastAsia="Lato Light" w:hAnsi="Lato Light"/>
+        <w:spacing w:after="60" w:before="0"/>
+      </w:pPr>
+      <w:r>
+        <w:rPr>
+          <w:rFonts w:ascii="Lato" w:cs="Lato" w:eastAsia="Lato" w:hAnsi="Lato"/>
           <w:i/>
           <w:iCs/>
-          <w:color w:val="6B6B6B"/>
-          <w:sz w:val="16"/>
-          <w:szCs w:val="16"/>
+          <w:color w:val="555555"/>
+          <w:sz w:val="17"/>
+          <w:szCs w:val="17"/>
         </w:rPr>
         <w:t xml:space="preserve">Regional features · heritage titles · CAMRA · BBC Look North</w:t>
       </w:r>
@@ -6757,7 +7175,7 @@
     <w:p>
       <w:pPr>
         <w:keepNext/>
-        <w:spacing w:after="30" w:before="160"/>
+        <w:spacing w:after="20" w:before="110"/>
       </w:pPr>
       <w:r>
         <w:rPr>
@@ -6771,7 +7189,8 @@
     </w:p>
     <w:p>
       <w:pPr>
-        <w:spacing w:after="30" w:before="0" w:line="288" w:lineRule="auto"/>
+        <w:keepNext/>
+        <w:spacing w:after="20" w:before="0" w:line="288" w:lineRule="auto"/>
         <w:jc w:val="left"/>
       </w:pPr>
       <w:r>
@@ -6786,16 +7205,16 @@
     </w:p>
     <w:p>
       <w:pPr>
-        <w:spacing w:after="100" w:before="0"/>
-      </w:pPr>
-      <w:r>
-        <w:rPr>
-          <w:rFonts w:ascii="Lato Light" w:cs="Lato Light" w:eastAsia="Lato Light" w:hAnsi="Lato Light"/>
+        <w:spacing w:after="60" w:before="0"/>
+      </w:pPr>
+      <w:r>
+        <w:rPr>
+          <w:rFonts w:ascii="Lato" w:cs="Lato" w:eastAsia="Lato" w:hAnsi="Lato"/>
           <w:i/>
           <w:iCs/>
-          <w:color w:val="6B6B6B"/>
-          <w:sz w:val="16"/>
-          <w:szCs w:val="16"/>
+          <w:color w:val="555555"/>
+          <w:sz w:val="17"/>
+          <w:szCs w:val="17"/>
         </w:rPr>
         <w:t xml:space="preserve">Weekend supplements · Living North · The Northern Echo</w:t>
       </w:r>
@@ -6803,7 +7222,7 @@
     <w:p>
       <w:pPr>
         <w:keepNext/>
-        <w:spacing w:after="30" w:before="160"/>
+        <w:spacing w:after="20" w:before="110"/>
       </w:pPr>
       <w:r>
         <w:rPr>
@@ -6817,7 +7236,8 @@
     </w:p>
     <w:p>
       <w:pPr>
-        <w:spacing w:after="30" w:before="0" w:line="288" w:lineRule="auto"/>
+        <w:keepNext/>
+        <w:spacing w:after="20" w:before="0" w:line="288" w:lineRule="auto"/>
         <w:jc w:val="left"/>
       </w:pPr>
       <w:r>
@@ -6832,16 +7252,16 @@
     </w:p>
     <w:p>
       <w:pPr>
-        <w:spacing w:after="100" w:before="0"/>
-      </w:pPr>
-      <w:r>
-        <w:rPr>
-          <w:rFonts w:ascii="Lato Light" w:cs="Lato Light" w:eastAsia="Lato Light" w:hAnsi="Lato Light"/>
+        <w:spacing w:after="60" w:before="0"/>
+      </w:pPr>
+      <w:r>
+        <w:rPr>
+          <w:rFonts w:ascii="Lato" w:cs="Lato" w:eastAsia="Lato" w:hAnsi="Lato"/>
           <w:i/>
           <w:iCs/>
-          <w:color w:val="6B6B6B"/>
-          <w:sz w:val="16"/>
-          <w:szCs w:val="16"/>
+          <w:color w:val="555555"/>
+          <w:sz w:val="17"/>
+          <w:szCs w:val="17"/>
         </w:rPr>
         <w:t xml:space="preserve">Regional heritage · beer and pub titles</w:t>
       </w:r>
@@ -6849,7 +7269,7 @@
     <w:p>
       <w:pPr>
         <w:keepNext/>
-        <w:spacing w:after="30" w:before="160"/>
+        <w:spacing w:after="20" w:before="110"/>
       </w:pPr>
       <w:r>
         <w:rPr>
@@ -6863,7 +7283,8 @@
     </w:p>
     <w:p>
       <w:pPr>
-        <w:spacing w:after="30" w:before="0" w:line="288" w:lineRule="auto"/>
+        <w:keepNext/>
+        <w:spacing w:after="20" w:before="0" w:line="288" w:lineRule="auto"/>
         <w:jc w:val="left"/>
       </w:pPr>
       <w:r>
@@ -6878,16 +7299,16 @@
     </w:p>
     <w:p>
       <w:pPr>
-        <w:spacing w:after="100" w:before="0"/>
-      </w:pPr>
-      <w:r>
-        <w:rPr>
-          <w:rFonts w:ascii="Lato Light" w:cs="Lato Light" w:eastAsia="Lato Light" w:hAnsi="Lato Light"/>
+        <w:spacing w:after="60" w:before="0"/>
+      </w:pPr>
+      <w:r>
+        <w:rPr>
+          <w:rFonts w:ascii="Lato" w:cs="Lato" w:eastAsia="Lato" w:hAnsi="Lato"/>
           <w:i/>
           <w:iCs/>
-          <w:color w:val="6B6B6B"/>
-          <w:sz w:val="16"/>
-          <w:szCs w:val="16"/>
+          <w:color w:val="555555"/>
+          <w:sz w:val="17"/>
+          <w:szCs w:val="17"/>
         </w:rPr>
         <w:t xml:space="preserve">Classic &amp; Sports Car · Octane · Classic Driver · national motoring</w:t>
       </w:r>
@@ -6895,7 +7316,7 @@
     <w:p>
       <w:pPr>
         <w:keepNext/>
-        <w:spacing w:after="30" w:before="160"/>
+        <w:spacing w:after="20" w:before="110"/>
       </w:pPr>
       <w:r>
         <w:rPr>
@@ -6909,7 +7330,8 @@
     </w:p>
     <w:p>
       <w:pPr>
-        <w:spacing w:after="30" w:before="0" w:line="288" w:lineRule="auto"/>
+        <w:keepNext/>
+        <w:spacing w:after="20" w:before="0" w:line="288" w:lineRule="auto"/>
         <w:jc w:val="left"/>
       </w:pPr>
       <w:r>
@@ -6924,16 +7346,16 @@
     </w:p>
     <w:p>
       <w:pPr>
-        <w:spacing w:after="100" w:before="0"/>
-      </w:pPr>
-      <w:r>
-        <w:rPr>
-          <w:rFonts w:ascii="Lato Light" w:cs="Lato Light" w:eastAsia="Lato Light" w:hAnsi="Lato Light"/>
+        <w:spacing w:after="60" w:before="0"/>
+      </w:pPr>
+      <w:r>
+        <w:rPr>
+          <w:rFonts w:ascii="Lato" w:cs="Lato" w:eastAsia="Lato" w:hAnsi="Lato"/>
           <w:i/>
           <w:iCs/>
-          <w:color w:val="6B6B6B"/>
-          <w:sz w:val="16"/>
-          <w:szCs w:val="16"/>
+          <w:color w:val="555555"/>
+          <w:sz w:val="17"/>
+          <w:szCs w:val="17"/>
         </w:rPr>
         <w:t xml:space="preserve">Motoring press · regional business · Autocar and evo</w:t>
       </w:r>
@@ -6941,7 +7363,7 @@
     <w:p>
       <w:pPr>
         <w:keepNext/>
-        <w:spacing w:after="30" w:before="160"/>
+        <w:spacing w:after="20" w:before="110"/>
       </w:pPr>
       <w:r>
         <w:rPr>
@@ -6955,7 +7377,8 @@
     </w:p>
     <w:p>
       <w:pPr>
-        <w:spacing w:after="30" w:before="0" w:line="288" w:lineRule="auto"/>
+        <w:keepNext/>
+        <w:spacing w:after="20" w:before="0" w:line="288" w:lineRule="auto"/>
         <w:jc w:val="left"/>
       </w:pPr>
       <w:r>
@@ -6970,16 +7393,16 @@
     </w:p>
     <w:p>
       <w:pPr>
-        <w:spacing w:after="100" w:before="0"/>
-      </w:pPr>
-      <w:r>
-        <w:rPr>
-          <w:rFonts w:ascii="Lato Light" w:cs="Lato Light" w:eastAsia="Lato Light" w:hAnsi="Lato Light"/>
+        <w:spacing w:after="60" w:before="0"/>
+      </w:pPr>
+      <w:r>
+        <w:rPr>
+          <w:rFonts w:ascii="Lato" w:cs="Lato" w:eastAsia="Lato" w:hAnsi="Lato"/>
           <w:i/>
           <w:iCs/>
-          <w:color w:val="6B6B6B"/>
-          <w:sz w:val="16"/>
-          <w:szCs w:val="16"/>
+          <w:color w:val="555555"/>
+          <w:sz w:val="17"/>
+          <w:szCs w:val="17"/>
         </w:rPr>
         <w:t xml:space="preserve">Event listings · motoring calendars · regional what's-on</w:t>
       </w:r>
@@ -6987,7 +7410,7 @@
     <w:p>
       <w:pPr>
         <w:keepNext/>
-        <w:spacing w:after="30" w:before="160"/>
+        <w:spacing w:after="20" w:before="110"/>
       </w:pPr>
       <w:r>
         <w:rPr>
@@ -7001,7 +7424,8 @@
     </w:p>
     <w:p>
       <w:pPr>
-        <w:spacing w:after="30" w:before="0" w:line="288" w:lineRule="auto"/>
+        <w:keepNext/>
+        <w:spacing w:after="20" w:before="0" w:line="288" w:lineRule="auto"/>
         <w:jc w:val="left"/>
       </w:pPr>
       <w:r>
@@ -7016,24 +7440,24 @@
     </w:p>
     <w:p>
       <w:pPr>
-        <w:spacing w:after="100" w:before="0"/>
-      </w:pPr>
-      <w:r>
-        <w:rPr>
-          <w:rFonts w:ascii="Lato Light" w:cs="Lato Light" w:eastAsia="Lato Light" w:hAnsi="Lato Light"/>
+        <w:spacing w:after="60" w:before="0"/>
+      </w:pPr>
+      <w:r>
+        <w:rPr>
+          <w:rFonts w:ascii="Lato" w:cs="Lato" w:eastAsia="Lato" w:hAnsi="Lato"/>
           <w:i/>
           <w:iCs/>
-          <w:color w:val="6B6B6B"/>
-          <w:sz w:val="16"/>
-          <w:szCs w:val="16"/>
-        </w:rPr>
-        <w:t xml:space="preserve">Practical Motorhome · MMM · Camping and Caravanning · travel desks</w:t>
+          <w:color w:val="555555"/>
+          <w:sz w:val="17"/>
+          <w:szCs w:val="17"/>
+        </w:rPr>
+        <w:t xml:space="preserve">Practical Motorhome · MMM · Camping &amp; Caravanning · travel desks</w:t>
       </w:r>
     </w:p>
     <w:p>
       <w:pPr>
         <w:keepNext/>
-        <w:spacing w:after="30" w:before="160"/>
+        <w:spacing w:after="20" w:before="110"/>
       </w:pPr>
       <w:r>
         <w:rPr>
@@ -7047,7 +7471,8 @@
     </w:p>
     <w:p>
       <w:pPr>
-        <w:spacing w:after="30" w:before="0" w:line="288" w:lineRule="auto"/>
+        <w:keepNext/>
+        <w:spacing w:after="20" w:before="0" w:line="288" w:lineRule="auto"/>
         <w:jc w:val="left"/>
       </w:pPr>
       <w:r>
@@ -7057,21 +7482,21 @@
           <w:sz w:val="21"/>
           <w:szCs w:val="21"/>
         </w:rPr>
-        <w:t xml:space="preserve">One of the largest country wedding spaces in County Durham, with twenty bedrooms and a pub attached.</w:t>
-      </w:r>
-    </w:p>
-    <w:p>
-      <w:pPr>
-        <w:spacing w:after="100" w:before="0"/>
-      </w:pPr>
-      <w:r>
-        <w:rPr>
-          <w:rFonts w:ascii="Lato Light" w:cs="Lato Light" w:eastAsia="Lato Light" w:hAnsi="Lato Light"/>
+        <w:t xml:space="preserve">Among the largest marquee venues in County Durham, with eighteen bedrooms and a pub attached.</w:t>
+      </w:r>
+    </w:p>
+    <w:p>
+      <w:pPr>
+        <w:spacing w:after="60" w:before="0"/>
+      </w:pPr>
+      <w:r>
+        <w:rPr>
+          <w:rFonts w:ascii="Lato" w:cs="Lato" w:eastAsia="Lato" w:hAnsi="Lato"/>
           <w:i/>
           <w:iCs/>
-          <w:color w:val="6B6B6B"/>
-          <w:sz w:val="16"/>
-          <w:szCs w:val="16"/>
+          <w:color w:val="555555"/>
+          <w:sz w:val="17"/>
+          <w:szCs w:val="17"/>
         </w:rPr>
         <w:t xml:space="preserve">Wedding titles · Bridebook · regional lifestyle</w:t>
       </w:r>
@@ -7079,7 +7504,7 @@
     <w:p>
       <w:pPr>
         <w:keepNext/>
-        <w:spacing w:after="30" w:before="160"/>
+        <w:spacing w:after="20" w:before="110"/>
       </w:pPr>
       <w:r>
         <w:rPr>
@@ -7093,7 +7518,8 @@
     </w:p>
     <w:p>
       <w:pPr>
-        <w:spacing w:after="30" w:before="0" w:line="288" w:lineRule="auto"/>
+        <w:keepNext/>
+        <w:spacing w:after="20" w:before="0" w:line="288" w:lineRule="auto"/>
         <w:jc w:val="left"/>
       </w:pPr>
       <w:r>
@@ -7108,16 +7534,16 @@
     </w:p>
     <w:p>
       <w:pPr>
-        <w:spacing w:after="100" w:before="0"/>
-      </w:pPr>
-      <w:r>
-        <w:rPr>
-          <w:rFonts w:ascii="Lato Light" w:cs="Lato Light" w:eastAsia="Lato Light" w:hAnsi="Lato Light"/>
+        <w:spacing w:after="60" w:before="0"/>
+      </w:pPr>
+      <w:r>
+        <w:rPr>
+          <w:rFonts w:ascii="Lato" w:cs="Lato" w:eastAsia="Lato" w:hAnsi="Lato"/>
           <w:i/>
           <w:iCs/>
-          <w:color w:val="6B6B6B"/>
-          <w:sz w:val="16"/>
-          <w:szCs w:val="16"/>
+          <w:color w:val="555555"/>
+          <w:sz w:val="17"/>
+          <w:szCs w:val="17"/>
         </w:rPr>
         <w:t xml:space="preserve">Country Living · gardening press · regional picture desks (July)</w:t>
       </w:r>
@@ -7125,7 +7551,7 @@
     <w:p>
       <w:pPr>
         <w:keepNext/>
-        <w:spacing w:after="30" w:before="160"/>
+        <w:spacing w:after="20" w:before="110"/>
       </w:pPr>
       <w:r>
         <w:rPr>
@@ -7139,7 +7565,8 @@
     </w:p>
     <w:p>
       <w:pPr>
-        <w:spacing w:after="30" w:before="0" w:line="288" w:lineRule="auto"/>
+        <w:keepNext/>
+        <w:spacing w:after="20" w:before="0" w:line="288" w:lineRule="auto"/>
         <w:jc w:val="left"/>
       </w:pPr>
       <w:r>
@@ -7149,21 +7576,21 @@
           <w:sz w:val="21"/>
           <w:szCs w:val="21"/>
         </w:rPr>
-        <w:t xml:space="preserve">Ten acres of kitchen garden and orchard a few hundred yards from the kitchen door; a Sunday lunch that changes every week.</w:t>
-      </w:r>
-    </w:p>
-    <w:p>
-      <w:pPr>
-        <w:spacing w:after="100" w:before="0"/>
-      </w:pPr>
-      <w:r>
-        <w:rPr>
-          <w:rFonts w:ascii="Lato Light" w:cs="Lato Light" w:eastAsia="Lato Light" w:hAnsi="Lato Light"/>
+        <w:t xml:space="preserve">Ten acres of vegetable gardens and orchards a few hundred yards from the kitchen door; a Sunday lunch that changes every week.</w:t>
+      </w:r>
+    </w:p>
+    <w:p>
+      <w:pPr>
+        <w:spacing w:after="60" w:before="0"/>
+      </w:pPr>
+      <w:r>
+        <w:rPr>
+          <w:rFonts w:ascii="Lato" w:cs="Lato" w:eastAsia="Lato" w:hAnsi="Lato"/>
           <w:i/>
           <w:iCs/>
-          <w:color w:val="6B6B6B"/>
-          <w:sz w:val="16"/>
-          <w:szCs w:val="16"/>
+          <w:color w:val="555555"/>
+          <w:sz w:val="17"/>
+          <w:szCs w:val="17"/>
         </w:rPr>
         <w:t xml:space="preserve">Food titles · Sunday lunch round-ups · Great British Food</w:t>
       </w:r>
@@ -7171,7 +7598,7 @@
     <w:p>
       <w:pPr>
         <w:keepNext/>
-        <w:spacing w:after="30" w:before="160"/>
+        <w:spacing w:after="20" w:before="110"/>
       </w:pPr>
       <w:r>
         <w:rPr>
@@ -7185,7 +7612,8 @@
     </w:p>
     <w:p>
       <w:pPr>
-        <w:spacing w:after="30" w:before="0" w:line="288" w:lineRule="auto"/>
+        <w:keepNext/>
+        <w:spacing w:after="20" w:before="0" w:line="288" w:lineRule="auto"/>
         <w:jc w:val="left"/>
       </w:pPr>
       <w:r>
@@ -7200,16 +7628,16 @@
     </w:p>
     <w:p>
       <w:pPr>
-        <w:spacing w:after="100" w:before="0"/>
-      </w:pPr>
-      <w:r>
-        <w:rPr>
-          <w:rFonts w:ascii="Lato Light" w:cs="Lato Light" w:eastAsia="Lato Light" w:hAnsi="Lato Light"/>
+        <w:spacing w:after="60" w:before="0"/>
+      </w:pPr>
+      <w:r>
+        <w:rPr>
+          <w:rFonts w:ascii="Lato" w:cs="Lato" w:eastAsia="Lato" w:hAnsi="Lato"/>
           <w:i/>
           <w:iCs/>
-          <w:color w:val="6B6B6B"/>
-          <w:sz w:val="16"/>
-          <w:szCs w:val="16"/>
+          <w:color w:val="555555"/>
+          <w:sz w:val="17"/>
+          <w:szCs w:val="17"/>
         </w:rPr>
         <w:t xml:space="preserve">Family travel · days-out guides · This is Durham</w:t>
       </w:r>
@@ -7217,7 +7645,7 @@
     <w:p>
       <w:pPr>
         <w:keepNext/>
-        <w:spacing w:after="30" w:before="160"/>
+        <w:spacing w:after="20" w:before="110"/>
       </w:pPr>
       <w:r>
         <w:rPr>
@@ -7231,7 +7659,8 @@
     </w:p>
     <w:p>
       <w:pPr>
-        <w:spacing w:after="30" w:before="0" w:line="288" w:lineRule="auto"/>
+        <w:keepNext/>
+        <w:spacing w:after="20" w:before="0" w:line="288" w:lineRule="auto"/>
         <w:jc w:val="left"/>
       </w:pPr>
       <w:r>
@@ -7246,16 +7675,16 @@
     </w:p>
     <w:p>
       <w:pPr>
-        <w:spacing w:after="100" w:before="0"/>
-      </w:pPr>
-      <w:r>
-        <w:rPr>
-          <w:rFonts w:ascii="Lato Light" w:cs="Lato Light" w:eastAsia="Lato Light" w:hAnsi="Lato Light"/>
+        <w:spacing w:after="60" w:before="0"/>
+      </w:pPr>
+      <w:r>
+        <w:rPr>
+          <w:rFonts w:ascii="Lato" w:cs="Lato" w:eastAsia="Lato" w:hAnsi="Lato"/>
           <w:i/>
           <w:iCs/>
-          <w:color w:val="6B6B6B"/>
-          <w:sz w:val="16"/>
-          <w:szCs w:val="16"/>
+          <w:color w:val="555555"/>
+          <w:sz w:val="17"/>
+          <w:szCs w:val="17"/>
         </w:rPr>
         <w:t xml:space="preserve">Business features · Bdaily · North East Times · Insider</w:t>
       </w:r>
@@ -7543,7 +7972,7 @@
                 <w:sz w:val="18"/>
                 <w:szCs w:val="18"/>
               </w:rPr>
-              <w:t xml:space="preserve">37 acres: pasture, woodland, orchards, ten acres of kitchen garden, lavender field.</w:t>
+              <w:t xml:space="preserve">37 acres: pasture, woodland, ten acres of vegetable gardens and orchards, lavender field.</w:t>
             </w:r>
           </w:p>
         </w:tc>
@@ -7610,7 +8039,7 @@
                 <w:sz w:val="18"/>
                 <w:szCs w:val="18"/>
               </w:rPr>
-              <w:t xml:space="preserve">Built c.1690 as the first of ten cottages on Bobby Shafto's estate; licensed c.1850; 28 residents in the 1851 census; bought 2006; restored over four years; reopened 2010.</w:t>
+              <w:t xml:space="preserve">Built c.1690 as the first of ten cottages on the Shafto family's Beamish estate; licensed c.1850; 28 residents in the 1851 census; bought 2006; restored over four years; reopened 2010.</w:t>
             </w:r>
           </w:p>
         </w:tc>
@@ -8087,7 +8516,7 @@
                 <w:sz w:val="18"/>
                 <w:szCs w:val="18"/>
               </w:rPr>
-              <w:t xml:space="preserve">Founded 1988 by Bob Fountain, sole proprietor. Two showrooms, 80-car capacity; restoration, trim, body, engine and dyno, paint, parts. Tours first Friday monthly, 2pm.</w:t>
+              <w:t xml:space="preserve">Founded 1988 by Bob Fountain, sole proprietor. Two showrooms, 80-car capacity; restoration, trim, body, engine and dyno, paint, parts. Tours on the first Friday of the month: 2pm arrival, 2.30pm start.</w:t>
             </w:r>
           </w:p>
         </w:tc>
@@ -8298,14 +8727,8 @@
     </w:tbl>
     <w:p>
       <w:pPr>
-        <w:pageBreakBefore/>
-        <w:spacing w:after="0" w:before="0"/>
-      </w:pPr>
-    </w:p>
-    <w:p>
-      <w:pPr>
         <w:keepNext/>
-        <w:spacing w:after="80" w:before="0"/>
+        <w:spacing w:after="80" w:before="260"/>
       </w:pPr>
       <w:r>
         <w:rPr>
@@ -8363,7 +8786,7 @@
           <w:sz w:val="21"/>
           <w:szCs w:val="21"/>
         </w:rPr>
-        <w:t xml:space="preserve">Red Row Estate is a historic countryside estate in the Beamish conservation valley, County Durham, a mile from Beamish Museum. Owned and run by the Fountain family, it is centred on the Black Horse Beamish, an inn built around 1690 as the first of Bobby Shafto's Red Row cottages and restored over four years to reopen in 2010. Around the pub the estate brings together twenty bedrooms across Old Red Row Rooms, Red Row Retreat and Huckleberry Cottage; two licensed wedding venues, the Orchard Marquee for up to 349 guests and the George Ridley Suite; open ground for major outdoor events including the Great North Classic Car Show; Aston Workshop, the internationally known Aston Martin specialist founded on the estate in 1988; Car Barn, an official Caterham retailer; free stopovers for motorhomes and campervans; and thirty-seven acres of woodland, orchards, kitchen gardens and one of the North East's only lavender fields.</w:t>
+        <w:t xml:space="preserve">Red Row Estate is a historic countryside estate in the Beamish conservation valley, County Durham, a mile from Beamish Museum. Owned and run by the Fountain family, it is centred on the Black Horse Beamish, an inn built around 1690 as the first of the Shafto estate's Red Row cottages and restored over four years to reopen in 2010. Around the pub the estate brings together eighteen bedrooms across Old Red Row Rooms, Red Row Retreat and Huckleberry Cottage; two licensed wedding venues, the Orchard Marquee for up to 349 guests and the George Ridley Suite; open ground for major outdoor events including the Great North Classic Car Show; Aston Workshop, the internationally known Aston Martin specialist founded on the estate in 1988; Car Barn, an official Caterham retailer; free stopovers for motorhomes and campervans; and thirty-seven acres of woodland, orchards, kitchen gardens and one of the North East's only lavender fields.</w:t>
       </w:r>
     </w:p>
     <w:p>
@@ -8625,11 +9048,11 @@
                 <w:rFonts w:ascii="Lato" w:cs="Lato" w:eastAsia="Lato" w:hAnsi="Lato"/>
                 <w:i/>
                 <w:iCs/>
-                <w:color w:val="6B6B6B"/>
+                <w:color w:val="7A2E2B"/>
                 <w:sz w:val="21"/>
                 <w:szCs w:val="21"/>
               </w:rPr>
-              <w:t xml:space="preserve">Press email and direct contact: to be inserted</w:t>
+              <w:t xml:space="preserve">Press contact: name, mobile and direct email to be inserted here</w:t>
             </w:r>
           </w:p>
         </w:tc>
@@ -8803,7 +9226,7 @@
                 <w:sz w:val="18"/>
                 <w:szCs w:val="18"/>
               </w:rPr>
-              <w:t xml:space="preserve">Red Row Estate · Black Horse Beamish (not 'the Black Horse Inn') · Old Red Row Rooms · Red Row Retreat · Huckleberry Cottage · the Orchard Marquee · the George Ridley Suite · Aston Workshop · Car Barn Beamish, trading as Caterham Car Barn Beamish · The Hill · Red Row Estate Coffee</w:t>
+              <w:t xml:space="preserve">Red Row Estate is the master brand; Black Horse Beamish (not 'the Black Horse Inn') is the pub and rooms · Old Red Row Rooms · Red Row Retreat · Huckleberry Cottage · the Orchard Marquee · the George Ridley Suite · Aston Workshop · Car Barn Beamish, trading as Caterham Car Barn Beamish · The Hill · Red Row Estate Coffee</w:t>
             </w:r>
           </w:p>
         </w:tc>
@@ -8823,6 +9246,114 @@
     </w:p>
     <w:p>
       <w:pPr>
+        <w:pageBreakBefore/>
+        <w:spacing w:after="200" w:before="3200"/>
+        <w:jc w:val="center"/>
+      </w:pPr>
+      <w:r>
+        <w:drawing>
+          <wp:inline distT="0" distB="0" distL="0" distR="0">
+            <wp:extent cx="609600" cy="609600"/>
+            <wp:effectExtent t="0" r="0" b="0" l="0"/>
+            <wp:docPr id="20" name="" descr="" title=""/>
+            <wp:cNvGraphicFramePr>
+              <a:graphicFrameLocks xmlns:a="http://schemas.openxmlformats.org/drawingml/2006/main" noChangeAspect="1"/>
+            </wp:cNvGraphicFramePr>
+            <a:graphic xmlns:a="http://schemas.openxmlformats.org/drawingml/2006/main">
+              <a:graphicData uri="http://schemas.openxmlformats.org/drawingml/2006/picture">
+                <pic:pic xmlns:pic="http://schemas.openxmlformats.org/drawingml/2006/picture">
+                  <pic:nvPicPr>
+                    <pic:cNvPr id="0" name="" descr=""/>
+                    <pic:cNvPicPr>
+                      <a:picLocks noChangeAspect="1" noChangeArrowheads="1"/>
+                    </pic:cNvPicPr>
+                  </pic:nvPicPr>
+                  <pic:blipFill>
+                    <a:blip r:embed="rId48" cstate="none"/>
+                    <a:srcRect/>
+                    <a:stretch>
+                      <a:fillRect/>
+                    </a:stretch>
+                  </pic:blipFill>
+                  <pic:spPr bwMode="auto">
+                    <a:xfrm>
+                      <a:off x="0" y="0"/>
+                      <a:ext cx="609600" cy="609600"/>
+                    </a:xfrm>
+                    <a:prstGeom prst="rect">
+                      <a:avLst/>
+                    </a:prstGeom>
+                  </pic:spPr>
+                </pic:pic>
+              </a:graphicData>
+            </a:graphic>
+          </wp:inline>
+        </w:drawing>
+      </w:r>
+    </w:p>
+    <w:p>
+      <w:pPr>
+        <w:keepNext/>
+        <w:spacing w:after="200" w:before="0"/>
+        <w:jc w:val="center"/>
+      </w:pPr>
+      <w:r>
+        <w:rPr>
+          <w:rFonts w:ascii="Cinzel" w:cs="Cinzel" w:eastAsia="Cinzel" w:hAnsi="Cinzel"/>
+          <w:color w:val="B08D57"/>
+          <w:spacing w:val="60"/>
+          <w:sz w:val="18"/>
+          <w:szCs w:val="18"/>
+        </w:rPr>
+        <w:t xml:space="preserve">OWNER'S APPENDIX</w:t>
+      </w:r>
+    </w:p>
+    <w:p>
+      <w:pPr>
+        <w:spacing w:after="200"/>
+        <w:jc w:val="center"/>
+      </w:pPr>
+      <w:r>
+        <w:rPr>
+          <w:rFonts w:ascii="Cormorant Garamond SemiBold" w:cs="Cormorant Garamond SemiBold" w:eastAsia="Cormorant Garamond SemiBold" w:hAnsi="Cormorant Garamond SemiBold"/>
+          <w:color w:val="16352A"/>
+          <w:sz w:val="64"/>
+          <w:szCs w:val="64"/>
+        </w:rPr>
+        <w:t xml:space="preserve">Working material</w:t>
+      </w:r>
+    </w:p>
+    <w:p>
+      <w:pPr>
+        <w:spacing w:after="0" w:before="60" w:line="300" w:lineRule="auto"/>
+        <w:jc w:val="center"/>
+      </w:pPr>
+      <w:r>
+        <w:rPr>
+          <w:rFonts w:ascii="Cormorant Garamond Medium" w:cs="Cormorant Garamond Medium" w:eastAsia="Cormorant Garamond Medium" w:hAnsi="Cormorant Garamond Medium"/>
+          <w:i/>
+          <w:iCs/>
+          <w:color w:val="16352A"/>
+          <w:sz w:val="27"/>
+          <w:szCs w:val="27"/>
+        </w:rPr>
+        <w:t xml:space="preserve">The two sections that follow, the image library and the notes and checks, are for the owner and the estate team. They should be removed before the pack goes to journalists.</w:t>
+      </w:r>
+    </w:p>
+    <w:p>
+      <w:pPr>
+        <w:sectPr>
+          <w:footerReference w:type="default" r:id="rId24"/>
+          <w:type w:val="continuous"/>
+          <w:pgSz w:w="11906" w:h="16838" w:orient="portrait"/>
+          <w:pgMar w:top="1250" w:right="1250" w:bottom="1150" w:left="1250" w:header="500" w:footer="560" w:gutter="0"/>
+          <w:pgNumType/>
+          <w:docGrid w:linePitch="360"/>
+        </w:sectPr>
+      </w:pPr>
+    </w:p>
+    <w:p>
+      <w:pPr>
         <w:keepNext/>
         <w:pageBreakBefore/>
         <w:shd w:fill="16352A" w:color="auto" w:val="clear"/>
@@ -8870,7 +9401,7 @@
           <w:sz w:val="27"/>
           <w:szCs w:val="27"/>
         </w:rPr>
-        <w:t xml:space="preserve">  Fifteen plates, the shot briefs, and where pictures already exist  </w:t>
+        <w:t xml:space="preserve">  Eighteen plates, the shot briefs, and where pictures already exist  </w:t>
       </w:r>
     </w:p>
     <w:p>
@@ -9300,7 +9831,7 @@
                 <w:sz w:val="16"/>
                 <w:szCs w:val="16"/>
               </w:rPr>
-              <w:t xml:space="preserve">Website home; TripAdvisor traveller photos</w:t>
+              <w:t xml:space="preserve">blackhorsebeamish.co.uk; TripAdvisor galleries (reference only)</w:t>
             </w:r>
           </w:p>
         </w:tc>
@@ -9398,7 +9929,7 @@
                 <w:sz w:val="16"/>
                 <w:szCs w:val="16"/>
               </w:rPr>
-              <w:t xml:space="preserve">Bar interior: fire, flagstones, eclectic furniture, matchbox collection. Low and warm.</w:t>
+              <w:t xml:space="preserve">Bar interior: fire, flagstones, eclectic furniture; close frame of the matchbox collection.</w:t>
             </w:r>
           </w:p>
         </w:tc>
@@ -9429,7 +9960,7 @@
                 <w:sz w:val="16"/>
                 <w:szCs w:val="16"/>
               </w:rPr>
-              <w:t xml:space="preserve">Website; TripAdvisor bar and lounge gallery</w:t>
+              <w:t xml:space="preserve">blackhorsebeamish.co.uk; TripAdvisor bar and lounge gallery (reference only)</w:t>
             </w:r>
           </w:p>
         </w:tc>
@@ -9498,7 +10029,7 @@
                 <w:sz w:val="16"/>
                 <w:szCs w:val="16"/>
               </w:rPr>
-              <w:t xml:space="preserve">Red Row in the archive</w:t>
+              <w:t xml:space="preserve">Sunday lunch at the pass</w:t>
             </w:r>
           </w:p>
         </w:tc>
@@ -9530,7 +10061,7 @@
                 <w:sz w:val="16"/>
                 <w:szCs w:val="16"/>
               </w:rPr>
-              <w:t xml:space="preserve">Best historic photograph, paired with today's view from the same spot.</w:t>
+              <w:t xml:space="preserve">The roast being plated, or afternoon tea on the stand by the fire. Overhead and close.</w:t>
             </w:r>
           </w:p>
         </w:tc>
@@ -9562,7 +10093,7 @@
                 <w:sz w:val="16"/>
                 <w:szCs w:val="16"/>
               </w:rPr>
-              <w:t xml:space="preserve">Family and local archives; Beamish Museum archive</w:t>
+              <w:t xml:space="preserve">blackhorsebeamish.co.uk/sunday-lunch and /afternoon-tea; to commission</w:t>
             </w:r>
           </w:p>
         </w:tc>
@@ -9629,7 +10160,7 @@
                 <w:sz w:val="16"/>
                 <w:szCs w:val="16"/>
               </w:rPr>
-              <w:t xml:space="preserve">An Old Red Row bedroom</w:t>
+              <w:t xml:space="preserve">Red Row in the archive</w:t>
             </w:r>
           </w:p>
         </w:tc>
@@ -9660,7 +10191,7 @@
                 <w:sz w:val="16"/>
                 <w:szCs w:val="16"/>
               </w:rPr>
-              <w:t xml:space="preserve">Handmade bed dressed, oak, copper tub in shot. Bright, uncluttered.</w:t>
+              <w:t xml:space="preserve">Oldest photograph of the pub or cottages, paired with today's view; the 1740 lease.</w:t>
             </w:r>
           </w:p>
         </w:tc>
@@ -9691,7 +10222,7 @@
                 <w:sz w:val="16"/>
                 <w:szCs w:val="16"/>
               </w:rPr>
-              <w:t xml:space="preserve">Website old-red-row-rooms; TripAdvisor rooms gallery</w:t>
+              <w:t xml:space="preserve">Family and local archives; Durham University Special Collections; Beamish Museum archive</w:t>
             </w:r>
           </w:p>
         </w:tc>
@@ -9760,7 +10291,7 @@
                 <w:sz w:val="16"/>
                 <w:szCs w:val="16"/>
               </w:rPr>
-              <w:t xml:space="preserve">The Retreat terrace</w:t>
+              <w:t xml:space="preserve">An Old Red Row bedroom</w:t>
             </w:r>
           </w:p>
         </w:tc>
@@ -9792,7 +10323,7 @@
                 <w:sz w:val="16"/>
                 <w:szCs w:val="16"/>
               </w:rPr>
-              <w:t xml:space="preserve">Terrace over the valley, hot tub steaming, early evening.</w:t>
+              <w:t xml:space="preserve">Handmade bed dressed, oak, copper tub in shot. Bright, uncluttered.</w:t>
             </w:r>
           </w:p>
         </w:tc>
@@ -9824,7 +10355,7 @@
                 <w:sz w:val="16"/>
                 <w:szCs w:val="16"/>
               </w:rPr>
-              <w:t xml:space="preserve">Website redrow; This is Durham listing</w:t>
+              <w:t xml:space="preserve">blackhorsebeamish.co.uk/old-red-row-rooms</w:t>
             </w:r>
           </w:p>
         </w:tc>
@@ -9891,7 +10422,7 @@
                 <w:sz w:val="16"/>
                 <w:szCs w:val="16"/>
               </w:rPr>
-              <w:t xml:space="preserve">Huckleberry Cottage</w:t>
+              <w:t xml:space="preserve">The Retreat terrace</w:t>
             </w:r>
           </w:p>
         </w:tc>
@@ -9922,7 +10453,7 @@
                 <w:sz w:val="16"/>
                 <w:szCs w:val="16"/>
               </w:rPr>
-              <w:t xml:space="preserve">Exterior in the valley plus one atmospheric interior.</w:t>
+              <w:t xml:space="preserve">Terrace over the valley, hot tub steaming, early evening.</w:t>
             </w:r>
           </w:p>
         </w:tc>
@@ -9953,7 +10484,7 @@
                 <w:sz w:val="16"/>
                 <w:szCs w:val="16"/>
               </w:rPr>
-              <w:t xml:space="preserve">Website huckleberry-cottage; This is Durham</w:t>
+              <w:t xml:space="preserve">blackhorsebeamish.co.uk/redrow; This is Durham listing</w:t>
             </w:r>
           </w:p>
         </w:tc>
@@ -10022,7 +10553,7 @@
                 <w:sz w:val="16"/>
                 <w:szCs w:val="16"/>
               </w:rPr>
-              <w:t xml:space="preserve">A Red Row wedding</w:t>
+              <w:t xml:space="preserve">Huckleberry Cottage</w:t>
             </w:r>
           </w:p>
         </w:tc>
@@ -10054,7 +10585,7 @@
                 <w:sz w:val="16"/>
                 <w:szCs w:val="16"/>
               </w:rPr>
-              <w:t xml:space="preserve">Couple on the estate; marquee dressed for the breakfast.</w:t>
+              <w:t xml:space="preserve">Exterior in the valley plus one atmospheric interior.</w:t>
             </w:r>
           </w:p>
         </w:tc>
@@ -10086,7 +10617,7 @@
                 <w:sz w:val="16"/>
                 <w:szCs w:val="16"/>
               </w:rPr>
-              <w:t xml:space="preserve">Wedding photographers (with permission); Bridebook; Real Weddings</w:t>
+              <w:t xml:space="preserve">blackhorsebeamish.co.uk/huckleberry-cottage; This is Durham</w:t>
             </w:r>
           </w:p>
         </w:tc>
@@ -10153,7 +10684,7 @@
                 <w:sz w:val="16"/>
                 <w:szCs w:val="16"/>
               </w:rPr>
-              <w:t xml:space="preserve">The Orchard Marquee in summer</w:t>
+              <w:t xml:space="preserve">A Red Row wedding</w:t>
             </w:r>
           </w:p>
         </w:tc>
@@ -10184,7 +10715,7 @@
                 <w:sz w:val="16"/>
                 <w:szCs w:val="16"/>
               </w:rPr>
-              <w:t xml:space="preserve">Wide show-day or festival view: scale and atmosphere.</w:t>
+              <w:t xml:space="preserve">Couple in the lavender rows; marquee interior dressed for 349.</w:t>
             </w:r>
           </w:p>
         </w:tc>
@@ -10215,7 +10746,7 @@
                 <w:sz w:val="16"/>
                 <w:szCs w:val="16"/>
               </w:rPr>
-              <w:t xml:space="preserve">Great North Classic Car Show archive; Flickr album 2019</w:t>
+              <w:t xml:space="preserve">Wedding photographers (with permission); Bridebook; Real Weddings</w:t>
             </w:r>
           </w:p>
         </w:tc>
@@ -10284,7 +10815,7 @@
                 <w:sz w:val="16"/>
                 <w:szCs w:val="16"/>
               </w:rPr>
-              <w:t xml:space="preserve">Aston Workshop</w:t>
+              <w:t xml:space="preserve">The George Ridley Suite</w:t>
             </w:r>
           </w:p>
         </w:tc>
@@ -10316,7 +10847,7 @@
                 <w:sz w:val="16"/>
                 <w:szCs w:val="16"/>
               </w:rPr>
-              <w:t xml:space="preserve">DB on the lift, craftsman at work, or showroom line-up.</w:t>
+              <w:t xml:space="preserve">Dressed for a ceremony: stone walls, fire lit, chairs in rows.</w:t>
             </w:r>
           </w:p>
         </w:tc>
@@ -10348,7 +10879,7 @@
                 <w:sz w:val="16"/>
                 <w:szCs w:val="16"/>
               </w:rPr>
-              <w:t xml:space="preserve">aston.co.uk; Classic &amp; Sports Car feature; Living North</w:t>
+              <w:t xml:space="preserve">blackhorsebeamish.co.uk/red-row-estate-weddings; wedding photographers</w:t>
             </w:r>
           </w:p>
         </w:tc>
@@ -10415,7 +10946,7 @@
                 <w:sz w:val="16"/>
                 <w:szCs w:val="16"/>
               </w:rPr>
-              <w:t xml:space="preserve">Car Barn on meet day</w:t>
+              <w:t xml:space="preserve">Show day on the big field</w:t>
             </w:r>
           </w:p>
         </w:tc>
@@ -10446,7 +10977,7 @@
                 <w:sz w:val="16"/>
                 <w:szCs w:val="16"/>
               </w:rPr>
-              <w:t xml:space="preserve">Drivers' Club morning: Caterhams, classics, supercars, people.</w:t>
+              <w:t xml:space="preserve">Elevated or drone view: 450 cars, marquee, crowds.</w:t>
             </w:r>
           </w:p>
         </w:tc>
@@ -10477,7 +11008,7 @@
                 <w:sz w:val="16"/>
                 <w:szCs w:val="16"/>
               </w:rPr>
-              <w:t xml:space="preserve">carbarn.co.uk; Caterham Cars announcement; Car Barn Facebook</w:t>
+              <w:t xml:space="preserve">Great North Classic Car Show archive; Flickr album 2019</w:t>
             </w:r>
           </w:p>
         </w:tc>
@@ -10546,7 +11077,7 @@
                 <w:sz w:val="16"/>
                 <w:szCs w:val="16"/>
               </w:rPr>
-              <w:t xml:space="preserve">Stopover under big skies</w:t>
+              <w:t xml:space="preserve">Aston Workshop</w:t>
             </w:r>
           </w:p>
         </w:tc>
@@ -10578,7 +11109,7 @@
                 <w:sz w:val="16"/>
                 <w:szCs w:val="16"/>
               </w:rPr>
-              <w:t xml:space="preserve">Motorhome parked, valley behind, pub in walking distance. Golden light; dog if possible.</w:t>
+              <w:t xml:space="preserve">DB5 on the lift with craftsman; the eighty-car showroom line-up.</w:t>
             </w:r>
           </w:p>
         </w:tc>
@@ -10610,7 +11141,7 @@
                 <w:sz w:val="16"/>
                 <w:szCs w:val="16"/>
               </w:rPr>
-              <w:t xml:space="preserve">Motorhome Stopover Club listing; to commission</w:t>
+              <w:t xml:space="preserve">aston.co.uk; Classic &amp; Sports Car; Living North</w:t>
             </w:r>
           </w:p>
         </w:tc>
@@ -10677,7 +11208,7 @@
                 <w:sz w:val="16"/>
                 <w:szCs w:val="16"/>
               </w:rPr>
-              <w:t xml:space="preserve">Lavender at Red Row</w:t>
+              <w:t xml:space="preserve">Car Barn on meet day</w:t>
             </w:r>
           </w:p>
         </w:tc>
@@ -10708,7 +11239,7 @@
                 <w:sz w:val="16"/>
                 <w:szCs w:val="16"/>
               </w:rPr>
-              <w:t xml:space="preserve">Rows in full bloom with the valley beyond; close frame of bees. Late June to July.</w:t>
+              <w:t xml:space="preserve">Drivers' Club morning: Caterhams, classics, supercars, people.</w:t>
             </w:r>
           </w:p>
         </w:tc>
@@ -10739,7 +11270,7 @@
                 <w:sz w:val="16"/>
                 <w:szCs w:val="16"/>
               </w:rPr>
-              <w:t xml:space="preserve">Estate archive; to commission in season</w:t>
+              <w:t xml:space="preserve">carbarn.co.uk; Caterham Cars announcement; Car Barn Facebook</w:t>
             </w:r>
           </w:p>
         </w:tc>
@@ -10808,7 +11339,7 @@
                 <w:sz w:val="16"/>
                 <w:szCs w:val="16"/>
               </w:rPr>
-              <w:t xml:space="preserve">Red Row Estate Coffee</w:t>
+              <w:t xml:space="preserve">The Hill</w:t>
             </w:r>
           </w:p>
         </w:tc>
@@ -10840,7 +11371,7 @@
                 <w:sz w:val="16"/>
                 <w:szCs w:val="16"/>
               </w:rPr>
-              <w:t xml:space="preserve">Green beans, the roaster at work, a cup on the bar.</w:t>
+              <w:t xml:space="preserve">The Aston Martin timeline across the estate, owners among the cars.</w:t>
             </w:r>
           </w:p>
         </w:tc>
@@ -10872,7 +11403,7 @@
                 <w:sz w:val="16"/>
                 <w:szCs w:val="16"/>
               </w:rPr>
-              <w:t xml:space="preserve">To commission</w:t>
+              <w:t xml:space="preserve">aston.co.uk/thehill; previous editions' photography</w:t>
             </w:r>
           </w:p>
         </w:tc>
@@ -10939,7 +11470,7 @@
                 <w:sz w:val="16"/>
                 <w:szCs w:val="16"/>
               </w:rPr>
-              <w:t xml:space="preserve">The Fountain family</w:t>
+              <w:t xml:space="preserve">Stopover under big skies</w:t>
             </w:r>
           </w:p>
         </w:tc>
@@ -10970,7 +11501,7 @@
                 <w:sz w:val="16"/>
                 <w:szCs w:val="16"/>
               </w:rPr>
-              <w:t xml:space="preserve">Bob and Fraser at the pub or on the estate. One portrait, one candid.</w:t>
+              <w:t xml:space="preserve">Motorhome parked, valley behind, pub in walking distance. Golden light; dog if possible.</w:t>
             </w:r>
           </w:p>
         </w:tc>
@@ -11001,7 +11532,531 @@
                 <w:sz w:val="16"/>
                 <w:szCs w:val="16"/>
               </w:rPr>
+              <w:t xml:space="preserve">Motorhome Stopover Club listing; to commission</w:t>
+            </w:r>
+          </w:p>
+        </w:tc>
+      </w:tr>
+      <w:tr>
+        <w:trPr>
+          <w:cantSplit/>
+        </w:trPr>
+        <w:tc>
+          <w:tcPr>
+            <w:tcW w:type="dxa" w:w="900"/>
+            <w:tcBorders>
+              <w:top w:val="none" w:color="FFFFFF" w:sz="0"/>
+              <w:left w:val="none" w:color="FFFFFF" w:sz="0"/>
+              <w:bottom w:val="single" w:color="D9D3C7" w:sz="4"/>
+              <w:right w:val="none" w:color="FFFFFF" w:sz="0"/>
+            </w:tcBorders>
+            <w:shd w:fill="F7F4EE" w:color="auto" w:val="clear"/>
+            <w:tcMar>
+              <w:top w:type="dxa" w:w="90"/>
+              <w:left w:type="dxa" w:w="140"/>
+              <w:bottom w:type="dxa" w:w="90"/>
+              <w:right w:type="dxa" w:w="120"/>
+            </w:tcMar>
+          </w:tcPr>
+          <w:p>
+            <w:pPr>
+              <w:spacing w:after="0" w:line="252" w:lineRule="auto"/>
+            </w:pPr>
+            <w:r>
+              <w:rPr>
+                <w:rFonts w:ascii="Lato" w:cs="Lato" w:eastAsia="Lato" w:hAnsi="Lato"/>
+                <w:color w:val="1F1F1F"/>
+                <w:sz w:val="16"/>
+                <w:szCs w:val="16"/>
+              </w:rPr>
+              <w:t xml:space="preserve">16</w:t>
+            </w:r>
+          </w:p>
+        </w:tc>
+        <w:tc>
+          <w:tcPr>
+            <w:tcW w:type="dxa" w:w="2700"/>
+            <w:tcBorders>
+              <w:top w:val="none" w:color="FFFFFF" w:sz="0"/>
+              <w:left w:val="none" w:color="FFFFFF" w:sz="0"/>
+              <w:bottom w:val="single" w:color="D9D3C7" w:sz="4"/>
+              <w:right w:val="none" w:color="FFFFFF" w:sz="0"/>
+            </w:tcBorders>
+            <w:shd w:fill="F7F4EE" w:color="auto" w:val="clear"/>
+            <w:tcMar>
+              <w:top w:type="dxa" w:w="90"/>
+              <w:left w:type="dxa" w:w="140"/>
+              <w:bottom w:type="dxa" w:w="90"/>
+              <w:right w:type="dxa" w:w="120"/>
+            </w:tcMar>
+          </w:tcPr>
+          <w:p>
+            <w:pPr>
+              <w:spacing w:after="0" w:line="252" w:lineRule="auto"/>
+            </w:pPr>
+            <w:r>
+              <w:rPr>
+                <w:rFonts w:ascii="Lato" w:cs="Lato" w:eastAsia="Lato" w:hAnsi="Lato"/>
+                <w:color w:val="1F1F1F"/>
+                <w:sz w:val="16"/>
+                <w:szCs w:val="16"/>
+              </w:rPr>
+              <w:t xml:space="preserve">Lavender at Red Row</w:t>
+            </w:r>
+          </w:p>
+        </w:tc>
+        <w:tc>
+          <w:tcPr>
+            <w:tcW w:type="dxa" w:w="3506"/>
+            <w:tcBorders>
+              <w:top w:val="none" w:color="FFFFFF" w:sz="0"/>
+              <w:left w:val="none" w:color="FFFFFF" w:sz="0"/>
+              <w:bottom w:val="single" w:color="D9D3C7" w:sz="4"/>
+              <w:right w:val="none" w:color="FFFFFF" w:sz="0"/>
+            </w:tcBorders>
+            <w:shd w:fill="F7F4EE" w:color="auto" w:val="clear"/>
+            <w:tcMar>
+              <w:top w:type="dxa" w:w="90"/>
+              <w:left w:type="dxa" w:w="140"/>
+              <w:bottom w:type="dxa" w:w="90"/>
+              <w:right w:type="dxa" w:w="120"/>
+            </w:tcMar>
+          </w:tcPr>
+          <w:p>
+            <w:pPr>
+              <w:spacing w:after="0" w:line="252" w:lineRule="auto"/>
+            </w:pPr>
+            <w:r>
+              <w:rPr>
+                <w:rFonts w:ascii="Lato" w:cs="Lato" w:eastAsia="Lato" w:hAnsi="Lato"/>
+                <w:color w:val="1F1F1F"/>
+                <w:sz w:val="16"/>
+                <w:szCs w:val="16"/>
+              </w:rPr>
+              <w:t xml:space="preserve">Rows in full bloom with the valley beyond; close frame of bees. Late June to July.</w:t>
+            </w:r>
+          </w:p>
+        </w:tc>
+        <w:tc>
+          <w:tcPr>
+            <w:tcW w:type="dxa" w:w="2300"/>
+            <w:tcBorders>
+              <w:top w:val="none" w:color="FFFFFF" w:sz="0"/>
+              <w:left w:val="none" w:color="FFFFFF" w:sz="0"/>
+              <w:bottom w:val="single" w:color="D9D3C7" w:sz="4"/>
+              <w:right w:val="none" w:color="FFFFFF" w:sz="0"/>
+            </w:tcBorders>
+            <w:shd w:fill="F7F4EE" w:color="auto" w:val="clear"/>
+            <w:tcMar>
+              <w:top w:type="dxa" w:w="90"/>
+              <w:left w:type="dxa" w:w="140"/>
+              <w:bottom w:type="dxa" w:w="90"/>
+              <w:right w:type="dxa" w:w="120"/>
+            </w:tcMar>
+          </w:tcPr>
+          <w:p>
+            <w:pPr>
+              <w:spacing w:after="0" w:line="252" w:lineRule="auto"/>
+            </w:pPr>
+            <w:r>
+              <w:rPr>
+                <w:rFonts w:ascii="Lato" w:cs="Lato" w:eastAsia="Lato" w:hAnsi="Lato"/>
+                <w:color w:val="1F1F1F"/>
+                <w:sz w:val="16"/>
+                <w:szCs w:val="16"/>
+              </w:rPr>
+              <w:t xml:space="preserve">Estate archive; to commission in season</w:t>
+            </w:r>
+          </w:p>
+        </w:tc>
+      </w:tr>
+      <w:tr>
+        <w:trPr>
+          <w:cantSplit/>
+        </w:trPr>
+        <w:tc>
+          <w:tcPr>
+            <w:tcW w:type="dxa" w:w="900"/>
+            <w:tcBorders>
+              <w:top w:val="none" w:color="FFFFFF" w:sz="0"/>
+              <w:left w:val="none" w:color="FFFFFF" w:sz="0"/>
+              <w:bottom w:val="single" w:color="D9D3C7" w:sz="4"/>
+              <w:right w:val="none" w:color="FFFFFF" w:sz="0"/>
+            </w:tcBorders>
+            <w:tcMar>
+              <w:top w:type="dxa" w:w="90"/>
+              <w:left w:type="dxa" w:w="140"/>
+              <w:bottom w:type="dxa" w:w="90"/>
+              <w:right w:type="dxa" w:w="120"/>
+            </w:tcMar>
+          </w:tcPr>
+          <w:p>
+            <w:pPr>
+              <w:spacing w:after="0" w:line="252" w:lineRule="auto"/>
+            </w:pPr>
+            <w:r>
+              <w:rPr>
+                <w:rFonts w:ascii="Lato" w:cs="Lato" w:eastAsia="Lato" w:hAnsi="Lato"/>
+                <w:color w:val="1F1F1F"/>
+                <w:sz w:val="16"/>
+                <w:szCs w:val="16"/>
+              </w:rPr>
+              <w:t xml:space="preserve">17</w:t>
+            </w:r>
+          </w:p>
+        </w:tc>
+        <w:tc>
+          <w:tcPr>
+            <w:tcW w:type="dxa" w:w="2700"/>
+            <w:tcBorders>
+              <w:top w:val="none" w:color="FFFFFF" w:sz="0"/>
+              <w:left w:val="none" w:color="FFFFFF" w:sz="0"/>
+              <w:bottom w:val="single" w:color="D9D3C7" w:sz="4"/>
+              <w:right w:val="none" w:color="FFFFFF" w:sz="0"/>
+            </w:tcBorders>
+            <w:tcMar>
+              <w:top w:type="dxa" w:w="90"/>
+              <w:left w:type="dxa" w:w="140"/>
+              <w:bottom w:type="dxa" w:w="90"/>
+              <w:right w:type="dxa" w:w="120"/>
+            </w:tcMar>
+          </w:tcPr>
+          <w:p>
+            <w:pPr>
+              <w:spacing w:after="0" w:line="252" w:lineRule="auto"/>
+            </w:pPr>
+            <w:r>
+              <w:rPr>
+                <w:rFonts w:ascii="Lato" w:cs="Lato" w:eastAsia="Lato" w:hAnsi="Lato"/>
+                <w:color w:val="1F1F1F"/>
+                <w:sz w:val="16"/>
+                <w:szCs w:val="16"/>
+              </w:rPr>
+              <w:t xml:space="preserve">Red Row Estate Coffee</w:t>
+            </w:r>
+          </w:p>
+        </w:tc>
+        <w:tc>
+          <w:tcPr>
+            <w:tcW w:type="dxa" w:w="3506"/>
+            <w:tcBorders>
+              <w:top w:val="none" w:color="FFFFFF" w:sz="0"/>
+              <w:left w:val="none" w:color="FFFFFF" w:sz="0"/>
+              <w:bottom w:val="single" w:color="D9D3C7" w:sz="4"/>
+              <w:right w:val="none" w:color="FFFFFF" w:sz="0"/>
+            </w:tcBorders>
+            <w:tcMar>
+              <w:top w:type="dxa" w:w="90"/>
+              <w:left w:type="dxa" w:w="140"/>
+              <w:bottom w:type="dxa" w:w="90"/>
+              <w:right w:type="dxa" w:w="120"/>
+            </w:tcMar>
+          </w:tcPr>
+          <w:p>
+            <w:pPr>
+              <w:spacing w:after="0" w:line="252" w:lineRule="auto"/>
+            </w:pPr>
+            <w:r>
+              <w:rPr>
+                <w:rFonts w:ascii="Lato" w:cs="Lato" w:eastAsia="Lato" w:hAnsi="Lato"/>
+                <w:color w:val="1F1F1F"/>
+                <w:sz w:val="16"/>
+                <w:szCs w:val="16"/>
+              </w:rPr>
+              <w:t xml:space="preserve">Roaster at work if it exists by press time; otherwise a branded cup on the bar, fire behind.</w:t>
+            </w:r>
+          </w:p>
+        </w:tc>
+        <w:tc>
+          <w:tcPr>
+            <w:tcW w:type="dxa" w:w="2300"/>
+            <w:tcBorders>
+              <w:top w:val="none" w:color="FFFFFF" w:sz="0"/>
+              <w:left w:val="none" w:color="FFFFFF" w:sz="0"/>
+              <w:bottom w:val="single" w:color="D9D3C7" w:sz="4"/>
+              <w:right w:val="none" w:color="FFFFFF" w:sz="0"/>
+            </w:tcBorders>
+            <w:tcMar>
+              <w:top w:type="dxa" w:w="90"/>
+              <w:left w:type="dxa" w:w="140"/>
+              <w:bottom w:type="dxa" w:w="90"/>
+              <w:right w:type="dxa" w:w="120"/>
+            </w:tcMar>
+          </w:tcPr>
+          <w:p>
+            <w:pPr>
+              <w:spacing w:after="0" w:line="252" w:lineRule="auto"/>
+            </w:pPr>
+            <w:r>
+              <w:rPr>
+                <w:rFonts w:ascii="Lato" w:cs="Lato" w:eastAsia="Lato" w:hAnsi="Lato"/>
+                <w:color w:val="1F1F1F"/>
+                <w:sz w:val="16"/>
+                <w:szCs w:val="16"/>
+              </w:rPr>
+              <w:t xml:space="preserve">To commission</w:t>
+            </w:r>
+          </w:p>
+        </w:tc>
+      </w:tr>
+      <w:tr>
+        <w:trPr>
+          <w:cantSplit/>
+        </w:trPr>
+        <w:tc>
+          <w:tcPr>
+            <w:tcW w:type="dxa" w:w="900"/>
+            <w:tcBorders>
+              <w:top w:val="none" w:color="FFFFFF" w:sz="0"/>
+              <w:left w:val="none" w:color="FFFFFF" w:sz="0"/>
+              <w:bottom w:val="single" w:color="D9D3C7" w:sz="4"/>
+              <w:right w:val="none" w:color="FFFFFF" w:sz="0"/>
+            </w:tcBorders>
+            <w:shd w:fill="F7F4EE" w:color="auto" w:val="clear"/>
+            <w:tcMar>
+              <w:top w:type="dxa" w:w="90"/>
+              <w:left w:type="dxa" w:w="140"/>
+              <w:bottom w:type="dxa" w:w="90"/>
+              <w:right w:type="dxa" w:w="120"/>
+            </w:tcMar>
+          </w:tcPr>
+          <w:p>
+            <w:pPr>
+              <w:spacing w:after="0" w:line="252" w:lineRule="auto"/>
+            </w:pPr>
+            <w:r>
+              <w:rPr>
+                <w:rFonts w:ascii="Lato" w:cs="Lato" w:eastAsia="Lato" w:hAnsi="Lato"/>
+                <w:color w:val="1F1F1F"/>
+                <w:sz w:val="16"/>
+                <w:szCs w:val="16"/>
+              </w:rPr>
+              <w:t xml:space="preserve">18</w:t>
+            </w:r>
+          </w:p>
+        </w:tc>
+        <w:tc>
+          <w:tcPr>
+            <w:tcW w:type="dxa" w:w="2700"/>
+            <w:tcBorders>
+              <w:top w:val="none" w:color="FFFFFF" w:sz="0"/>
+              <w:left w:val="none" w:color="FFFFFF" w:sz="0"/>
+              <w:bottom w:val="single" w:color="D9D3C7" w:sz="4"/>
+              <w:right w:val="none" w:color="FFFFFF" w:sz="0"/>
+            </w:tcBorders>
+            <w:shd w:fill="F7F4EE" w:color="auto" w:val="clear"/>
+            <w:tcMar>
+              <w:top w:type="dxa" w:w="90"/>
+              <w:left w:type="dxa" w:w="140"/>
+              <w:bottom w:type="dxa" w:w="90"/>
+              <w:right w:type="dxa" w:w="120"/>
+            </w:tcMar>
+          </w:tcPr>
+          <w:p>
+            <w:pPr>
+              <w:spacing w:after="0" w:line="252" w:lineRule="auto"/>
+            </w:pPr>
+            <w:r>
+              <w:rPr>
+                <w:rFonts w:ascii="Lato" w:cs="Lato" w:eastAsia="Lato" w:hAnsi="Lato"/>
+                <w:color w:val="1F1F1F"/>
+                <w:sz w:val="16"/>
+                <w:szCs w:val="16"/>
+              </w:rPr>
+              <w:t xml:space="preserve">The Fountain family</w:t>
+            </w:r>
+          </w:p>
+        </w:tc>
+        <w:tc>
+          <w:tcPr>
+            <w:tcW w:type="dxa" w:w="3506"/>
+            <w:tcBorders>
+              <w:top w:val="none" w:color="FFFFFF" w:sz="0"/>
+              <w:left w:val="none" w:color="FFFFFF" w:sz="0"/>
+              <w:bottom w:val="single" w:color="D9D3C7" w:sz="4"/>
+              <w:right w:val="none" w:color="FFFFFF" w:sz="0"/>
+            </w:tcBorders>
+            <w:shd w:fill="F7F4EE" w:color="auto" w:val="clear"/>
+            <w:tcMar>
+              <w:top w:type="dxa" w:w="90"/>
+              <w:left w:type="dxa" w:w="140"/>
+              <w:bottom w:type="dxa" w:w="90"/>
+              <w:right w:type="dxa" w:w="120"/>
+            </w:tcMar>
+          </w:tcPr>
+          <w:p>
+            <w:pPr>
+              <w:spacing w:after="0" w:line="252" w:lineRule="auto"/>
+            </w:pPr>
+            <w:r>
+              <w:rPr>
+                <w:rFonts w:ascii="Lato" w:cs="Lato" w:eastAsia="Lato" w:hAnsi="Lato"/>
+                <w:color w:val="1F1F1F"/>
+                <w:sz w:val="16"/>
+                <w:szCs w:val="16"/>
+              </w:rPr>
+              <w:t xml:space="preserve">Bob beside a DB5 in the former sheep shed; Bob and Fraser at the bar.</w:t>
+            </w:r>
+          </w:p>
+        </w:tc>
+        <w:tc>
+          <w:tcPr>
+            <w:tcW w:type="dxa" w:w="2300"/>
+            <w:tcBorders>
+              <w:top w:val="none" w:color="FFFFFF" w:sz="0"/>
+              <w:left w:val="none" w:color="FFFFFF" w:sz="0"/>
+              <w:bottom w:val="single" w:color="D9D3C7" w:sz="4"/>
+              <w:right w:val="none" w:color="FFFFFF" w:sz="0"/>
+            </w:tcBorders>
+            <w:shd w:fill="F7F4EE" w:color="auto" w:val="clear"/>
+            <w:tcMar>
+              <w:top w:type="dxa" w:w="90"/>
+              <w:left w:type="dxa" w:w="140"/>
+              <w:bottom w:type="dxa" w:w="90"/>
+              <w:right w:type="dxa" w:w="120"/>
+            </w:tcMar>
+          </w:tcPr>
+          <w:p>
+            <w:pPr>
+              <w:spacing w:after="0" w:line="252" w:lineRule="auto"/>
+            </w:pPr>
+            <w:r>
+              <w:rPr>
+                <w:rFonts w:ascii="Lato" w:cs="Lato" w:eastAsia="Lato" w:hAnsi="Lato"/>
+                <w:color w:val="1F1F1F"/>
+                <w:sz w:val="16"/>
+                <w:szCs w:val="16"/>
+              </w:rPr>
               <w:t xml:space="preserve">To commission; Living North and Bdaily features</w:t>
+            </w:r>
+          </w:p>
+        </w:tc>
+      </w:tr>
+      <w:tr>
+        <w:trPr>
+          <w:cantSplit/>
+        </w:trPr>
+        <w:tc>
+          <w:tcPr>
+            <w:tcW w:type="dxa" w:w="900"/>
+            <w:tcBorders>
+              <w:top w:val="none" w:color="FFFFFF" w:sz="0"/>
+              <w:left w:val="none" w:color="FFFFFF" w:sz="0"/>
+              <w:bottom w:val="single" w:color="D9D3C7" w:sz="4"/>
+              <w:right w:val="none" w:color="FFFFFF" w:sz="0"/>
+            </w:tcBorders>
+            <w:tcMar>
+              <w:top w:type="dxa" w:w="90"/>
+              <w:left w:type="dxa" w:w="140"/>
+              <w:bottom w:type="dxa" w:w="90"/>
+              <w:right w:type="dxa" w:w="120"/>
+            </w:tcMar>
+          </w:tcPr>
+          <w:p>
+            <w:pPr>
+              <w:spacing w:after="0" w:line="252" w:lineRule="auto"/>
+            </w:pPr>
+            <w:r>
+              <w:rPr>
+                <w:rFonts w:ascii="Lato" w:cs="Lato" w:eastAsia="Lato" w:hAnsi="Lato"/>
+                <w:color w:val="1F1F1F"/>
+                <w:sz w:val="16"/>
+                <w:szCs w:val="16"/>
+              </w:rPr>
+              <w:t xml:space="preserve">Map</w:t>
+            </w:r>
+          </w:p>
+        </w:tc>
+        <w:tc>
+          <w:tcPr>
+            <w:tcW w:type="dxa" w:w="2700"/>
+            <w:tcBorders>
+              <w:top w:val="none" w:color="FFFFFF" w:sz="0"/>
+              <w:left w:val="none" w:color="FFFFFF" w:sz="0"/>
+              <w:bottom w:val="single" w:color="D9D3C7" w:sz="4"/>
+              <w:right w:val="none" w:color="FFFFFF" w:sz="0"/>
+            </w:tcBorders>
+            <w:tcMar>
+              <w:top w:type="dxa" w:w="90"/>
+              <w:left w:type="dxa" w:w="140"/>
+              <w:bottom w:type="dxa" w:w="90"/>
+              <w:right w:type="dxa" w:w="120"/>
+            </w:tcMar>
+          </w:tcPr>
+          <w:p>
+            <w:pPr>
+              <w:spacing w:after="0" w:line="252" w:lineRule="auto"/>
+            </w:pPr>
+            <w:r>
+              <w:rPr>
+                <w:rFonts w:ascii="Lato" w:cs="Lato" w:eastAsia="Lato" w:hAnsi="Lato"/>
+                <w:color w:val="1F1F1F"/>
+                <w:sz w:val="16"/>
+                <w:szCs w:val="16"/>
+              </w:rPr>
+              <w:t xml:space="preserve">Estate map</w:t>
+            </w:r>
+          </w:p>
+        </w:tc>
+        <w:tc>
+          <w:tcPr>
+            <w:tcW w:type="dxa" w:w="3506"/>
+            <w:tcBorders>
+              <w:top w:val="none" w:color="FFFFFF" w:sz="0"/>
+              <w:left w:val="none" w:color="FFFFFF" w:sz="0"/>
+              <w:bottom w:val="single" w:color="D9D3C7" w:sz="4"/>
+              <w:right w:val="none" w:color="FFFFFF" w:sz="0"/>
+            </w:tcBorders>
+            <w:tcMar>
+              <w:top w:type="dxa" w:w="90"/>
+              <w:left w:type="dxa" w:w="140"/>
+              <w:bottom w:type="dxa" w:w="90"/>
+              <w:right w:type="dxa" w:w="120"/>
+            </w:tcMar>
+          </w:tcPr>
+          <w:p>
+            <w:pPr>
+              <w:spacing w:after="0" w:line="252" w:lineRule="auto"/>
+            </w:pPr>
+            <w:r>
+              <w:rPr>
+                <w:rFonts w:ascii="Lato" w:cs="Lato" w:eastAsia="Lato" w:hAnsi="Lato"/>
+                <w:color w:val="1F1F1F"/>
+                <w:sz w:val="16"/>
+                <w:szCs w:val="16"/>
+              </w:rPr>
+              <w:t xml:space="preserve">A simple illustrated map: pub, rooms, Retreat, cottage, marquee, workshop, Car Barn, stopover, the mile to the museum.</w:t>
+            </w:r>
+          </w:p>
+        </w:tc>
+        <w:tc>
+          <w:tcPr>
+            <w:tcW w:type="dxa" w:w="2300"/>
+            <w:tcBorders>
+              <w:top w:val="none" w:color="FFFFFF" w:sz="0"/>
+              <w:left w:val="none" w:color="FFFFFF" w:sz="0"/>
+              <w:bottom w:val="single" w:color="D9D3C7" w:sz="4"/>
+              <w:right w:val="none" w:color="FFFFFF" w:sz="0"/>
+            </w:tcBorders>
+            <w:tcMar>
+              <w:top w:type="dxa" w:w="90"/>
+              <w:left w:type="dxa" w:w="140"/>
+              <w:bottom w:type="dxa" w:w="90"/>
+              <w:right w:type="dxa" w:w="120"/>
+            </w:tcMar>
+          </w:tcPr>
+          <w:p>
+            <w:pPr>
+              <w:spacing w:after="0" w:line="252" w:lineRule="auto"/>
+            </w:pPr>
+            <w:r>
+              <w:rPr>
+                <w:rFonts w:ascii="Lato" w:cs="Lato" w:eastAsia="Lato" w:hAnsi="Lato"/>
+                <w:color w:val="1F1F1F"/>
+                <w:sz w:val="16"/>
+                <w:szCs w:val="16"/>
+              </w:rPr>
+              <w:t xml:space="preserve">To commission from an illustrator</w:t>
             </w:r>
           </w:p>
         </w:tc>
@@ -11079,7 +12134,7 @@
           <w:sz w:val="21"/>
           <w:szCs w:val="21"/>
         </w:rPr>
-        <w:t xml:space="preserve">: 142 traveller photos on the hotel listing and more on the restaurant listing. Useful as a reference for what guests love to photograph, not for publication: guest photos are not licensed for press use.</w:t>
+        <w:t xml:space="preserve">: the hotel and restaurant galleries. Useful as a reference for what guests love to photograph, not for publication: guest photos are not licensed for press use.</w:t>
       </w:r>
     </w:p>
     <w:p>
@@ -11345,7 +12400,7 @@
     <w:p>
       <w:pPr>
         <w:sectPr>
-          <w:footerReference w:type="default" r:id="rId24"/>
+          <w:footerReference w:type="default" r:id="rId25"/>
           <w:type w:val="continuous"/>
           <w:pgSz w:w="11906" w:h="16838" w:orient="portrait"/>
           <w:pgMar w:top="1250" w:right="1250" w:bottom="1150" w:left="1250" w:header="500" w:footer="560" w:gutter="0"/>
@@ -11385,7 +12440,7 @@
           <w:sz w:val="60"/>
           <w:szCs w:val="60"/>
         </w:rPr>
-        <w:t xml:space="preserve">  Editor's notes</w:t>
+        <w:t xml:space="preserve">  Notes and checks</w:t>
       </w:r>
     </w:p>
     <w:p>
@@ -11418,7 +12473,7 @@
           <w:sz w:val="21"/>
           <w:szCs w:val="21"/>
         </w:rPr>
-        <w:t xml:space="preserve">This pack distinguishes between three kinds of claim. Documented facts are drawn from the estate's own published material, the CAMRA listing, the Caterham Cars and Aston Workshop announcements, regional press coverage and public archives. Family account covers history passed down at Red Row and told in good faith; it is flagged as such wherever it appears. Items still being checked are listed here so that nothing is presented to a journalist as verified before it is.</w:t>
+        <w:t xml:space="preserve">Three kinds of claim appear in this pack. Documented facts come from the estate's own published material, the CAMRA listing, the Caterham Cars and Aston Workshop announcements, regional press and public archives. Family account is history passed down at Red Row, told in good faith and flagged wherever it appears. Items still being checked are listed here so that nothing reaches a journalist as verified before it is.</w:t>
       </w:r>
     </w:p>
     <w:p>
@@ -11515,7 +12570,7 @@
           <w:ilvl w:val="0"/>
           <w:numId w:val="3"/>
         </w:numPr>
-        <w:spacing w:after="90" w:before="0" w:line="276" w:lineRule="auto"/>
+        <w:spacing w:after="50" w:before="0" w:line="264" w:lineRule="auto"/>
       </w:pPr>
       <w:r>
         <w:rPr>
@@ -11524,7 +12579,7 @@
           <w:sz w:val="21"/>
           <w:szCs w:val="21"/>
         </w:rPr>
-        <w:t xml:space="preserve">Exact date and origin of the Black Horse building, and the relationship between the 1740 Red Row lease in the Shafto (Beamish) Papers and the present building.</w:t>
+        <w:t xml:space="preserve">Exact date and origin of the Black Horse building, and the relationship between the 1740 Red Row lease in the Shafto (Beamish) Papers and the present building. The Shafto link needs care: Bobby Shafto of the song was born in 1732, so the c.1690 cottages predate him; the pack now says 'the Shafto family's estate'.</w:t>
       </w:r>
     </w:p>
     <w:p>
@@ -11534,7 +12589,7 @@
           <w:ilvl w:val="0"/>
           <w:numId w:val="3"/>
         </w:numPr>
-        <w:spacing w:after="90" w:before="0" w:line="276" w:lineRule="auto"/>
+        <w:spacing w:after="50" w:before="0" w:line="264" w:lineRule="auto"/>
       </w:pPr>
       <w:r>
         <w:rPr>
@@ -11553,7 +12608,7 @@
           <w:ilvl w:val="0"/>
           <w:numId w:val="3"/>
         </w:numPr>
-        <w:spacing w:after="90" w:before="0" w:line="276" w:lineRule="auto"/>
+        <w:spacing w:after="50" w:before="0" w:line="264" w:lineRule="auto"/>
       </w:pPr>
       <w:r>
         <w:rPr>
@@ -11572,7 +12627,7 @@
           <w:ilvl w:val="0"/>
           <w:numId w:val="3"/>
         </w:numPr>
-        <w:spacing w:after="90" w:before="0" w:line="276" w:lineRule="auto"/>
+        <w:spacing w:after="50" w:before="0" w:line="264" w:lineRule="auto"/>
       </w:pPr>
       <w:r>
         <w:rPr>
@@ -11591,7 +12646,7 @@
           <w:ilvl w:val="0"/>
           <w:numId w:val="3"/>
         </w:numPr>
-        <w:spacing w:after="90" w:before="0" w:line="276" w:lineRule="auto"/>
+        <w:spacing w:after="50" w:before="0" w:line="264" w:lineRule="auto"/>
       </w:pPr>
       <w:r>
         <w:rPr>
@@ -11610,7 +12665,7 @@
           <w:ilvl w:val="0"/>
           <w:numId w:val="3"/>
         </w:numPr>
-        <w:spacing w:after="90" w:before="0" w:line="276" w:lineRule="auto"/>
+        <w:spacing w:after="50" w:before="0" w:line="264" w:lineRule="auto"/>
       </w:pPr>
       <w:r>
         <w:rPr>
@@ -11629,7 +12684,7 @@
           <w:ilvl w:val="0"/>
           <w:numId w:val="3"/>
         </w:numPr>
-        <w:spacing w:after="90" w:before="0" w:line="276" w:lineRule="auto"/>
+        <w:spacing w:after="50" w:before="0" w:line="264" w:lineRule="auto"/>
       </w:pPr>
       <w:r>
         <w:rPr>
@@ -11648,7 +12703,7 @@
           <w:ilvl w:val="0"/>
           <w:numId w:val="3"/>
         </w:numPr>
-        <w:spacing w:after="90" w:before="0" w:line="276" w:lineRule="auto"/>
+        <w:spacing w:after="50" w:before="0" w:line="264" w:lineRule="auto"/>
       </w:pPr>
       <w:r>
         <w:rPr>
@@ -11662,23 +12717,12 @@
     </w:p>
     <w:p>
       <w:pPr>
-        <w:keepNext/>
-        <w:spacing w:after="80" w:before="260"/>
-      </w:pPr>
-      <w:r>
-        <w:rPr>
-          <w:rFonts w:ascii="Cormorant Garamond SemiBold" w:cs="Cormorant Garamond SemiBold" w:eastAsia="Cormorant Garamond SemiBold" w:hAnsi="Cormorant Garamond SemiBold"/>
-          <w:color w:val="16352A"/>
-          <w:sz w:val="34"/>
-          <w:szCs w:val="34"/>
-        </w:rPr>
-        <w:t xml:space="preserve">Assets still to add</w:t>
-      </w:r>
-    </w:p>
-    <w:p>
-      <w:pPr>
-        <w:spacing w:after="140" w:before="0" w:line="288" w:lineRule="auto"/>
-        <w:jc w:val="left"/>
+        <w:pStyle w:val="ListParagraph"/>
+        <w:numPr>
+          <w:ilvl w:val="0"/>
+          <w:numId w:val="3"/>
+        </w:numPr>
+        <w:spacing w:after="50" w:before="0" w:line="264" w:lineRule="auto"/>
       </w:pPr>
       <w:r>
         <w:rPr>
@@ -11687,7 +12731,45 @@
           <w:sz w:val="21"/>
           <w:szCs w:val="21"/>
         </w:rPr>
-        <w:t xml:space="preserve">Red Row Estate master logo; Black Horse Beamish logo; Aston Workshop and Car Barn logos; the fifteen photographs listed in the image library; historic Vaux material if located. Once the logos are supplied, the cover, section openers and footer of this pack should carry the estate's own marks in place of the horseshoe device used here.</w:t>
+        <w:t xml:space="preserve">Timeline dates: when Old Red Row Rooms, the Retreat, the Orchard Marquee and Car Barn opened; the first car show and the first The Hill; whether the car show returns in 2026.</w:t>
+      </w:r>
+    </w:p>
+    <w:p>
+      <w:pPr>
+        <w:pStyle w:val="ListParagraph"/>
+        <w:numPr>
+          <w:ilvl w:val="0"/>
+          <w:numId w:val="3"/>
+        </w:numPr>
+        <w:spacing w:after="50" w:before="0" w:line="264" w:lineRule="auto"/>
+      </w:pPr>
+      <w:r>
+        <w:rPr>
+          <w:rFonts w:ascii="Lato" w:cs="Lato" w:eastAsia="Lato" w:hAnsi="Lato"/>
+          <w:color w:val="1F1F1F"/>
+          <w:sz w:val="21"/>
+          <w:szCs w:val="21"/>
+        </w:rPr>
+        <w:t xml:space="preserve">The Retreat's room count: the website lists two suites and two doubles; the owner's draft lists six rooms and two apartments. The pack uses eighteen bedrooms in total until this is settled.</w:t>
+      </w:r>
+    </w:p>
+    <w:p>
+      <w:pPr>
+        <w:pStyle w:val="ListParagraph"/>
+        <w:numPr>
+          <w:ilvl w:val="0"/>
+          <w:numId w:val="3"/>
+        </w:numPr>
+        <w:spacing w:after="50" w:before="0" w:line="264" w:lineRule="auto"/>
+      </w:pPr>
+      <w:r>
+        <w:rPr>
+          <w:rFonts w:ascii="Lato" w:cs="Lato" w:eastAsia="Lato" w:hAnsi="Lato"/>
+          <w:color w:val="1F1F1F"/>
+          <w:sz w:val="21"/>
+          <w:szCs w:val="21"/>
+        </w:rPr>
+        <w:t xml:space="preserve">Still to add: the Red Row Estate, Black Horse Beamish, Aston Workshop and Car Barn logos, which then replace the horseshoe device on the cover, section bands and footer; the eighteen photographs and the estate map; any historic Vaux material.</w:t>
       </w:r>
     </w:p>
     <w:p>
@@ -11695,7 +12777,7 @@
         <w:pBdr>
           <w:bottom w:val="single" w:color="B08D57" w:sz="6" w:space="1"/>
         </w:pBdr>
-        <w:spacing w:after="160" w:before="300"/>
+        <w:spacing w:after="100" w:before="160"/>
       </w:pPr>
     </w:p>
     <w:p>
@@ -11711,13 +12793,13 @@
           <w:sz w:val="12"/>
           <w:szCs w:val="12"/>
         </w:rPr>
-        <w:t xml:space="preserve">RED ROW ESTATE · PRESS &amp; MEDIA PACK · FIRST EDITION · SEPTEMBER 2026 · WORKING DRAFT FOR THE OWNER'S REVIEW</w:t>
+        <w:t xml:space="preserve">FIRST EDITION · SEPTEMBER 2026 · DRAFT FOR THE OWNER'S REVIEW</w:t>
       </w:r>
     </w:p>
     <w:p>
       <w:pPr>
         <w:sectPr>
-          <w:footerReference w:type="default" r:id="rId25"/>
+          <w:footerReference w:type="default" r:id="rId26"/>
           <w:type w:val="continuous"/>
           <w:pgSz w:w="11906" w:h="16838" w:orient="portrait"/>
           <w:pgMar w:top="1250" w:right="1250" w:bottom="1150" w:left="1250" w:header="500" w:footer="560" w:gutter="0"/>
@@ -11743,7 +12825,7 @@
             <wp:extent cx="7562850" cy="10696575"/>
             <wp:effectExtent t="0" r="0" b="0" l="0"/>
             <wp:wrapNone/>
-            <wp:docPr id="17" name="" descr="" title=""/>
+            <wp:docPr id="21" name="" descr="" title=""/>
             <wp:cNvGraphicFramePr>
               <a:graphicFrameLocks xmlns:a="http://schemas.openxmlformats.org/drawingml/2006/main" noChangeAspect="1"/>
             </wp:cNvGraphicFramePr>
@@ -11757,7 +12839,7 @@
                     </pic:cNvPicPr>
                   </pic:nvPicPr>
                   <pic:blipFill>
-                    <a:blip r:embed="rId44" cstate="none"/>
+                    <a:blip r:embed="rId49" cstate="none"/>
                     <a:srcRect/>
                     <a:stretch>
                       <a:fillRect/>
@@ -11780,7 +12862,7 @@
       </w:r>
     </w:p>
     <w:sectPr>
-      <w:footerReference w:type="default" r:id="rId26"/>
+      <w:footerReference w:type="default" r:id="rId27"/>
       <w:type w:val="nextPage"/>
       <w:pgSz w:w="11906" w:h="16838" w:orient="portrait"/>
       <w:pgMar w:top="0" w:right="0" w:bottom="0" w:left="0" w:header="708" w:footer="708" w:gutter="0"/>
@@ -12412,6 +13494,54 @@
 
 <file path=word/footer21.xml><?xml version="1.0" encoding="utf-8"?>
 <w:ftr xmlns:wpc="http://schemas.microsoft.com/office/word/2010/wordprocessingCanvas" xmlns:mc="http://schemas.openxmlformats.org/markup-compatibility/2006" xmlns:o="urn:schemas-microsoft-com:office:office" xmlns:r="http://schemas.openxmlformats.org/officeDocument/2006/relationships" xmlns:m="http://schemas.openxmlformats.org/officeDocument/2006/math" xmlns:v="urn:schemas-microsoft-com:vml" xmlns:wp14="http://schemas.microsoft.com/office/word/2010/wordprocessingDrawing" xmlns:wp="http://schemas.openxmlformats.org/drawingml/2006/wordprocessingDrawing" xmlns:w10="urn:schemas-microsoft-com:office:word" xmlns:w="http://schemas.openxmlformats.org/wordprocessingml/2006/main" xmlns:w14="http://schemas.microsoft.com/office/word/2010/wordml" xmlns:w15="http://schemas.microsoft.com/office/word/2012/wordml" xmlns:wpg="http://schemas.microsoft.com/office/word/2010/wordprocessingGroup" xmlns:wpi="http://schemas.microsoft.com/office/word/2010/wordprocessingInk" xmlns:wne="http://schemas.microsoft.com/office/word/2006/wordml" xmlns:wps="http://schemas.microsoft.com/office/word/2010/wordprocessingShape">
+  <w:p>
+    <w:pPr>
+      <w:pBdr>
+        <w:top w:val="single" w:color="B08D57" w:sz="4" w:space="8"/>
+      </w:pBdr>
+      <w:tabs>
+        <w:tab w:val="right" w:pos="9406"/>
+      </w:tabs>
+      <w:spacing w:after="0" w:before="0"/>
+    </w:pPr>
+    <w:r>
+      <w:rPr>
+        <w:rFonts w:ascii="Cinzel" w:cs="Cinzel" w:eastAsia="Cinzel" w:hAnsi="Cinzel"/>
+        <w:color w:val="B08D57"/>
+        <w:spacing w:val="40"/>
+        <w:sz w:val="12"/>
+        <w:szCs w:val="12"/>
+      </w:rPr>
+      <w:t xml:space="preserve">RED ROW ESTATE  ·  PRESS &amp; MEDIA PACK  ·  2026</w:t>
+    </w:r>
+    <w:r>
+      <w:rPr>
+        <w:rFonts w:ascii="Cinzel" w:cs="Cinzel" w:eastAsia="Cinzel" w:hAnsi="Cinzel"/>
+        <w:sz w:val="12"/>
+        <w:szCs w:val="12"/>
+      </w:rPr>
+      <w:t xml:space="preserve">	</w:t>
+    </w:r>
+    <w:r>
+      <w:rPr>
+        <w:rFonts w:ascii="Cinzel" w:cs="Cinzel" w:eastAsia="Cinzel" w:hAnsi="Cinzel"/>
+        <w:color w:val="6B6B6B"/>
+        <w:spacing w:val="40"/>
+        <w:sz w:val="12"/>
+        <w:szCs w:val="12"/>
+      </w:rPr>
+      <w:t xml:space="preserve">PAGE </w:t>
+      <w:fldChar w:fldCharType="begin"/>
+      <w:instrText xml:space="preserve">PAGE</w:instrText>
+      <w:fldChar w:fldCharType="separate"/>
+      <w:fldChar w:fldCharType="end"/>
+    </w:r>
+  </w:p>
+</w:ftr>
+</file>
+
+<file path=word/footer22.xml><?xml version="1.0" encoding="utf-8"?>
+<w:ftr xmlns:wpc="http://schemas.microsoft.com/office/word/2010/wordprocessingCanvas" xmlns:mc="http://schemas.openxmlformats.org/markup-compatibility/2006" xmlns:o="urn:schemas-microsoft-com:office:office" xmlns:r="http://schemas.openxmlformats.org/officeDocument/2006/relationships" xmlns:m="http://schemas.openxmlformats.org/officeDocument/2006/math" xmlns:v="urn:schemas-microsoft-com:vml" xmlns:wp14="http://schemas.microsoft.com/office/word/2010/wordprocessingDrawing" xmlns:wp="http://schemas.openxmlformats.org/drawingml/2006/wordprocessingDrawing" xmlns:w10="urn:schemas-microsoft-com:office:word" xmlns:w="http://schemas.openxmlformats.org/wordprocessingml/2006/main" xmlns:w14="http://schemas.microsoft.com/office/word/2010/wordml" xmlns:w15="http://schemas.microsoft.com/office/word/2012/wordml" xmlns:wpg="http://schemas.microsoft.com/office/word/2010/wordprocessingGroup" xmlns:wpi="http://schemas.microsoft.com/office/word/2010/wordprocessingInk" xmlns:wne="http://schemas.microsoft.com/office/word/2006/wordml" xmlns:wps="http://schemas.microsoft.com/office/word/2010/wordprocessingShape">
   <w:p/>
 </w:ftr>
 </file>
